--- a/google-docs/14-frontend-system-design.docx
+++ b/google-docs/14-frontend-system-design.docx
@@ -902,6 +902,52 @@
       </w:r>
     </w:p>
     <w:p>
+      <w:r>
+        <w:rPr/>
+        <w:t xml:space="preserve">Every answer below has four parts: </w:t>
+      </w:r>
+      <w:r>
+        <w:rPr>
+          <w:b/>
+        </w:rPr>
+        <w:t>Short answer</w:t>
+      </w:r>
+      <w:r>
+        <w:rPr/>
+        <w:t xml:space="preserve"> (say this first), </w:t>
+      </w:r>
+      <w:r>
+        <w:rPr>
+          <w:b/>
+        </w:rPr>
+        <w:t>Explanation</w:t>
+      </w:r>
+      <w:r>
+        <w:rPr/>
+        <w:t xml:space="preserve"> (add if asked for more), </w:t>
+      </w:r>
+      <w:r>
+        <w:rPr>
+          <w:b/>
+        </w:rPr>
+        <w:t>Example</w:t>
+      </w:r>
+      <w:r>
+        <w:rPr/>
+        <w:t xml:space="preserve"> (a diagram, code or real situation) and </w:t>
+      </w:r>
+      <w:r>
+        <w:rPr>
+          <w:b/>
+        </w:rPr>
+        <w:t>Say it like this</w:t>
+      </w:r>
+      <w:r>
+        <w:rPr/>
+        <w:t xml:space="preserve"> (a sample spoken answer). The worked designs in Part C use the same four parts.</w:t>
+      </w:r>
+    </w:p>
+    <w:p>
       <w:pPr>
         <w:pStyle w:val="Heading2"/>
         <w:pBdr>
@@ -951,43 +997,8 @@
       </w:r>
       <w:r>
         <w:rPr/>
-        <w:t xml:space="preserve"> Choose per route:</w:t>
-      </w:r>
-    </w:p>
-    <w:p>
-      <w:pPr>
-        <w:pStyle w:val="ListBullet"/>
-        <w:spacing w:after="40"/>
-      </w:pPr>
-      <w:r>
-        <w:rPr/>
-        <w:t>Public, SEO-critical, mostly static pages → SSG or ISR.</w:t>
-      </w:r>
-    </w:p>
-    <w:p>
-      <w:pPr>
-        <w:pStyle w:val="ListBullet"/>
-        <w:spacing w:after="40"/>
-      </w:pPr>
-      <w:r>
-        <w:rPr/>
-        <w:t>Public but personalised or fresh pages → SSR or streaming.</w:t>
-      </w:r>
-    </w:p>
-    <w:p>
-      <w:pPr>
-        <w:pStyle w:val="ListBullet"/>
-        <w:spacing w:after="40"/>
-      </w:pPr>
-      <w:r>
-        <w:rPr/>
-        <w:t>Authenticated, highly interactive apps → CSR or a SPA, possibly with an SSR shell.</w:t>
-      </w:r>
-    </w:p>
-    <w:p>
-      <w:pPr>
-        <w:spacing w:after="0"/>
-      </w:pPr>
+        <w:t xml:space="preserve"> Per route: static or ISR for public, mostly static pages; SSR or streaming for public personalised pages; CSR for authenticated, highly interactive apps.</w:t>
+      </w:r>
     </w:p>
     <w:p>
       <w:r>
@@ -997,11 +1008,41 @@
         <w:rPr>
           <w:b/>
         </w:rPr>
+        <w:t>Explanation:</w:t>
+      </w:r>
+      <w:r>
+        <w:rPr/>
+        <w:t xml:space="preserve"> The decision depends on SEO needs, freshness and personalisation. Mixing strategies in one app is normal.</w:t>
+      </w:r>
+    </w:p>
+    <w:p>
+      <w:r>
+        <w:rPr/>
+      </w:r>
+      <w:r>
+        <w:rPr>
+          <w:b/>
+        </w:rPr>
+        <w:t>Example:</w:t>
+      </w:r>
+      <w:r>
+        <w:rPr/>
+        <w:t xml:space="preserve"> Marketing pages SSG, product catalogue ISR, logged-in dashboard CSR with an SSR shell.</w:t>
+      </w:r>
+    </w:p>
+    <w:p>
+      <w:r>
+        <w:rPr/>
+      </w:r>
+      <w:r>
+        <w:rPr>
+          <w:b/>
+        </w:rPr>
         <w:t>Say it like this:</w:t>
       </w:r>
       <w:r>
         <w:rPr/>
-        <w:t xml:space="preserve"> "I don't pick one strategy for the whole app. Marketing pages are static, the product catalogue uses ISR, and the logged-in dashboard is client-rendered with a server-rendered shell."</w:t>
+        <w:t xml:space="preserve"> "I don't pick one strategy for the whole app; each route gets the cheapest strategy that meets its freshness and SEO needs."</w:t>
       </w:r>
     </w:p>
     <w:p>
@@ -1049,27 +1090,52 @@
       </w:r>
       <w:r>
         <w:rPr/>
-        <w:t xml:space="preserve"> A </w:t>
+        <w:t xml:space="preserve"> A SPA routes on the client with app-like transitions but heavier initial JS; an MPA does full page loads, is simpler and performs better by default.</w:t>
+      </w:r>
+    </w:p>
+    <w:p>
+      <w:r>
+        <w:rPr/>
       </w:r>
       <w:r>
         <w:rPr>
           <w:b/>
         </w:rPr>
-        <w:t>SPA</w:t>
-      </w:r>
-      <w:r>
-        <w:rPr/>
-        <w:t xml:space="preserve"> routes on the client, so transitions feel app-like, but the initial JavaScript is heavier. An </w:t>
+        <w:t>Explanation:</w:t>
+      </w:r>
+      <w:r>
+        <w:rPr/>
+        <w:t xml:space="preserve"> Modern MPAs use view transitions and prefetching to feel smooth.</w:t>
+      </w:r>
+    </w:p>
+    <w:p>
+      <w:r>
+        <w:rPr/>
       </w:r>
       <w:r>
         <w:rPr>
           <w:b/>
         </w:rPr>
-        <w:t>MPA</w:t>
-      </w:r>
-      <w:r>
-        <w:rPr/>
-        <w:t xml:space="preserve"> does full page loads; it's simpler and performs better by default. Modern MPAs use view transitions and prefetching to feel smooth.</w:t>
+        <w:t>Example:</w:t>
+      </w:r>
+      <w:r>
+        <w:rPr/>
+        <w:t xml:space="preserve"> A real-time call app is a natural SPA; a documentation site is a natural MPA.</w:t>
+      </w:r>
+    </w:p>
+    <w:p>
+      <w:r>
+        <w:rPr/>
+      </w:r>
+      <w:r>
+        <w:rPr>
+          <w:b/>
+        </w:rPr>
+        <w:t>Say it like this:</w:t>
+      </w:r>
+      <w:r>
+        <w:rPr/>
+        <w:t xml:space="preserve"> "SPAs fit long-lived interactive sessions; MPAs fit content sites, and modern tooling narrows the gap."</w:t>
       </w:r>
     </w:p>
     <w:p>
@@ -1117,7 +1183,36 @@
       </w:r>
       <w:r>
         <w:rPr/>
-        <w:t xml:space="preserve"> Pages → layouts → feature containers → presentational components → design-system primitives. Keep data fetching at feature boundaries, so presentational components stay reusable and testable.</w:t>
+        <w:t xml:space="preserve"> Pages → layouts → feature containers → presentational components → design-system primitives, with data fetching at feature boundaries.</w:t>
+      </w:r>
+    </w:p>
+    <w:p>
+      <w:r>
+        <w:rPr/>
+      </w:r>
+      <w:r>
+        <w:rPr>
+          <w:b/>
+        </w:rPr>
+        <w:t>Explanation:</w:t>
+      </w:r>
+      <w:r>
+        <w:rPr/>
+        <w:t xml:space="preserve"> Presentational components stay reusable and testable when they only receive props.</w:t>
+      </w:r>
+    </w:p>
+    <w:p>
+      <w:r>
+        <w:rPr/>
+      </w:r>
+      <w:r>
+        <w:rPr>
+          <w:b/>
+        </w:rPr>
+        <w:t>Example:</w:t>
+      </w:r>
+      <w:r>
+        <w:rPr/>
       </w:r>
     </w:p>
     <w:tbl>
@@ -1160,39 +1255,7 @@
                 <w:rFonts w:ascii="Courier New" w:hAnsi="Courier New" w:eastAsia="Courier New"/>
                 <w:sz w:val="19"/>
               </w:rPr>
-              <w:t>CallsPage (route)</w:t>
-              <w:br/>
-            </w:r>
-            <w:r>
-              <w:rPr>
-                <w:rFonts w:ascii="Courier New" w:hAnsi="Courier New" w:eastAsia="Courier New"/>
-                <w:sz w:val="19"/>
-              </w:rPr>
-              <w:t xml:space="preserve"> └─ CallsLayout</w:t>
-              <w:br/>
-            </w:r>
-            <w:r>
-              <w:rPr>
-                <w:rFonts w:ascii="Courier New" w:hAnsi="Courier New" w:eastAsia="Courier New"/>
-                <w:sz w:val="19"/>
-              </w:rPr>
-              <w:t xml:space="preserve">     ├─ CallFilters (feature: owns filter state → URL)</w:t>
-              <w:br/>
-            </w:r>
-            <w:r>
-              <w:rPr>
-                <w:rFonts w:ascii="Courier New" w:hAnsi="Courier New" w:eastAsia="Courier New"/>
-                <w:sz w:val="19"/>
-              </w:rPr>
-              <w:t xml:space="preserve">     └─ CallTable (feature: fetches data)</w:t>
-              <w:br/>
-            </w:r>
-            <w:r>
-              <w:rPr>
-                <w:rFonts w:ascii="Courier New" w:hAnsi="Courier New" w:eastAsia="Courier New"/>
-                <w:sz w:val="19"/>
-              </w:rPr>
-              <w:t xml:space="preserve">          └─ Table, Badge, Avatar (design-system primitives)</w:t>
+              <w:t>CallsPage → CallsLayout → CallFilters (owns URL state) + CallTable (fetches) → Table, Badge, Avatar</w:t>
             </w:r>
           </w:p>
         </w:tc>
@@ -1204,6 +1267,21 @@
       </w:pPr>
     </w:p>
     <w:p>
+      <w:r>
+        <w:rPr/>
+      </w:r>
+      <w:r>
+        <w:rPr>
+          <w:b/>
+        </w:rPr>
+        <w:t>Say it like this:</w:t>
+      </w:r>
+      <w:r>
+        <w:rPr/>
+        <w:t xml:space="preserve"> "Features own data, presentational components own visuals, and primitives come from the design system."</w:t>
+      </w:r>
+    </w:p>
+    <w:p>
       <w:pPr>
         <w:pBdr>
           <w:bottom w:val="single" w:sz="6" w:space="1" w:color="BFC7D5"/>
@@ -1248,7 +1326,7 @@
       </w:r>
       <w:r>
         <w:rPr/>
-        <w:t xml:space="preserve"> A server layer built specifically for one frontend. It aggregates several APIs into the shape the UI needs, holds tokens securely (the browser only gets a cookie), and handles auth cookies, caching and rate limits.</w:t>
+        <w:t xml:space="preserve"> A server layer built for one frontend that aggregates APIs, shapes payloads, holds tokens and handles auth cookies, caching and rate limits.</w:t>
       </w:r>
     </w:p>
     <w:p>
@@ -1259,11 +1337,53 @@
         <w:rPr>
           <w:b/>
         </w:rPr>
+        <w:t>Explanation:</w:t>
+      </w:r>
+      <w:r>
+        <w:rPr/>
+        <w:t xml:space="preserve"> It reduces client round trips and keeps secrets off the browser.</w:t>
+      </w:r>
+    </w:p>
+    <w:p>
+      <w:r>
+        <w:rPr/>
+      </w:r>
+      <w:r>
+        <w:rPr>
+          <w:b/>
+        </w:rPr>
+        <w:t>Example:</w:t>
+      </w:r>
+      <w:r>
+        <w:rPr/>
+        <w:t xml:space="preserve"> </w:t>
+      </w:r>
+      <w:r>
+        <w:rPr>
+          <w:rFonts w:ascii="Courier New" w:hAnsi="Courier New"/>
+          <w:color w:val="B42318"/>
+          <w:sz w:val="20"/>
+        </w:rPr>
+        <w:t>GET /bff/dashboard</w:t>
+      </w:r>
+      <w:r>
+        <w:rPr/>
+        <w:t xml:space="preserve"> combines user, calls summary and alerts from three services into one response.</w:t>
+      </w:r>
+    </w:p>
+    <w:p>
+      <w:r>
+        <w:rPr/>
+      </w:r>
+      <w:r>
+        <w:rPr>
+          <w:b/>
+        </w:rPr>
         <w:t>Say it like this:</w:t>
       </w:r>
       <w:r>
         <w:rPr/>
-        <w:t xml:space="preserve"> "A BFF turns five backend calls into one endpoint shaped for the page, and it keeps OAuth tokens off the browser, which matters a lot for healthcare."</w:t>
+        <w:t xml:space="preserve"> "A BFF turns five backend calls into one page-shaped endpoint and keeps OAuth tokens off the browser."</w:t>
       </w:r>
     </w:p>
     <w:p>
@@ -1311,13 +1431,10 @@
       </w:r>
       <w:r>
         <w:rPr/>
-      </w:r>
-    </w:p>
-    <w:p>
-      <w:pPr>
-        <w:pStyle w:val="ListBullet"/>
-        <w:spacing w:after="40"/>
-      </w:pPr>
+        <w:t xml:space="preserve"> Offset (jump to page N, unstable when data changes), cursor (stable for feeds), and keyset (efficient cursor in the database).</w:t>
+      </w:r>
+    </w:p>
+    <w:p>
       <w:r>
         <w:rPr/>
       </w:r>
@@ -1325,11 +1442,26 @@
         <w:rPr>
           <w:b/>
         </w:rPr>
-        <w:t>Offset</w:t>
-      </w:r>
-      <w:r>
-        <w:rPr/>
-        <w:t xml:space="preserve"> (</w:t>
+        <w:t>Explanation:</w:t>
+      </w:r>
+      <w:r>
+        <w:rPr/>
+        <w:t xml:space="preserve"> Cursor pagination doesn't skip or duplicate items when new data arrives.</w:t>
+      </w:r>
+    </w:p>
+    <w:p>
+      <w:r>
+        <w:rPr/>
+      </w:r>
+      <w:r>
+        <w:rPr>
+          <w:b/>
+        </w:rPr>
+        <w:t>Example:</w:t>
+      </w:r>
+      <w:r>
+        <w:rPr/>
+        <w:t xml:space="preserve"> </w:t>
       </w:r>
       <w:r>
         <w:rPr>
@@ -1341,26 +1473,7 @@
       </w:r>
       <w:r>
         <w:rPr/>
-        <w:t>): simple, and you can jump to page N, but it's unstable when data changes (items shift between pages).</w:t>
-      </w:r>
-    </w:p>
-    <w:p>
-      <w:pPr>
-        <w:pStyle w:val="ListBullet"/>
-        <w:spacing w:after="40"/>
-      </w:pPr>
-      <w:r>
-        <w:rPr/>
-      </w:r>
-      <w:r>
-        <w:rPr>
-          <w:b/>
-        </w:rPr>
-        <w:t>Cursor</w:t>
-      </w:r>
-      <w:r>
-        <w:rPr/>
-        <w:t xml:space="preserve"> (</w:t>
+        <w:t xml:space="preserve"> vs </w:t>
       </w:r>
       <w:r>
         <w:rPr>
@@ -1368,18 +1481,14 @@
           <w:color w:val="B42318"/>
           <w:sz w:val="20"/>
         </w:rPr>
-        <w:t>?after=abc&amp;limit=50</w:t>
-      </w:r>
-      <w:r>
-        <w:rPr/>
-        <w:t>): stable for feeds and infinite scroll, but you can't jump to a page.</w:t>
-      </w:r>
-    </w:p>
-    <w:p>
-      <w:pPr>
-        <w:pStyle w:val="ListBullet"/>
-        <w:spacing w:after="40"/>
-      </w:pPr>
+        <w:t>?after=c_9f2&amp;limit=50</w:t>
+      </w:r>
+      <w:r>
+        <w:rPr/>
+        <w:t>.</w:t>
+      </w:r>
+    </w:p>
+    <w:p>
       <w:r>
         <w:rPr/>
       </w:r>
@@ -1387,11 +1496,338 @@
         <w:rPr>
           <w:b/>
         </w:rPr>
-        <w:t>Keyset:</w:t>
-      </w:r>
-      <w:r>
-        <w:rPr/>
-        <w:t xml:space="preserve"> the database-efficient form of cursor pagination (</w:t>
+        <w:t>Say it like this:</w:t>
+      </w:r>
+      <w:r>
+        <w:rPr/>
+        <w:t xml:space="preserve"> "Cursor pagination for feeds and infinite scroll; offset only where users need page numbers."</w:t>
+      </w:r>
+    </w:p>
+    <w:p>
+      <w:pPr>
+        <w:pBdr>
+          <w:bottom w:val="single" w:sz="6" w:space="1" w:color="BFC7D5"/>
+        </w:pBdr>
+      </w:pPr>
+    </w:p>
+    <w:p>
+      <w:pPr>
+        <w:keepNext/>
+        <w:spacing w:before="200"/>
+      </w:pPr>
+      <w:r>
+        <w:rPr>
+          <w:color w:val="1F3A5F"/>
+          <w:sz w:val="24"/>
+        </w:rPr>
+      </w:r>
+      <w:r>
+        <w:rPr>
+          <w:b/>
+          <w:color w:val="1F3A5F"/>
+          <w:sz w:val="24"/>
+        </w:rPr>
+        <w:t>Q6. What client caching layers are there?</w:t>
+      </w:r>
+      <w:r>
+        <w:rPr>
+          <w:color w:val="1F3A5F"/>
+          <w:sz w:val="24"/>
+        </w:rPr>
+      </w:r>
+    </w:p>
+    <w:p>
+      <w:r>
+        <w:rPr/>
+      </w:r>
+      <w:r>
+        <w:rPr>
+          <w:b/>
+        </w:rPr>
+        <w:t>Short answer:</w:t>
+      </w:r>
+      <w:r>
+        <w:rPr/>
+        <w:t xml:space="preserve"> The HTTP cache, the service worker cache, the in-memory query cache, a normalised store and browser storage for non-sensitive data.</w:t>
+      </w:r>
+    </w:p>
+    <w:p>
+      <w:r>
+        <w:rPr/>
+      </w:r>
+      <w:r>
+        <w:rPr>
+          <w:b/>
+        </w:rPr>
+        <w:t>Explanation:</w:t>
+      </w:r>
+      <w:r>
+        <w:rPr/>
+        <w:t xml:space="preserve"> Each has different lifetimes and invalidation rules; use the right one per data type.</w:t>
+      </w:r>
+    </w:p>
+    <w:p>
+      <w:r>
+        <w:rPr/>
+      </w:r>
+      <w:r>
+        <w:rPr>
+          <w:b/>
+        </w:rPr>
+        <w:t>Example:</w:t>
+      </w:r>
+      <w:r>
+        <w:rPr/>
+        <w:t xml:space="preserve"> Hashed JS in the HTTP cache, app shell in the service worker, calls in TanStack Query, theme in localStorage.</w:t>
+      </w:r>
+    </w:p>
+    <w:p>
+      <w:r>
+        <w:rPr/>
+      </w:r>
+      <w:r>
+        <w:rPr>
+          <w:b/>
+        </w:rPr>
+        <w:t>Say it like this:</w:t>
+      </w:r>
+      <w:r>
+        <w:rPr/>
+        <w:t xml:space="preserve"> "I layer caches deliberately and never put sensitive data in persistent ones."</w:t>
+      </w:r>
+    </w:p>
+    <w:p>
+      <w:pPr>
+        <w:pBdr>
+          <w:bottom w:val="single" w:sz="6" w:space="1" w:color="BFC7D5"/>
+        </w:pBdr>
+      </w:pPr>
+    </w:p>
+    <w:p>
+      <w:pPr>
+        <w:keepNext/>
+        <w:spacing w:before="200"/>
+      </w:pPr>
+      <w:r>
+        <w:rPr>
+          <w:color w:val="1F3A5F"/>
+          <w:sz w:val="24"/>
+        </w:rPr>
+      </w:r>
+      <w:r>
+        <w:rPr>
+          <w:b/>
+          <w:color w:val="1F3A5F"/>
+          <w:sz w:val="24"/>
+        </w:rPr>
+        <w:t>Q7. What are the real-time delivery options?</w:t>
+      </w:r>
+      <w:r>
+        <w:rPr>
+          <w:color w:val="1F3A5F"/>
+          <w:sz w:val="24"/>
+        </w:rPr>
+      </w:r>
+    </w:p>
+    <w:p>
+      <w:r>
+        <w:rPr/>
+      </w:r>
+      <w:r>
+        <w:rPr>
+          <w:b/>
+        </w:rPr>
+        <w:t>Short answer:</w:t>
+      </w:r>
+      <w:r>
+        <w:rPr/>
+        <w:t xml:space="preserve"> Polling, long polling, SSE, WebSocket and WebRTC.</w:t>
+      </w:r>
+    </w:p>
+    <w:p>
+      <w:r>
+        <w:rPr/>
+      </w:r>
+      <w:r>
+        <w:rPr>
+          <w:b/>
+        </w:rPr>
+        <w:t>Explanation:</w:t>
+      </w:r>
+      <w:r>
+        <w:rPr/>
+        <w:t xml:space="preserve"> Choose by direction, frequency, latency and infrastructure.</w:t>
+      </w:r>
+    </w:p>
+    <w:p>
+      <w:r>
+        <w:rPr/>
+      </w:r>
+      <w:r>
+        <w:rPr>
+          <w:b/>
+        </w:rPr>
+        <w:t>Example:</w:t>
+      </w:r>
+      <w:r>
+        <w:rPr/>
+        <w:t xml:space="preserve"> Job status → polling; notifications → SSE; chat → WebSocket; video → WebRTC.</w:t>
+      </w:r>
+    </w:p>
+    <w:p>
+      <w:r>
+        <w:rPr/>
+      </w:r>
+      <w:r>
+        <w:rPr>
+          <w:b/>
+        </w:rPr>
+        <w:t>Say it like this:</w:t>
+      </w:r>
+      <w:r>
+        <w:rPr/>
+        <w:t xml:space="preserve"> "I pick the simplest transport that meets the latency and direction the feature needs."</w:t>
+      </w:r>
+    </w:p>
+    <w:p>
+      <w:pPr>
+        <w:pBdr>
+          <w:bottom w:val="single" w:sz="6" w:space="1" w:color="BFC7D5"/>
+        </w:pBdr>
+      </w:pPr>
+    </w:p>
+    <w:p>
+      <w:pPr>
+        <w:keepNext/>
+        <w:spacing w:before="200"/>
+      </w:pPr>
+      <w:r>
+        <w:rPr>
+          <w:color w:val="1F3A5F"/>
+          <w:sz w:val="24"/>
+        </w:rPr>
+      </w:r>
+      <w:r>
+        <w:rPr>
+          <w:b/>
+          <w:color w:val="1F3A5F"/>
+          <w:sz w:val="24"/>
+        </w:rPr>
+        <w:t>Q8. What does accessibility as a requirement include?</w:t>
+      </w:r>
+      <w:r>
+        <w:rPr>
+          <w:color w:val="1F3A5F"/>
+          <w:sz w:val="24"/>
+        </w:rPr>
+      </w:r>
+    </w:p>
+    <w:p>
+      <w:r>
+        <w:rPr/>
+      </w:r>
+      <w:r>
+        <w:rPr>
+          <w:b/>
+        </w:rPr>
+        <w:t>Short answer:</w:t>
+      </w:r>
+      <w:r>
+        <w:rPr/>
+        <w:t xml:space="preserve"> Keyboard support, focus management, semantic structure, ARIA where needed, contrast, reduced motion and announcements for live updates.</w:t>
+      </w:r>
+    </w:p>
+    <w:p>
+      <w:r>
+        <w:rPr/>
+      </w:r>
+      <w:r>
+        <w:rPr>
+          <w:b/>
+        </w:rPr>
+        <w:t>Explanation:</w:t>
+      </w:r>
+      <w:r>
+        <w:rPr/>
+        <w:t xml:space="preserve"> Stating it in requirements ensures it's designed in, not patched later.</w:t>
+      </w:r>
+    </w:p>
+    <w:p>
+      <w:r>
+        <w:rPr/>
+      </w:r>
+      <w:r>
+        <w:rPr>
+          <w:b/>
+        </w:rPr>
+        <w:t>Example:</w:t>
+      </w:r>
+      <w:r>
+        <w:rPr/>
+        <w:t xml:space="preserve"> For a chat design: messages in a list, new messages announced politely, Enter to send, focus stays in the input.</w:t>
+      </w:r>
+    </w:p>
+    <w:p>
+      <w:r>
+        <w:rPr/>
+      </w:r>
+      <w:r>
+        <w:rPr>
+          <w:b/>
+        </w:rPr>
+        <w:t>Say it like this:</w:t>
+      </w:r>
+      <w:r>
+        <w:rPr/>
+        <w:t xml:space="preserve"> "I list accessibility as a non-functional requirement up front, so it shapes the design."</w:t>
+      </w:r>
+    </w:p>
+    <w:p>
+      <w:pPr>
+        <w:pBdr>
+          <w:bottom w:val="single" w:sz="6" w:space="1" w:color="BFC7D5"/>
+        </w:pBdr>
+      </w:pPr>
+    </w:p>
+    <w:p>
+      <w:pPr>
+        <w:keepNext/>
+        <w:spacing w:before="200"/>
+      </w:pPr>
+      <w:r>
+        <w:rPr>
+          <w:color w:val="1F3A5F"/>
+          <w:sz w:val="24"/>
+        </w:rPr>
+      </w:r>
+      <w:r>
+        <w:rPr>
+          <w:b/>
+          <w:color w:val="1F3A5F"/>
+          <w:sz w:val="24"/>
+        </w:rPr>
+        <w:t>Q9. What does internationalisation involve?</w:t>
+      </w:r>
+      <w:r>
+        <w:rPr>
+          <w:color w:val="1F3A5F"/>
+          <w:sz w:val="24"/>
+        </w:rPr>
+      </w:r>
+    </w:p>
+    <w:p>
+      <w:r>
+        <w:rPr/>
+      </w:r>
+      <w:r>
+        <w:rPr>
+          <w:b/>
+        </w:rPr>
+        <w:t>Short answer:</w:t>
+      </w:r>
+      <w:r>
+        <w:rPr/>
+        <w:t xml:space="preserve"> Message catalogues, ICU plurals, </w:t>
       </w:r>
       <w:r>
         <w:rPr>
@@ -1399,17 +1835,81 @@
           <w:color w:val="B42318"/>
           <w:sz w:val="20"/>
         </w:rPr>
-        <w:t>WHERE id &lt; last_id</w:t>
-      </w:r>
-      <w:r>
-        <w:rPr/>
-        <w:t>).</w:t>
-      </w:r>
-    </w:p>
-    <w:p>
-      <w:pPr>
-        <w:spacing w:after="0"/>
-      </w:pPr>
+        <w:t>Intl</w:t>
+      </w:r>
+      <w:r>
+        <w:rPr/>
+        <w:t xml:space="preserve"> formatting, RTL support, locale in the URL and no concatenated sentences.</w:t>
+      </w:r>
+    </w:p>
+    <w:p>
+      <w:r>
+        <w:rPr/>
+      </w:r>
+      <w:r>
+        <w:rPr>
+          <w:b/>
+        </w:rPr>
+        <w:t>Explanation:</w:t>
+      </w:r>
+      <w:r>
+        <w:rPr/>
+        <w:t xml:space="preserve"> Word order and plural rules differ by language, so strings must be whole messages with placeholders.</w:t>
+      </w:r>
+    </w:p>
+    <w:p>
+      <w:r>
+        <w:rPr/>
+      </w:r>
+      <w:r>
+        <w:rPr>
+          <w:b/>
+        </w:rPr>
+        <w:t>Example:</w:t>
+      </w:r>
+      <w:r>
+        <w:rPr/>
+        <w:t xml:space="preserve"> </w:t>
+      </w:r>
+      <w:r>
+        <w:rPr>
+          <w:rFonts w:ascii="Courier New" w:hAnsi="Courier New"/>
+          <w:color w:val="B42318"/>
+          <w:sz w:val="20"/>
+        </w:rPr>
+        <w:t>"{count, plural, one {# call} other {# calls}}"</w:t>
+      </w:r>
+      <w:r>
+        <w:rPr/>
+        <w:t xml:space="preserve"> instead of </w:t>
+      </w:r>
+      <w:r>
+        <w:rPr>
+          <w:rFonts w:ascii="Courier New" w:hAnsi="Courier New"/>
+          <w:color w:val="B42318"/>
+          <w:sz w:val="20"/>
+        </w:rPr>
+        <w:t>count + ' calls'</w:t>
+      </w:r>
+      <w:r>
+        <w:rPr/>
+        <w:t>.</w:t>
+      </w:r>
+    </w:p>
+    <w:p>
+      <w:r>
+        <w:rPr/>
+      </w:r>
+      <w:r>
+        <w:rPr>
+          <w:b/>
+        </w:rPr>
+        <w:t>Say it like this:</w:t>
+      </w:r>
+      <w:r>
+        <w:rPr/>
+        <w:t xml:space="preserve"> "I design for i18n from day one: full messages, Intl formatting and logical CSS for RTL."</w:t>
+      </w:r>
     </w:p>
     <w:p>
       <w:pPr>
@@ -1435,7 +1935,7 @@
           <w:color w:val="1F3A5F"/>
           <w:sz w:val="24"/>
         </w:rPr>
-        <w:t>Q6. What client caching layers are there?</w:t>
+        <w:t>Q10. What are the layers of error handling?</w:t>
       </w:r>
       <w:r>
         <w:rPr>
@@ -1456,64 +1956,22 @@
       </w:r>
       <w:r>
         <w:rPr/>
-        <w:t xml:space="preserve"> The HTTP cache (</w:t>
-      </w:r>
-      <w:r>
-        <w:rPr>
-          <w:rFonts w:ascii="Courier New" w:hAnsi="Courier New"/>
-          <w:color w:val="B42318"/>
-          <w:sz w:val="20"/>
-        </w:rPr>
-        <w:t>Cache-Control</w:t>
-      </w:r>
-      <w:r>
-        <w:rPr/>
-        <w:t xml:space="preserve">, </w:t>
-      </w:r>
-      <w:r>
-        <w:rPr>
-          <w:rFonts w:ascii="Courier New" w:hAnsi="Courier New"/>
-          <w:color w:val="B42318"/>
-          <w:sz w:val="20"/>
-        </w:rPr>
-        <w:t>ETag</w:t>
-      </w:r>
-      <w:r>
-        <w:rPr/>
-        <w:t>), the service worker cache, the in-memory query cache (TanStack or RTK Query), a normalised entity store, and browser storage for non-sensitive data.</w:t>
-      </w:r>
-    </w:p>
-    <w:p>
-      <w:pPr>
-        <w:pBdr>
-          <w:bottom w:val="single" w:sz="6" w:space="1" w:color="BFC7D5"/>
-        </w:pBdr>
-      </w:pPr>
-    </w:p>
-    <w:p>
-      <w:pPr>
-        <w:keepNext/>
-        <w:spacing w:before="200"/>
-      </w:pPr>
-      <w:r>
-        <w:rPr>
-          <w:color w:val="1F3A5F"/>
-          <w:sz w:val="24"/>
-        </w:rPr>
+        <w:t xml:space="preserve"> Field validation, request retry with backoff, component error boundaries, route error pages, global reporting, and friendly messages with recovery actions.</w:t>
+      </w:r>
+    </w:p>
+    <w:p>
+      <w:r>
+        <w:rPr/>
       </w:r>
       <w:r>
         <w:rPr>
           <w:b/>
-          <w:color w:val="1F3A5F"/>
-          <w:sz w:val="24"/>
-        </w:rPr>
-        <w:t>Q7. What are the real-time delivery options?</w:t>
-      </w:r>
-      <w:r>
-        <w:rPr>
-          <w:color w:val="1F3A5F"/>
-          <w:sz w:val="24"/>
-        </w:rPr>
+        </w:rPr>
+        <w:t>Explanation:</w:t>
+      </w:r>
+      <w:r>
+        <w:rPr/>
+        <w:t xml:space="preserve"> Each layer contains failures at the smallest possible scope.</w:t>
       </w:r>
     </w:p>
     <w:p>
@@ -1524,167 +1982,26 @@
         <w:rPr>
           <w:b/>
         </w:rPr>
-        <w:t>Short answer:</w:t>
-      </w:r>
-      <w:r>
-        <w:rPr/>
-        <w:t xml:space="preserve"> Polling (simple but wasteful), long polling, SSE, WebSocket and WebRTC. Choose by direction (one-way or two-way), frequency, latency needs and infrastructure.</w:t>
-      </w:r>
-    </w:p>
-    <w:p>
-      <w:pPr>
-        <w:pBdr>
-          <w:bottom w:val="single" w:sz="6" w:space="1" w:color="BFC7D5"/>
-        </w:pBdr>
-      </w:pPr>
-    </w:p>
-    <w:p>
-      <w:pPr>
-        <w:keepNext/>
-        <w:spacing w:before="200"/>
-      </w:pPr>
-      <w:r>
-        <w:rPr>
-          <w:color w:val="1F3A5F"/>
-          <w:sz w:val="24"/>
-        </w:rPr>
+        <w:t>Example:</w:t>
+      </w:r>
+      <w:r>
+        <w:rPr/>
+        <w:t xml:space="preserve"> A failing chart shows "Couldn't load — Retry" while the rest of the dashboard works, and Sentry gets the details.</w:t>
+      </w:r>
+    </w:p>
+    <w:p>
+      <w:r>
+        <w:rPr/>
       </w:r>
       <w:r>
         <w:rPr>
           <w:b/>
-          <w:color w:val="1F3A5F"/>
-          <w:sz w:val="24"/>
-        </w:rPr>
-        <w:t>Q8. What does accessibility as a requirement include?</w:t>
-      </w:r>
-      <w:r>
-        <w:rPr>
-          <w:color w:val="1F3A5F"/>
-          <w:sz w:val="24"/>
-        </w:rPr>
-      </w:r>
-    </w:p>
-    <w:p>
-      <w:r>
-        <w:rPr/>
-      </w:r>
-      <w:r>
-        <w:rPr>
-          <w:b/>
-        </w:rPr>
-        <w:t>Short answer:</w:t>
-      </w:r>
-      <w:r>
-        <w:rPr/>
-        <w:t xml:space="preserve"> Keyboard support, focus management, semantic structure, ARIA where needed, colour contrast, reduced motion, and screen-reader announcements for live updates.</w:t>
-      </w:r>
-    </w:p>
-    <w:p>
-      <w:pPr>
-        <w:pBdr>
-          <w:bottom w:val="single" w:sz="6" w:space="1" w:color="BFC7D5"/>
-        </w:pBdr>
-      </w:pPr>
-    </w:p>
-    <w:p>
-      <w:pPr>
-        <w:keepNext/>
-        <w:spacing w:before="200"/>
-      </w:pPr>
-      <w:r>
-        <w:rPr>
-          <w:color w:val="1F3A5F"/>
-          <w:sz w:val="24"/>
-        </w:rPr>
-      </w:r>
-      <w:r>
-        <w:rPr>
-          <w:b/>
-          <w:color w:val="1F3A5F"/>
-          <w:sz w:val="24"/>
-        </w:rPr>
-        <w:t>Q9. What does internationalisation involve?</w:t>
-      </w:r>
-      <w:r>
-        <w:rPr>
-          <w:color w:val="1F3A5F"/>
-          <w:sz w:val="24"/>
-        </w:rPr>
-      </w:r>
-    </w:p>
-    <w:p>
-      <w:r>
-        <w:rPr/>
-      </w:r>
-      <w:r>
-        <w:rPr>
-          <w:b/>
-        </w:rPr>
-        <w:t>Short answer:</w:t>
-      </w:r>
-      <w:r>
-        <w:rPr/>
-        <w:t xml:space="preserve"> Message catalogues, ICU plurals, date and number formatting with </w:t>
-      </w:r>
-      <w:r>
-        <w:rPr>
-          <w:rFonts w:ascii="Courier New" w:hAnsi="Courier New"/>
-          <w:color w:val="B42318"/>
-          <w:sz w:val="20"/>
-        </w:rPr>
-        <w:t>Intl</w:t>
-      </w:r>
-      <w:r>
-        <w:rPr/>
-        <w:t>, RTL support with logical CSS, the locale in the URL, and never building sentences by concatenating strings.</w:t>
-      </w:r>
-    </w:p>
-    <w:p>
-      <w:pPr>
-        <w:pBdr>
-          <w:bottom w:val="single" w:sz="6" w:space="1" w:color="BFC7D5"/>
-        </w:pBdr>
-      </w:pPr>
-    </w:p>
-    <w:p>
-      <w:pPr>
-        <w:keepNext/>
-        <w:spacing w:before="200"/>
-      </w:pPr>
-      <w:r>
-        <w:rPr>
-          <w:color w:val="1F3A5F"/>
-          <w:sz w:val="24"/>
-        </w:rPr>
-      </w:r>
-      <w:r>
-        <w:rPr>
-          <w:b/>
-          <w:color w:val="1F3A5F"/>
-          <w:sz w:val="24"/>
-        </w:rPr>
-        <w:t>Q10. What are the layers of error handling?</w:t>
-      </w:r>
-      <w:r>
-        <w:rPr>
-          <w:color w:val="1F3A5F"/>
-          <w:sz w:val="24"/>
-        </w:rPr>
-      </w:r>
-    </w:p>
-    <w:p>
-      <w:r>
-        <w:rPr/>
-      </w:r>
-      <w:r>
-        <w:rPr>
-          <w:b/>
-        </w:rPr>
-        <w:t>Short answer:</w:t>
-      </w:r>
-      <w:r>
-        <w:rPr/>
-        <w:t xml:space="preserve"> Field-level validation, request-level retry with backoff, component error boundaries, route-level error pages, global error reporting, and friendly messages with a recovery action ("Retry", "Go back").</w:t>
+        </w:rPr>
+        <w:t>Say it like this:</w:t>
+      </w:r>
+      <w:r>
+        <w:rPr/>
+        <w:t xml:space="preserve"> "Errors are contained close to where they happen, with a recovery path for users and full context for us."</w:t>
       </w:r>
     </w:p>
     <w:p>
@@ -1744,72 +2061,65 @@
       </w:r>
       <w:r>
         <w:rPr/>
-      </w:r>
-    </w:p>
-    <w:p>
-      <w:pPr>
-        <w:pStyle w:val="ListBullet"/>
-        <w:spacing w:after="40"/>
-      </w:pPr>
-      <w:r>
-        <w:rPr/>
-        <w:t>Server state → a query cache.</w:t>
-      </w:r>
-    </w:p>
-    <w:p>
-      <w:pPr>
-        <w:pStyle w:val="ListBullet"/>
-        <w:spacing w:after="40"/>
-      </w:pPr>
-      <w:r>
-        <w:rPr/>
-        <w:t>URL state → the router.</w:t>
-      </w:r>
-    </w:p>
-    <w:p>
-      <w:pPr>
-        <w:pStyle w:val="ListBullet"/>
-        <w:spacing w:after="40"/>
-      </w:pPr>
-      <w:r>
-        <w:rPr/>
-        <w:t>Form state → a form library.</w:t>
-      </w:r>
-    </w:p>
-    <w:p>
-      <w:pPr>
-        <w:pStyle w:val="ListBullet"/>
-        <w:spacing w:after="40"/>
-      </w:pPr>
-      <w:r>
-        <w:rPr/>
-        <w:t>Local UI state → component state.</w:t>
-      </w:r>
-    </w:p>
-    <w:p>
-      <w:pPr>
-        <w:pStyle w:val="ListBullet"/>
-        <w:spacing w:after="40"/>
-      </w:pPr>
-      <w:r>
-        <w:rPr/>
-        <w:t>Shared client state → a store.</w:t>
-      </w:r>
-    </w:p>
-    <w:p>
-      <w:pPr>
-        <w:pStyle w:val="ListBullet"/>
-        <w:spacing w:after="40"/>
-      </w:pPr>
-      <w:r>
-        <w:rPr/>
-        <w:t>Complex flows → a state machine.</w:t>
-      </w:r>
-    </w:p>
-    <w:p>
-      <w:pPr>
-        <w:spacing w:after="0"/>
-      </w:pPr>
+        <w:t xml:space="preserve"> Server state → query cache; URL state → router; forms → form library; local UI → component state; shared client state → store; complex flows → state machine.</w:t>
+      </w:r>
+    </w:p>
+    <w:p>
+      <w:r>
+        <w:rPr/>
+      </w:r>
+      <w:r>
+        <w:rPr>
+          <w:b/>
+        </w:rPr>
+        <w:t>Explanation:</w:t>
+      </w:r>
+      <w:r>
+        <w:rPr/>
+        <w:t xml:space="preserve"> Classifying state first keeps the global store small.</w:t>
+      </w:r>
+    </w:p>
+    <w:p>
+      <w:r>
+        <w:rPr/>
+      </w:r>
+      <w:r>
+        <w:rPr>
+          <w:b/>
+        </w:rPr>
+        <w:t>Example:</w:t>
+      </w:r>
+      <w:r>
+        <w:rPr/>
+        <w:t xml:space="preserve"> For the QA dashboard: calls in TanStack Query, filters in the URL, scorecard in React Hook Form, sidebar open in </w:t>
+      </w:r>
+      <w:r>
+        <w:rPr>
+          <w:rFonts w:ascii="Courier New" w:hAnsi="Courier New"/>
+          <w:color w:val="B42318"/>
+          <w:sz w:val="20"/>
+        </w:rPr>
+        <w:t>useState</w:t>
+      </w:r>
+      <w:r>
+        <w:rPr/>
+        <w:t>.</w:t>
+      </w:r>
+    </w:p>
+    <w:p>
+      <w:r>
+        <w:rPr/>
+      </w:r>
+      <w:r>
+        <w:rPr>
+          <w:b/>
+        </w:rPr>
+        <w:t>Say it like this:</w:t>
+      </w:r>
+      <w:r>
+        <w:rPr/>
+        <w:t xml:space="preserve"> "I classify each piece of state and give it the right home before choosing any library."</w:t>
+      </w:r>
     </w:p>
     <w:p>
       <w:pPr>
@@ -1856,7 +2166,36 @@
       </w:r>
       <w:r>
         <w:rPr/>
-        <w:t xml:space="preserve"> Store entities by ID, and have lists hold only IDs. A single update then fixes the value everywhere. For example, a call's score shown in the list, the detail panel and the dashboard updates in one place.</w:t>
+        <w:t xml:space="preserve"> Storing entities by ID, with lists holding only IDs, so one update fixes the value everywhere.</w:t>
+      </w:r>
+    </w:p>
+    <w:p>
+      <w:r>
+        <w:rPr/>
+      </w:r>
+      <w:r>
+        <w:rPr>
+          <w:b/>
+        </w:rPr>
+        <w:t>Explanation:</w:t>
+      </w:r>
+      <w:r>
+        <w:rPr/>
+        <w:t xml:space="preserve"> It removes duplicate copies that drift apart.</w:t>
+      </w:r>
+    </w:p>
+    <w:p>
+      <w:r>
+        <w:rPr/>
+      </w:r>
+      <w:r>
+        <w:rPr>
+          <w:b/>
+        </w:rPr>
+        <w:t>Example:</w:t>
+      </w:r>
+      <w:r>
+        <w:rPr/>
       </w:r>
     </w:p>
     <w:tbl>
@@ -1899,15 +2238,7 @@
                 <w:rFonts w:ascii="Courier New" w:hAnsi="Courier New" w:eastAsia="Courier New"/>
                 <w:sz w:val="19"/>
               </w:rPr>
-              <w:t>{ calls: { byId: { c1: { id: 'c1', score: 82 } }, ids: ['c1'] },</w:t>
-              <w:br/>
-            </w:r>
-            <w:r>
-              <w:rPr>
-                <w:rFonts w:ascii="Courier New" w:hAnsi="Courier New" w:eastAsia="Courier New"/>
-                <w:sz w:val="19"/>
-              </w:rPr>
-              <w:t xml:space="preserve">  agents: { byId: { a1: { id: 'a1', name: 'Asha' } } } }</w:t>
+              <w:t>{ calls: { byId: { c1: { id: 'c1', score: 82 } }, ids: ['c1'] }, agents: { byId: { a1: { name: 'Asha' } } } }</w:t>
             </w:r>
           </w:p>
         </w:tc>
@@ -1919,6 +2250,21 @@
       </w:pPr>
     </w:p>
     <w:p>
+      <w:r>
+        <w:rPr/>
+      </w:r>
+      <w:r>
+        <w:rPr>
+          <w:b/>
+        </w:rPr>
+        <w:t>Say it like this:</w:t>
+      </w:r>
+      <w:r>
+        <w:rPr/>
+        <w:t xml:space="preserve"> "A call's score shown in the list, detail and dashboard comes from one record, so it can't disagree."</w:t>
+      </w:r>
+    </w:p>
+    <w:p>
       <w:pPr>
         <w:pBdr>
           <w:bottom w:val="single" w:sz="6" w:space="1" w:color="BFC7D5"/>
@@ -1963,7 +2309,52 @@
       </w:r>
       <w:r>
         <w:rPr/>
-        <w:t xml:space="preserve"> Apply the change immediately, send the request, reconcile with the response, and roll back with a toast if it fails. For creates, use client-generated temporary IDs, and use idempotency keys to avoid duplicates on retry.</w:t>
+        <w:t xml:space="preserve"> Apply the change immediately, send the request, reconcile, and roll back with a message on failure.</w:t>
+      </w:r>
+    </w:p>
+    <w:p>
+      <w:r>
+        <w:rPr/>
+      </w:r>
+      <w:r>
+        <w:rPr>
+          <w:b/>
+        </w:rPr>
+        <w:t>Explanation:</w:t>
+      </w:r>
+      <w:r>
+        <w:rPr/>
+        <w:t xml:space="preserve"> Use temporary client IDs for creates and idempotency keys for retries.</w:t>
+      </w:r>
+    </w:p>
+    <w:p>
+      <w:r>
+        <w:rPr/>
+      </w:r>
+      <w:r>
+        <w:rPr>
+          <w:b/>
+        </w:rPr>
+        <w:t>Example:</w:t>
+      </w:r>
+      <w:r>
+        <w:rPr/>
+        <w:t xml:space="preserve"> A sent chat message appears instantly with a "sending" state and turns into "failed — retry" if the request fails.</w:t>
+      </w:r>
+    </w:p>
+    <w:p>
+      <w:r>
+        <w:rPr/>
+      </w:r>
+      <w:r>
+        <w:rPr>
+          <w:b/>
+        </w:rPr>
+        <w:t>Say it like this:</w:t>
+      </w:r>
+      <w:r>
+        <w:rPr/>
+        <w:t xml:space="preserve"> "Optimistic UI hides latency for actions that almost always succeed, with a clear rollback when they don't."</w:t>
       </w:r>
     </w:p>
     <w:p>
@@ -2011,42 +2402,53 @@
       </w:r>
       <w:r>
         <w:rPr/>
-      </w:r>
-    </w:p>
-    <w:p>
-      <w:pPr>
-        <w:pStyle w:val="ListBullet"/>
-        <w:spacing w:after="40"/>
-      </w:pPr>
-      <w:r>
-        <w:rPr/>
-        <w:t>Abort stale requests.</w:t>
-      </w:r>
-    </w:p>
-    <w:p>
-      <w:pPr>
-        <w:pStyle w:val="ListBullet"/>
-        <w:spacing w:after="40"/>
-      </w:pPr>
-      <w:r>
-        <w:rPr/>
-        <w:t>Ignore out-of-order responses by tagging requests with an ID.</w:t>
-      </w:r>
-    </w:p>
-    <w:p>
-      <w:pPr>
-        <w:pStyle w:val="ListBullet"/>
-        <w:spacing w:after="40"/>
-      </w:pPr>
-      <w:r>
-        <w:rPr/>
-        <w:t>For concurrent edits, use version numbers or ETags. The server returns 409 Conflict on a stale version, and the UI shows a merge or overwrite choice.</w:t>
-      </w:r>
-    </w:p>
-    <w:p>
-      <w:pPr>
-        <w:spacing w:after="0"/>
-      </w:pPr>
+        <w:t xml:space="preserve"> Abort stale requests, ignore out-of-order responses, and use versions or ETags for concurrent edits.</w:t>
+      </w:r>
+    </w:p>
+    <w:p>
+      <w:r>
+        <w:rPr/>
+      </w:r>
+      <w:r>
+        <w:rPr>
+          <w:b/>
+        </w:rPr>
+        <w:t>Explanation:</w:t>
+      </w:r>
+      <w:r>
+        <w:rPr/>
+        <w:t xml:space="preserve"> The server returns 409 on a stale version and the UI offers merge or overwrite.</w:t>
+      </w:r>
+    </w:p>
+    <w:p>
+      <w:r>
+        <w:rPr/>
+      </w:r>
+      <w:r>
+        <w:rPr>
+          <w:b/>
+        </w:rPr>
+        <w:t>Example:</w:t>
+      </w:r>
+      <w:r>
+        <w:rPr/>
+        <w:t xml:space="preserve"> Two reviewers edit one scorecard; the second save gets 409 and sees a comparison.</w:t>
+      </w:r>
+    </w:p>
+    <w:p>
+      <w:r>
+        <w:rPr/>
+      </w:r>
+      <w:r>
+        <w:rPr>
+          <w:b/>
+        </w:rPr>
+        <w:t>Say it like this:</w:t>
+      </w:r>
+      <w:r>
+        <w:rPr/>
+        <w:t xml:space="preserve"> "The latest request wins on the client, and versioning protects concurrent edits on the server."</w:t>
+      </w:r>
     </w:p>
     <w:p>
       <w:pPr>
@@ -2093,72 +2495,53 @@
       </w:r>
       <w:r>
         <w:rPr/>
-      </w:r>
-    </w:p>
-    <w:p>
-      <w:pPr>
-        <w:pStyle w:val="ListBullet"/>
-        <w:spacing w:after="40"/>
-      </w:pPr>
-      <w:r>
-        <w:rPr/>
-        <w:t>Cache the app shell with a service worker.</w:t>
-      </w:r>
-    </w:p>
-    <w:p>
-      <w:pPr>
-        <w:pStyle w:val="ListBullet"/>
-        <w:spacing w:after="40"/>
-      </w:pPr>
-      <w:r>
-        <w:rPr/>
-        <w:t>Store data and drafts in IndexedDB.</w:t>
-      </w:r>
-    </w:p>
-    <w:p>
-      <w:pPr>
-        <w:pStyle w:val="ListBullet"/>
-        <w:spacing w:after="40"/>
-      </w:pPr>
-      <w:r>
-        <w:rPr/>
-        <w:t xml:space="preserve">Queue mutations in an </w:t>
+        <w:t xml:space="preserve"> Cache the shell, store data and drafts in IndexedDB, queue mutations in an outbox, resolve conflicts and show offline state.</w:t>
+      </w:r>
+    </w:p>
+    <w:p>
+      <w:r>
+        <w:rPr/>
       </w:r>
       <w:r>
         <w:rPr>
           <w:b/>
         </w:rPr>
-        <w:t>outbox</w:t>
-      </w:r>
-      <w:r>
-        <w:rPr/>
-        <w:t xml:space="preserve"> and retry them when back online.</w:t>
-      </w:r>
-    </w:p>
-    <w:p>
-      <w:pPr>
-        <w:pStyle w:val="ListBullet"/>
-        <w:spacing w:after="40"/>
-      </w:pPr>
-      <w:r>
-        <w:rPr/>
-        <w:t>Resolve conflicts: last-write-wins, a server-side merge, or CRDTs.</w:t>
-      </w:r>
-    </w:p>
-    <w:p>
-      <w:pPr>
-        <w:pStyle w:val="ListBullet"/>
-        <w:spacing w:after="40"/>
-      </w:pPr>
-      <w:r>
-        <w:rPr/>
-        <w:t>Show the offline state clearly in the UI.</w:t>
-      </w:r>
-    </w:p>
-    <w:p>
-      <w:pPr>
-        <w:spacing w:after="0"/>
-      </w:pPr>
+        <w:t>Explanation:</w:t>
+      </w:r>
+      <w:r>
+        <w:rPr/>
+        <w:t xml:space="preserve"> Conflict strategy depends on the data: last-write-wins, server merge or CRDTs.</w:t>
+      </w:r>
+    </w:p>
+    <w:p>
+      <w:r>
+        <w:rPr/>
+      </w:r>
+      <w:r>
+        <w:rPr>
+          <w:b/>
+        </w:rPr>
+        <w:t>Example:</w:t>
+      </w:r>
+      <w:r>
+        <w:rPr/>
+        <w:t xml:space="preserve"> Scorecard drafts save locally while offline and sync with version checks when back online.</w:t>
+      </w:r>
+    </w:p>
+    <w:p>
+      <w:r>
+        <w:rPr/>
+      </w:r>
+      <w:r>
+        <w:rPr>
+          <w:b/>
+        </w:rPr>
+        <w:t>Say it like this:</w:t>
+      </w:r>
+      <w:r>
+        <w:rPr/>
+        <w:t xml:space="preserve"> "Writes go to a local outbox first and sync later, with explicit conflict handling."</w:t>
+      </w:r>
     </w:p>
     <w:p>
       <w:pPr>
@@ -2205,62 +2588,37 @@
       </w:r>
       <w:r>
         <w:rPr/>
-      </w:r>
-    </w:p>
-    <w:p>
-      <w:pPr>
-        <w:pStyle w:val="ListBullet"/>
-        <w:spacing w:after="40"/>
-      </w:pPr>
-      <w:r>
-        <w:rPr/>
-        <w:t>Exponential backoff with jitter, capped (1 s, 2 s, 4 s, 8 s… up to 30 s).</w:t>
-      </w:r>
-    </w:p>
-    <w:p>
-      <w:pPr>
-        <w:pStyle w:val="ListBullet"/>
-        <w:spacing w:after="40"/>
-      </w:pPr>
-      <w:r>
-        <w:rPr/>
-        <w:t>A heartbeat or ping to detect dead connections.</w:t>
-      </w:r>
-    </w:p>
-    <w:p>
-      <w:pPr>
-        <w:pStyle w:val="ListBullet"/>
-        <w:spacing w:after="40"/>
-      </w:pPr>
-      <w:r>
-        <w:rPr/>
-        <w:t>Resume from the last event ID or cursor.</w:t>
-      </w:r>
-    </w:p>
-    <w:p>
-      <w:pPr>
-        <w:pStyle w:val="ListBullet"/>
-        <w:spacing w:after="40"/>
-      </w:pPr>
-      <w:r>
-        <w:rPr/>
-        <w:t>Refetch a snapshot after reconnecting, to fill any gap.</w:t>
-      </w:r>
-    </w:p>
-    <w:p>
-      <w:pPr>
-        <w:pStyle w:val="ListBullet"/>
-        <w:spacing w:after="40"/>
-      </w:pPr>
-      <w:r>
-        <w:rPr/>
-        <w:t>Show the connection state to the user.</w:t>
-      </w:r>
-    </w:p>
-    <w:p>
-      <w:pPr>
-        <w:spacing w:after="0"/>
-      </w:pPr>
+        <w:t xml:space="preserve"> Exponential backoff with jitter and a cap, heartbeats, resume from the last event ID, refetch a snapshot, and show connection state.</w:t>
+      </w:r>
+    </w:p>
+    <w:p>
+      <w:r>
+        <w:rPr/>
+      </w:r>
+      <w:r>
+        <w:rPr>
+          <w:b/>
+        </w:rPr>
+        <w:t>Explanation:</w:t>
+      </w:r>
+      <w:r>
+        <w:rPr/>
+        <w:t xml:space="preserve"> The snapshot fills any events missed while disconnected.</w:t>
+      </w:r>
+    </w:p>
+    <w:p>
+      <w:r>
+        <w:rPr/>
+      </w:r>
+      <w:r>
+        <w:rPr>
+          <w:b/>
+        </w:rPr>
+        <w:t>Example:</w:t>
+      </w:r>
+      <w:r>
+        <w:rPr/>
+      </w:r>
     </w:p>
     <w:tbl>
       <w:tblPr>
@@ -2302,31 +2660,7 @@
                 <w:rFonts w:ascii="Courier New" w:hAnsi="Courier New" w:eastAsia="Courier New"/>
                 <w:sz w:val="19"/>
               </w:rPr>
-              <w:t>function backoff(attempt: number) {</w:t>
-              <w:br/>
-            </w:r>
-            <w:r>
-              <w:rPr>
-                <w:rFonts w:ascii="Courier New" w:hAnsi="Courier New" w:eastAsia="Courier New"/>
-                <w:sz w:val="19"/>
-              </w:rPr>
-              <w:t xml:space="preserve">  const base = Math.min(30_000, 1000 * 2 ** attempt);</w:t>
-              <w:br/>
-            </w:r>
-            <w:r>
-              <w:rPr>
-                <w:rFonts w:ascii="Courier New" w:hAnsi="Courier New" w:eastAsia="Courier New"/>
-                <w:sz w:val="19"/>
-              </w:rPr>
-              <w:t xml:space="preserve">  return base / 2 + Math.random() * (base / 2);   // jitter</w:t>
-              <w:br/>
-            </w:r>
-            <w:r>
-              <w:rPr>
-                <w:rFonts w:ascii="Courier New" w:hAnsi="Courier New" w:eastAsia="Courier New"/>
-                <w:sz w:val="19"/>
-              </w:rPr>
-              <w:t>}</w:t>
+              <w:t>const backoff = (attempt: number) =&gt; { const base = Math.min(30_000, 1000 * 2 ** attempt); return base / 2 + Math.random() * (base / 2); };</w:t>
             </w:r>
           </w:p>
         </w:tc>
@@ -2338,6 +2672,21 @@
       </w:pPr>
     </w:p>
     <w:p>
+      <w:r>
+        <w:rPr/>
+      </w:r>
+      <w:r>
+        <w:rPr>
+          <w:b/>
+        </w:rPr>
+        <w:t>Say it like this:</w:t>
+      </w:r>
+      <w:r>
+        <w:rPr/>
+        <w:t xml:space="preserve"> "Reconnect with jittered backoff, then resync, so nothing is lost and servers aren't stampeded."</w:t>
+      </w:r>
+    </w:p>
+    <w:p>
       <w:pPr>
         <w:pBdr>
           <w:bottom w:val="single" w:sz="6" w:space="1" w:color="BFC7D5"/>
@@ -2382,7 +2731,52 @@
       </w:r>
       <w:r>
         <w:rPr/>
-        <w:t xml:space="preserve"> Ship code "dark" and enable it per tenant, per user or for a percentage of users. Keep kill switches for risky features, and clean up stale flags. Evaluate flags at boot, and on the server for SSR, to avoid flicker.</w:t>
+        <w:t xml:space="preserve"> Ship code dark, enable it per tenant, user or percentage, keep kill switches, and clean up stale flags.</w:t>
+      </w:r>
+    </w:p>
+    <w:p>
+      <w:r>
+        <w:rPr/>
+      </w:r>
+      <w:r>
+        <w:rPr>
+          <w:b/>
+        </w:rPr>
+        <w:t>Explanation:</w:t>
+      </w:r>
+      <w:r>
+        <w:rPr/>
+        <w:t xml:space="preserve"> Evaluate flags at boot or on the server to avoid flicker.</w:t>
+      </w:r>
+    </w:p>
+    <w:p>
+      <w:r>
+        <w:rPr/>
+      </w:r>
+      <w:r>
+        <w:rPr>
+          <w:b/>
+        </w:rPr>
+        <w:t>Example:</w:t>
+      </w:r>
+      <w:r>
+        <w:rPr/>
+        <w:t xml:space="preserve"> The new scorecard editor is enabled for one tenant first, then 25%, then everyone.</w:t>
+      </w:r>
+    </w:p>
+    <w:p>
+      <w:r>
+        <w:rPr/>
+      </w:r>
+      <w:r>
+        <w:rPr>
+          <w:b/>
+        </w:rPr>
+        <w:t>Say it like this:</w:t>
+      </w:r>
+      <w:r>
+        <w:rPr/>
+        <w:t xml:space="preserve"> "Flags separate deploying from releasing, which makes rollouts gradual and reversible."</w:t>
       </w:r>
     </w:p>
     <w:p>
@@ -2430,62 +2824,65 @@
       </w:r>
       <w:r>
         <w:rPr/>
-      </w:r>
-    </w:p>
-    <w:p>
-      <w:pPr>
-        <w:pStyle w:val="ListBullet"/>
-        <w:spacing w:after="40"/>
-      </w:pPr>
-      <w:r>
-        <w:rPr/>
-        <w:t>RUM: Web Vitals and custom timings.</w:t>
-      </w:r>
-    </w:p>
-    <w:p>
-      <w:pPr>
-        <w:pStyle w:val="ListBullet"/>
-        <w:spacing w:after="40"/>
-      </w:pPr>
-      <w:r>
-        <w:rPr/>
-        <w:t>Error tracking (Sentry) with release tags and source maps.</w:t>
-      </w:r>
-    </w:p>
-    <w:p>
-      <w:pPr>
-        <w:pStyle w:val="ListBullet"/>
-        <w:spacing w:after="40"/>
-      </w:pPr>
-      <w:r>
-        <w:rPr/>
-        <w:t>Structured logs for key actions, and analytics events.</w:t>
-      </w:r>
-    </w:p>
-    <w:p>
-      <w:pPr>
-        <w:pStyle w:val="ListBullet"/>
-        <w:spacing w:after="40"/>
-      </w:pPr>
-      <w:r>
-        <w:rPr/>
-        <w:t>Correlation IDs passed to the backend, so a frontend error can be traced through the backend logs.</w:t>
-      </w:r>
-    </w:p>
-    <w:p>
-      <w:pPr>
-        <w:pStyle w:val="ListBullet"/>
-        <w:spacing w:after="40"/>
-      </w:pPr>
-      <w:r>
-        <w:rPr/>
-        <w:t>Dashboards and alerts.</w:t>
-      </w:r>
-    </w:p>
-    <w:p>
-      <w:pPr>
-        <w:spacing w:after="0"/>
-      </w:pPr>
+        <w:t xml:space="preserve"> RUM, error tracking with releases and source maps, structured logs, analytics, correlation IDs and dashboards with alerts.</w:t>
+      </w:r>
+    </w:p>
+    <w:p>
+      <w:r>
+        <w:rPr/>
+      </w:r>
+      <w:r>
+        <w:rPr>
+          <w:b/>
+        </w:rPr>
+        <w:t>Explanation:</w:t>
+      </w:r>
+      <w:r>
+        <w:rPr/>
+        <w:t xml:space="preserve"> Correlation IDs connect a frontend error to backend logs.</w:t>
+      </w:r>
+    </w:p>
+    <w:p>
+      <w:r>
+        <w:rPr/>
+      </w:r>
+      <w:r>
+        <w:rPr>
+          <w:b/>
+        </w:rPr>
+        <w:t>Example:</w:t>
+      </w:r>
+      <w:r>
+        <w:rPr/>
+        <w:t xml:space="preserve"> Each request carries </w:t>
+      </w:r>
+      <w:r>
+        <w:rPr>
+          <w:rFonts w:ascii="Courier New" w:hAnsi="Courier New"/>
+          <w:color w:val="B42318"/>
+          <w:sz w:val="20"/>
+        </w:rPr>
+        <w:t>x-request-id</w:t>
+      </w:r>
+      <w:r>
+        <w:rPr/>
+        <w:t>; a Sentry error shows the same ID found in the API logs.</w:t>
+      </w:r>
+    </w:p>
+    <w:p>
+      <w:r>
+        <w:rPr/>
+      </w:r>
+      <w:r>
+        <w:rPr>
+          <w:b/>
+        </w:rPr>
+        <w:t>Say it like this:</w:t>
+      </w:r>
+      <w:r>
+        <w:rPr/>
+        <w:t xml:space="preserve"> "I want to see what users experience, and trace any error from the browser through the backend."</w:t>
+      </w:r>
     </w:p>
     <w:p>
       <w:pPr>
@@ -2532,82 +2929,53 @@
       </w:r>
       <w:r>
         <w:rPr/>
-      </w:r>
-    </w:p>
-    <w:p>
-      <w:pPr>
-        <w:pStyle w:val="ListBullet"/>
-        <w:spacing w:after="40"/>
-      </w:pPr>
-      <w:r>
-        <w:rPr/>
-        <w:t>Static checks (TypeScript, ESLint).</w:t>
-      </w:r>
-    </w:p>
-    <w:p>
-      <w:pPr>
-        <w:pStyle w:val="ListBullet"/>
-        <w:spacing w:after="40"/>
-      </w:pPr>
-      <w:r>
-        <w:rPr/>
-        <w:t>Unit and integration tests (RTL + MSW).</w:t>
-      </w:r>
-    </w:p>
-    <w:p>
-      <w:pPr>
-        <w:pStyle w:val="ListBullet"/>
-        <w:spacing w:after="40"/>
-      </w:pPr>
-      <w:r>
-        <w:rPr/>
-        <w:t>Contract tests against the API schemas.</w:t>
-      </w:r>
-    </w:p>
-    <w:p>
-      <w:pPr>
-        <w:pStyle w:val="ListBullet"/>
-        <w:spacing w:after="40"/>
-      </w:pPr>
-      <w:r>
-        <w:rPr/>
-        <w:t>E2E tests (Playwright) for critical journeys.</w:t>
-      </w:r>
-    </w:p>
-    <w:p>
-      <w:pPr>
-        <w:pStyle w:val="ListBullet"/>
-        <w:spacing w:after="40"/>
-      </w:pPr>
-      <w:r>
-        <w:rPr/>
-        <w:t>Visual regression for the design system.</w:t>
-      </w:r>
-    </w:p>
-    <w:p>
-      <w:pPr>
-        <w:pStyle w:val="ListBullet"/>
-        <w:spacing w:after="40"/>
-      </w:pPr>
-      <w:r>
-        <w:rPr/>
-        <w:t>Accessibility automation.</w:t>
-      </w:r>
-    </w:p>
-    <w:p>
-      <w:pPr>
-        <w:pStyle w:val="ListBullet"/>
-        <w:spacing w:after="40"/>
-      </w:pPr>
-      <w:r>
-        <w:rPr/>
-        <w:t>Performance budgets in CI.</w:t>
-      </w:r>
-    </w:p>
-    <w:p>
-      <w:pPr>
-        <w:spacing w:after="0"/>
-      </w:pPr>
+        <w:t xml:space="preserve"> Static checks, unit and integration tests with RTL and MSW, contract tests, E2E for critical journeys, visual regression, accessibility automation and performance budgets.</w:t>
+      </w:r>
+    </w:p>
+    <w:p>
+      <w:r>
+        <w:rPr/>
+      </w:r>
+      <w:r>
+        <w:rPr>
+          <w:b/>
+        </w:rPr>
+        <w:t>Explanation:</w:t>
+      </w:r>
+      <w:r>
+        <w:rPr/>
+        <w:t xml:space="preserve"> Most confidence comes from integration tests; E2E covers only critical flows.</w:t>
+      </w:r>
+    </w:p>
+    <w:p>
+      <w:r>
+        <w:rPr/>
+      </w:r>
+      <w:r>
+        <w:rPr>
+          <w:b/>
+        </w:rPr>
+        <w:t>Example:</w:t>
+      </w:r>
+      <w:r>
+        <w:rPr/>
+        <w:t xml:space="preserve"> For the chat design: unit tests for the stream parser, RTL tests for stop and retry, one Playwright E2E for sending a message.</w:t>
+      </w:r>
+    </w:p>
+    <w:p>
+      <w:r>
+        <w:rPr/>
+      </w:r>
+      <w:r>
+        <w:rPr>
+          <w:b/>
+        </w:rPr>
+        <w:t>Say it like this:</w:t>
+      </w:r>
+      <w:r>
+        <w:rPr/>
+        <w:t xml:space="preserve"> "Integration tests carry most of the confidence; E2E guards the journeys that can never break."</w:t>
+      </w:r>
     </w:p>
     <w:p>
       <w:pPr>
@@ -2654,62 +3022,65 @@
       </w:r>
       <w:r>
         <w:rPr/>
-      </w:r>
-    </w:p>
-    <w:p>
-      <w:pPr>
-        <w:pStyle w:val="ListBullet"/>
-        <w:spacing w:after="40"/>
-      </w:pPr>
-      <w:r>
-        <w:rPr/>
-        <w:t>Immutable, hashed assets on a CDN, with an atomic switch of the HTML.</w:t>
-      </w:r>
-    </w:p>
-    <w:p>
-      <w:pPr>
-        <w:pStyle w:val="ListBullet"/>
-        <w:spacing w:after="40"/>
-      </w:pPr>
-      <w:r>
-        <w:rPr/>
-        <w:t>Canary or percentage rollouts.</w:t>
-      </w:r>
-    </w:p>
-    <w:p>
-      <w:pPr>
-        <w:pStyle w:val="ListBullet"/>
-        <w:spacing w:after="40"/>
-      </w:pPr>
-      <w:r>
-        <w:rPr/>
-        <w:t>A version check that prompts users to reload.</w:t>
-      </w:r>
-    </w:p>
-    <w:p>
-      <w:pPr>
-        <w:pStyle w:val="ListBullet"/>
-        <w:spacing w:after="40"/>
-      </w:pPr>
-      <w:r>
-        <w:rPr/>
-        <w:t>A rollback plan.</w:t>
-      </w:r>
-    </w:p>
-    <w:p>
-      <w:pPr>
-        <w:pStyle w:val="ListBullet"/>
-        <w:spacing w:after="40"/>
-      </w:pPr>
-      <w:r>
-        <w:rPr/>
-        <w:t>Backwards-compatible API changes during the rollout window.</w:t>
-      </w:r>
-    </w:p>
-    <w:p>
-      <w:pPr>
-        <w:spacing w:after="0"/>
-      </w:pPr>
+        <w:t xml:space="preserve"> Immutable hashed assets on a CDN, atomic HTML switch, canary rollouts, a version check prompting reload, a rollback plan, and backward-compatible APIs.</w:t>
+      </w:r>
+    </w:p>
+    <w:p>
+      <w:r>
+        <w:rPr/>
+      </w:r>
+      <w:r>
+        <w:rPr>
+          <w:b/>
+        </w:rPr>
+        <w:t>Explanation:</w:t>
+      </w:r>
+      <w:r>
+        <w:rPr/>
+        <w:t xml:space="preserve"> Old clients may run for hours, so APIs must support both versions during rollout.</w:t>
+      </w:r>
+    </w:p>
+    <w:p>
+      <w:r>
+        <w:rPr/>
+      </w:r>
+      <w:r>
+        <w:rPr>
+          <w:b/>
+        </w:rPr>
+        <w:t>Example:</w:t>
+      </w:r>
+      <w:r>
+        <w:rPr/>
+        <w:t xml:space="preserve"> A banner says "New version available — Reload" when </w:t>
+      </w:r>
+      <w:r>
+        <w:rPr>
+          <w:rFonts w:ascii="Courier New" w:hAnsi="Courier New"/>
+          <w:color w:val="B42318"/>
+          <w:sz w:val="20"/>
+        </w:rPr>
+        <w:t>/version.json</w:t>
+      </w:r>
+      <w:r>
+        <w:rPr/>
+        <w:t xml:space="preserve"> changes.</w:t>
+      </w:r>
+    </w:p>
+    <w:p>
+      <w:r>
+        <w:rPr/>
+      </w:r>
+      <w:r>
+        <w:rPr>
+          <w:b/>
+        </w:rPr>
+        <w:t>Say it like this:</w:t>
+      </w:r>
+      <w:r>
+        <w:rPr/>
+        <w:t xml:space="preserve"> "Deploys are atomic and reversible, and the API stays compatible with clients still running the old version."</w:t>
+      </w:r>
     </w:p>
     <w:p>
       <w:pPr>
@@ -2756,82 +3127,53 @@
       </w:r>
       <w:r>
         <w:rPr/>
-      </w:r>
-    </w:p>
-    <w:p>
-      <w:pPr>
-        <w:pStyle w:val="ListBullet"/>
-        <w:spacing w:after="40"/>
-      </w:pPr>
-      <w:r>
-        <w:rPr/>
-        <w:t>The auth flow and token storage.</w:t>
-      </w:r>
-    </w:p>
-    <w:p>
-      <w:pPr>
-        <w:pStyle w:val="ListBullet"/>
-        <w:spacing w:after="40"/>
-      </w:pPr>
-      <w:r>
-        <w:rPr/>
-        <w:t>Server-side authorisation.</w:t>
-      </w:r>
-    </w:p>
-    <w:p>
-      <w:pPr>
-        <w:pStyle w:val="ListBullet"/>
-        <w:spacing w:after="40"/>
-      </w:pPr>
-      <w:r>
-        <w:rPr/>
-        <w:t>CSP.</w:t>
-      </w:r>
-    </w:p>
-    <w:p>
-      <w:pPr>
-        <w:pStyle w:val="ListBullet"/>
-        <w:spacing w:after="40"/>
-      </w:pPr>
-      <w:r>
-        <w:rPr/>
-        <w:t>Sanitising rich text and LLM output.</w:t>
-      </w:r>
-    </w:p>
-    <w:p>
-      <w:pPr>
-        <w:pStyle w:val="ListBullet"/>
-        <w:spacing w:after="40"/>
-      </w:pPr>
-      <w:r>
-        <w:rPr/>
-        <w:t>Rate limits.</w:t>
-      </w:r>
-    </w:p>
-    <w:p>
-      <w:pPr>
-        <w:pStyle w:val="ListBullet"/>
-        <w:spacing w:after="40"/>
-      </w:pPr>
-      <w:r>
-        <w:rPr/>
-        <w:t>PII and PHI handling.</w:t>
-      </w:r>
-    </w:p>
-    <w:p>
-      <w:pPr>
-        <w:pStyle w:val="ListBullet"/>
-        <w:spacing w:after="40"/>
-      </w:pPr>
-      <w:r>
-        <w:rPr/>
-        <w:t>Audit logs.</w:t>
-      </w:r>
-    </w:p>
-    <w:p>
-      <w:pPr>
-        <w:spacing w:after="0"/>
-      </w:pPr>
+        <w:t xml:space="preserve"> Auth flow and token storage, server-side authorisation, CSP, sanitising rich text and LLM output, rate limits, PII/PHI handling and audit logs.</w:t>
+      </w:r>
+    </w:p>
+    <w:p>
+      <w:r>
+        <w:rPr/>
+      </w:r>
+      <w:r>
+        <w:rPr>
+          <w:b/>
+        </w:rPr>
+        <w:t>Explanation:</w:t>
+      </w:r>
+      <w:r>
+        <w:rPr/>
+        <w:t xml:space="preserve"> Mentioning them shows you design security in, not bolt it on.</w:t>
+      </w:r>
+    </w:p>
+    <w:p>
+      <w:r>
+        <w:rPr/>
+      </w:r>
+      <w:r>
+        <w:rPr>
+          <w:b/>
+        </w:rPr>
+        <w:t>Example:</w:t>
+      </w:r>
+      <w:r>
+        <w:rPr/>
+        <w:t xml:space="preserve"> For the AI chat: BFF holds keys, tenant-filtered retrieval, sanitised markdown, per-tenant quotas.</w:t>
+      </w:r>
+    </w:p>
+    <w:p>
+      <w:r>
+        <w:rPr/>
+      </w:r>
+      <w:r>
+        <w:rPr>
+          <w:b/>
+        </w:rPr>
+        <w:t>Say it like this:</w:t>
+      </w:r>
+      <w:r>
+        <w:rPr/>
+        <w:t xml:space="preserve"> "Every design I present has a security section, even if it's short."</w:t>
+      </w:r>
     </w:p>
     <w:p>
       <w:pPr>
@@ -2890,63 +3232,23 @@
       </w:r>
       <w:r>
         <w:rPr/>
-        <w:t xml:space="preserve"> When several teams need </w:t>
+        <w:t xml:space="preserve"> When several teams need independent deploys on one product; implemented with build-time packages, Module Federation, iframes or Web Components.</w:t>
+      </w:r>
+    </w:p>
+    <w:p>
+      <w:r>
+        <w:rPr/>
       </w:r>
       <w:r>
         <w:rPr>
           <w:b/>
         </w:rPr>
-        <w:t>independent deploys</w:t>
-      </w:r>
-      <w:r>
-        <w:rPr/>
-        <w:t xml:space="preserve"> on one product surface. The approaches:</w:t>
-      </w:r>
-    </w:p>
-    <w:p>
-      <w:pPr>
-        <w:pStyle w:val="ListBullet"/>
-        <w:spacing w:after="40"/>
-      </w:pPr>
-      <w:r>
-        <w:rPr/>
-        <w:t>Build-time packages: the simplest, but deploys are coupled.</w:t>
-      </w:r>
-    </w:p>
-    <w:p>
-      <w:pPr>
-        <w:pStyle w:val="ListBullet"/>
-        <w:spacing w:after="40"/>
-      </w:pPr>
-      <w:r>
-        <w:rPr/>
-        <w:t>Runtime Module Federation.</w:t>
-      </w:r>
-    </w:p>
-    <w:p>
-      <w:pPr>
-        <w:pStyle w:val="ListBullet"/>
-        <w:spacing w:after="40"/>
-      </w:pPr>
-      <w:r>
-        <w:rPr/>
-        <w:t>iframes: strong isolation, but a UX cost.</w:t>
-      </w:r>
-    </w:p>
-    <w:p>
-      <w:pPr>
-        <w:pStyle w:val="ListBullet"/>
-        <w:spacing w:after="40"/>
-      </w:pPr>
-      <w:r>
-        <w:rPr/>
-        <w:t>Web Components.</w:t>
-      </w:r>
-    </w:p>
-    <w:p>
-      <w:pPr>
-        <w:spacing w:after="0"/>
-      </w:pPr>
+        <w:t>Explanation:</w:t>
+      </w:r>
+      <w:r>
+        <w:rPr/>
+        <w:t xml:space="preserve"> You must solve shared dependencies, design consistency, routing ownership, communication, performance budgets and error isolation.</w:t>
+      </w:r>
     </w:p>
     <w:p>
       <w:r>
@@ -2956,11 +3258,11 @@
         <w:rPr>
           <w:b/>
         </w:rPr>
-        <w:t>What you must solve:</w:t>
-      </w:r>
-      <w:r>
-        <w:rPr/>
-        <w:t xml:space="preserve"> shared dependencies (a single React instance), design consistency, routing ownership, cross-app communication (events or the URL), a performance budget per remote, and error isolation.</w:t>
+        <w:t>Example:</w:t>
+      </w:r>
+      <w:r>
+        <w:rPr/>
+        <w:t xml:space="preserve"> A host shell loads a separately deployed "reports" remote from another team via Module Federation.</w:t>
       </w:r>
     </w:p>
     <w:p>
@@ -2975,7 +3277,7 @@
       </w:r>
       <w:r>
         <w:rPr/>
-        <w:t xml:space="preserve"> "Micro-frontends solve an organisational problem, not a technical one. If we don't have several teams blocked on each other's deploys, a well-structured modular monolith is simpler and faster."</w:t>
+        <w:t xml:space="preserve"> "Micro-frontends solve an organisational problem; without blocked teams, a modular monolith is simpler and faster."</w:t>
       </w:r>
     </w:p>
     <w:p>
@@ -3023,62 +3325,65 @@
       </w:r>
       <w:r>
         <w:rPr/>
-      </w:r>
-    </w:p>
-    <w:p>
-      <w:pPr>
-        <w:pStyle w:val="ListBullet"/>
-        <w:spacing w:after="40"/>
-      </w:pPr>
-      <w:r>
-        <w:rPr/>
-        <w:t>Tokens (Figma variables → code), then primitives, components and patterns.</w:t>
-      </w:r>
-    </w:p>
-    <w:p>
-      <w:pPr>
-        <w:pStyle w:val="ListBullet"/>
-        <w:spacing w:after="40"/>
-      </w:pPr>
-      <w:r>
-        <w:rPr/>
-        <w:t>Semantic versioning with Changesets, and Storybook docs.</w:t>
-      </w:r>
-    </w:p>
-    <w:p>
-      <w:pPr>
-        <w:pStyle w:val="ListBullet"/>
-        <w:spacing w:after="40"/>
-      </w:pPr>
-      <w:r>
-        <w:rPr/>
-        <w:t>Visual regression and accessibility tests.</w:t>
-      </w:r>
-    </w:p>
-    <w:p>
-      <w:pPr>
-        <w:pStyle w:val="ListBullet"/>
-        <w:spacing w:after="40"/>
-      </w:pPr>
-      <w:r>
-        <w:rPr/>
-        <w:t>Codemods for breaking changes.</w:t>
-      </w:r>
-    </w:p>
-    <w:p>
-      <w:pPr>
-        <w:pStyle w:val="ListBullet"/>
-        <w:spacing w:after="40"/>
-      </w:pPr>
-      <w:r>
-        <w:rPr/>
-        <w:t>Adoption metrics, a contribution model, and multi-brand theming through token sets.</w:t>
-      </w:r>
-    </w:p>
-    <w:p>
-      <w:pPr>
-        <w:spacing w:after="0"/>
-      </w:pPr>
+        <w:t xml:space="preserve"> Tokens → primitives → components → patterns, with semver, Storybook, visual and accessibility tests, codemods and a contribution model.</w:t>
+      </w:r>
+    </w:p>
+    <w:p>
+      <w:r>
+        <w:rPr/>
+      </w:r>
+      <w:r>
+        <w:rPr>
+          <w:b/>
+        </w:rPr>
+        <w:t>Explanation:</w:t>
+      </w:r>
+      <w:r>
+        <w:rPr/>
+        <w:t xml:space="preserve"> Governance and adoption metrics matter as much as the components.</w:t>
+      </w:r>
+    </w:p>
+    <w:p>
+      <w:r>
+        <w:rPr/>
+      </w:r>
+      <w:r>
+        <w:rPr>
+          <w:b/>
+        </w:rPr>
+        <w:t>Example:</w:t>
+      </w:r>
+      <w:r>
+        <w:rPr/>
+        <w:t xml:space="preserve"> </w:t>
+      </w:r>
+      <w:r>
+        <w:rPr>
+          <w:rFonts w:ascii="Courier New" w:hAnsi="Courier New"/>
+          <w:color w:val="B42318"/>
+          <w:sz w:val="20"/>
+        </w:rPr>
+        <w:t>@org/ui</w:t>
+      </w:r>
+      <w:r>
+        <w:rPr/>
+        <w:t xml:space="preserve"> with Changesets releases, Chromatic visual tests and an adoption dashboard per product.</w:t>
+      </w:r>
+    </w:p>
+    <w:p>
+      <w:r>
+        <w:rPr/>
+      </w:r>
+      <w:r>
+        <w:rPr>
+          <w:b/>
+        </w:rPr>
+        <w:t>Say it like this:</w:t>
+      </w:r>
+      <w:r>
+        <w:rPr/>
+        <w:t xml:space="preserve"> "A design system is a product: tokens and primitives, plus versioning, docs and governance."</w:t>
+      </w:r>
     </w:p>
     <w:p>
       <w:pPr>
@@ -3125,40 +3430,22 @@
       </w:r>
       <w:r>
         <w:rPr/>
-        <w:t xml:space="preserve"> pnpm workspaces with Turborepo or Nx. Apps and shared packages (ui, utils, api-client, config), affected-only CI, enforced module boundaries, and shared tsconfig and ESLint configs.</w:t>
-      </w:r>
-    </w:p>
-    <w:p>
-      <w:pPr>
-        <w:pBdr>
-          <w:bottom w:val="single" w:sz="6" w:space="1" w:color="BFC7D5"/>
-        </w:pBdr>
-      </w:pPr>
-    </w:p>
-    <w:p>
-      <w:pPr>
-        <w:keepNext/>
-        <w:spacing w:before="200"/>
-      </w:pPr>
-      <w:r>
-        <w:rPr>
-          <w:color w:val="1F3A5F"/>
-          <w:sz w:val="24"/>
-        </w:rPr>
+        <w:t xml:space="preserve"> pnpm workspaces with Turborepo or Nx, apps plus shared packages, affected-only CI and enforced boundaries.</w:t>
+      </w:r>
+    </w:p>
+    <w:p>
+      <w:r>
+        <w:rPr/>
       </w:r>
       <w:r>
         <w:rPr>
           <w:b/>
-          <w:color w:val="1F3A5F"/>
-          <w:sz w:val="24"/>
-        </w:rPr>
-        <w:t>Q25. How does real-time collaborative editing work?</w:t>
-      </w:r>
-      <w:r>
-        <w:rPr>
-          <w:color w:val="1F3A5F"/>
-          <w:sz w:val="24"/>
-        </w:rPr>
+        </w:rPr>
+        <w:t>Explanation:</w:t>
+      </w:r>
+      <w:r>
+        <w:rPr/>
+        <w:t xml:space="preserve"> Atomic cross-package changes and shared configs reduce drift.</w:t>
       </w:r>
     </w:p>
     <w:p>
@@ -3169,517 +3456,7 @@
         <w:rPr>
           <w:b/>
         </w:rPr>
-        <w:t>Short answer:</w:t>
-      </w:r>
-      <w:r>
-        <w:rPr/>
-        <w:t xml:space="preserve"> Two approaches:</w:t>
-      </w:r>
-    </w:p>
-    <w:p>
-      <w:pPr>
-        <w:pStyle w:val="ListBullet"/>
-        <w:spacing w:after="40"/>
-      </w:pPr>
-      <w:r>
-        <w:rPr/>
-      </w:r>
-      <w:r>
-        <w:rPr>
-          <w:b/>
-        </w:rPr>
-        <w:t>OT</w:t>
-      </w:r>
-      <w:r>
-        <w:rPr/>
-        <w:t xml:space="preserve"> (Operational Transformation): a central server transforms concurrent operations. This is Google Docs' approach.</w:t>
-      </w:r>
-    </w:p>
-    <w:p>
-      <w:pPr>
-        <w:pStyle w:val="ListBullet"/>
-        <w:spacing w:after="40"/>
-      </w:pPr>
-      <w:r>
-        <w:rPr/>
-      </w:r>
-      <w:r>
-        <w:rPr>
-          <w:b/>
-        </w:rPr>
-        <w:t>CRDTs</w:t>
-      </w:r>
-      <w:r>
-        <w:rPr/>
-        <w:t xml:space="preserve"> (Yjs, Automerge): data structures that merge without a central transformer. Good for offline and peer-to-peer.</w:t>
-      </w:r>
-    </w:p>
-    <w:p>
-      <w:pPr>
-        <w:spacing w:after="0"/>
-      </w:pPr>
-    </w:p>
-    <w:p>
-      <w:r>
-        <w:rPr/>
-        <w:t>You also need presence (cursors), persistence (snapshots plus updates) and per-document permission checks.</w:t>
-      </w:r>
-    </w:p>
-    <w:p>
-      <w:pPr>
-        <w:pBdr>
-          <w:bottom w:val="single" w:sz="6" w:space="1" w:color="BFC7D5"/>
-        </w:pBdr>
-      </w:pPr>
-    </w:p>
-    <w:p>
-      <w:pPr>
-        <w:keepNext/>
-        <w:spacing w:before="200"/>
-      </w:pPr>
-      <w:r>
-        <w:rPr>
-          <w:color w:val="1F3A5F"/>
-          <w:sz w:val="24"/>
-        </w:rPr>
-      </w:r>
-      <w:r>
-        <w:rPr>
-          <w:b/>
-          <w:color w:val="1F3A5F"/>
-          <w:sz w:val="24"/>
-        </w:rPr>
-        <w:t>Q26. How do you render large amounts of data?</w:t>
-      </w:r>
-      <w:r>
-        <w:rPr>
-          <w:color w:val="1F3A5F"/>
-          <w:sz w:val="24"/>
-        </w:rPr>
-      </w:r>
-    </w:p>
-    <w:p>
-      <w:r>
-        <w:rPr/>
-      </w:r>
-      <w:r>
-        <w:rPr>
-          <w:b/>
-        </w:rPr>
-        <w:t>Short answer:</w:t>
-      </w:r>
-      <w:r>
-        <w:rPr/>
-        <w:t xml:space="preserve"> Aggregate on the server, paginate, virtualise rows </w:t>
-      </w:r>
-      <w:r>
-        <w:rPr>
-          <w:i/>
-        </w:rPr>
-        <w:t>and</w:t>
-      </w:r>
-      <w:r>
-        <w:rPr/>
-        <w:t xml:space="preserve"> columns, use canvas or WebGL for huge charts, move computation to Web Workers, and render incrementally.</w:t>
-      </w:r>
-    </w:p>
-    <w:p>
-      <w:pPr>
-        <w:pBdr>
-          <w:bottom w:val="single" w:sz="6" w:space="1" w:color="BFC7D5"/>
-        </w:pBdr>
-      </w:pPr>
-    </w:p>
-    <w:p>
-      <w:pPr>
-        <w:keepNext/>
-        <w:spacing w:before="200"/>
-      </w:pPr>
-      <w:r>
-        <w:rPr>
-          <w:color w:val="1F3A5F"/>
-          <w:sz w:val="24"/>
-        </w:rPr>
-      </w:r>
-      <w:r>
-        <w:rPr>
-          <w:b/>
-          <w:color w:val="1F3A5F"/>
-          <w:sz w:val="24"/>
-        </w:rPr>
-        <w:t>Q27. How do you handle multi-tenancy in the frontend?</w:t>
-      </w:r>
-      <w:r>
-        <w:rPr>
-          <w:color w:val="1F3A5F"/>
-          <w:sz w:val="24"/>
-        </w:rPr>
-      </w:r>
-    </w:p>
-    <w:p>
-      <w:r>
-        <w:rPr/>
-      </w:r>
-      <w:r>
-        <w:rPr>
-          <w:b/>
-        </w:rPr>
-        <w:t>Short answer:</w:t>
-      </w:r>
-      <w:r>
-        <w:rPr/>
-      </w:r>
-    </w:p>
-    <w:p>
-      <w:pPr>
-        <w:pStyle w:val="ListBullet"/>
-        <w:spacing w:after="40"/>
-      </w:pPr>
-      <w:r>
-        <w:rPr/>
-        <w:t>Resolve the tenant (from the subdomain, path or a token claim).</w:t>
-      </w:r>
-    </w:p>
-    <w:p>
-      <w:pPr>
-        <w:pStyle w:val="ListBullet"/>
-        <w:spacing w:after="40"/>
-      </w:pPr>
-      <w:r>
-        <w:rPr/>
-        <w:t>Load tenant config and feature flags.</w:t>
-      </w:r>
-    </w:p>
-    <w:p>
-      <w:pPr>
-        <w:pStyle w:val="ListBullet"/>
-        <w:spacing w:after="40"/>
-      </w:pPr>
-      <w:r>
-        <w:rPr/>
-        <w:t>Theme with tokens.</w:t>
-      </w:r>
-    </w:p>
-    <w:p>
-      <w:pPr>
-        <w:pStyle w:val="ListBullet"/>
-        <w:spacing w:after="40"/>
-      </w:pPr>
-      <w:r>
-        <w:rPr/>
-        <w:t>Use tenant-scoped cache keys.</w:t>
-      </w:r>
-    </w:p>
-    <w:p>
-      <w:pPr>
-        <w:pStyle w:val="ListBullet"/>
-        <w:spacing w:after="40"/>
-      </w:pPr>
-      <w:r>
-        <w:rPr/>
-        <w:t>Isolate data on logout and tenant switch.</w:t>
-      </w:r>
-    </w:p>
-    <w:p>
-      <w:pPr>
-        <w:pStyle w:val="ListBullet"/>
-        <w:spacing w:after="40"/>
-      </w:pPr>
-      <w:r>
-        <w:rPr/>
-        <w:t>Apply per-tenant rate limits and analytics.</w:t>
-      </w:r>
-    </w:p>
-    <w:p>
-      <w:pPr>
-        <w:spacing w:after="0"/>
-      </w:pPr>
-    </w:p>
-    <w:p>
-      <w:pPr>
-        <w:pBdr>
-          <w:bottom w:val="single" w:sz="6" w:space="1" w:color="BFC7D5"/>
-        </w:pBdr>
-      </w:pPr>
-    </w:p>
-    <w:p>
-      <w:pPr>
-        <w:keepNext/>
-        <w:spacing w:before="200"/>
-      </w:pPr>
-      <w:r>
-        <w:rPr>
-          <w:color w:val="1F3A5F"/>
-          <w:sz w:val="24"/>
-        </w:rPr>
-      </w:r>
-      <w:r>
-        <w:rPr>
-          <w:b/>
-          <w:color w:val="1F3A5F"/>
-          <w:sz w:val="24"/>
-        </w:rPr>
-        <w:t>Q28. What's the security architecture for sensitive data (healthcare, fintech)?</w:t>
-      </w:r>
-      <w:r>
-        <w:rPr>
-          <w:color w:val="1F3A5F"/>
-          <w:sz w:val="24"/>
-        </w:rPr>
-      </w:r>
-    </w:p>
-    <w:p>
-      <w:r>
-        <w:rPr/>
-      </w:r>
-      <w:r>
-        <w:rPr>
-          <w:b/>
-        </w:rPr>
-        <w:t>Short answer:</w:t>
-      </w:r>
-      <w:r>
-        <w:rPr/>
-      </w:r>
-    </w:p>
-    <w:p>
-      <w:pPr>
-        <w:pStyle w:val="ListBullet"/>
-        <w:spacing w:after="40"/>
-      </w:pPr>
-      <w:r>
-        <w:rPr/>
-        <w:t>A BFF holding the tokens, with HttpOnly cookies.</w:t>
-      </w:r>
-    </w:p>
-    <w:p>
-      <w:pPr>
-        <w:pStyle w:val="ListBullet"/>
-        <w:spacing w:after="40"/>
-      </w:pPr>
-      <w:r>
-        <w:rPr/>
-        <w:t>A strict CSP.</w:t>
-      </w:r>
-    </w:p>
-    <w:p>
-      <w:pPr>
-        <w:pStyle w:val="ListBullet"/>
-        <w:spacing w:after="40"/>
-      </w:pPr>
-      <w:r>
-        <w:rPr/>
-        <w:t>No sensitive data in browser storage, URLs or logs.</w:t>
-      </w:r>
-    </w:p>
-    <w:p>
-      <w:pPr>
-        <w:pStyle w:val="ListBullet"/>
-        <w:spacing w:after="40"/>
-      </w:pPr>
-      <w:r>
-        <w:rPr/>
-        <w:t>Session timeouts and audit trails.</w:t>
-      </w:r>
-    </w:p>
-    <w:p>
-      <w:pPr>
-        <w:pStyle w:val="ListBullet"/>
-        <w:spacing w:after="40"/>
-      </w:pPr>
-      <w:r>
-        <w:rPr/>
-        <w:t>Field-level permissions.</w:t>
-      </w:r>
-    </w:p>
-    <w:p>
-      <w:pPr>
-        <w:pStyle w:val="ListBullet"/>
-        <w:spacing w:after="40"/>
-      </w:pPr>
-      <w:r>
-        <w:rPr/>
-        <w:t>Encryption at rest and in transit.</w:t>
-      </w:r>
-    </w:p>
-    <w:p>
-      <w:pPr>
-        <w:pStyle w:val="ListBullet"/>
-        <w:spacing w:after="40"/>
-      </w:pPr>
-      <w:r>
-        <w:rPr/>
-        <w:t>Vendor review for third-party scripts.</w:t>
-      </w:r>
-    </w:p>
-    <w:p>
-      <w:pPr>
-        <w:spacing w:after="0"/>
-      </w:pPr>
-    </w:p>
-    <w:p>
-      <w:pPr>
-        <w:pBdr>
-          <w:bottom w:val="single" w:sz="6" w:space="1" w:color="BFC7D5"/>
-        </w:pBdr>
-      </w:pPr>
-    </w:p>
-    <w:p>
-      <w:pPr>
-        <w:keepNext/>
-        <w:spacing w:before="200"/>
-      </w:pPr>
-      <w:r>
-        <w:rPr>
-          <w:color w:val="1F3A5F"/>
-          <w:sz w:val="24"/>
-        </w:rPr>
-      </w:r>
-      <w:r>
-        <w:rPr>
-          <w:b/>
-          <w:color w:val="1F3A5F"/>
-          <w:sz w:val="24"/>
-        </w:rPr>
-        <w:t>Q29. How do you scale the frontend organisation?</w:t>
-      </w:r>
-      <w:r>
-        <w:rPr>
-          <w:color w:val="1F3A5F"/>
-          <w:sz w:val="24"/>
-        </w:rPr>
-      </w:r>
-    </w:p>
-    <w:p>
-      <w:r>
-        <w:rPr/>
-      </w:r>
-      <w:r>
-        <w:rPr>
-          <w:b/>
-        </w:rPr>
-        <w:t>Short answer:</w:t>
-      </w:r>
-      <w:r>
-        <w:rPr/>
-        <w:t xml:space="preserve"> Clear ownership (CODEOWNERS), architecture decision records (ADRs), shared lint and test standards, golden-path templates for new features, a platform team for tooling, and performance and accessibility budgets.</w:t>
-      </w:r>
-    </w:p>
-    <w:p>
-      <w:pPr>
-        <w:pBdr>
-          <w:bottom w:val="single" w:sz="6" w:space="1" w:color="BFC7D5"/>
-        </w:pBdr>
-      </w:pPr>
-    </w:p>
-    <w:p>
-      <w:pPr>
-        <w:keepNext/>
-        <w:spacing w:before="200"/>
-      </w:pPr>
-      <w:r>
-        <w:rPr>
-          <w:color w:val="1F3A5F"/>
-          <w:sz w:val="24"/>
-        </w:rPr>
-      </w:r>
-      <w:r>
-        <w:rPr>
-          <w:b/>
-          <w:color w:val="1F3A5F"/>
-          <w:sz w:val="24"/>
-        </w:rPr>
-        <w:t>Q30. How can edge computing help the frontend?</w:t>
-      </w:r>
-      <w:r>
-        <w:rPr>
-          <w:color w:val="1F3A5F"/>
-          <w:sz w:val="24"/>
-        </w:rPr>
-      </w:r>
-    </w:p>
-    <w:p>
-      <w:r>
-        <w:rPr/>
-      </w:r>
-      <w:r>
-        <w:rPr>
-          <w:b/>
-        </w:rPr>
-        <w:t>Short answer:</w:t>
-      </w:r>
-      <w:r>
-        <w:rPr/>
-        <w:t xml:space="preserve"> Edge middleware handles auth redirects, geolocation and A/B tests; HTML can be cached at the edge; and personalisation can use cache keys. You trade lower latency for runtime limitations.</w:t>
-      </w:r>
-    </w:p>
-    <w:p>
-      <w:pPr>
-        <w:pBdr>
-          <w:bottom w:val="single" w:sz="6" w:space="1" w:color="BFC7D5"/>
-        </w:pBdr>
-      </w:pPr>
-    </w:p>
-    <w:p>
-      <w:pPr>
-        <w:pStyle w:val="Heading2"/>
-        <w:pBdr>
-          <w:bottom w:val="single" w:sz="6" w:space="1" w:color="BFC7D5"/>
-        </w:pBdr>
-      </w:pPr>
-      <w:r>
-        <w:rPr/>
-        <w:t>Part C — 12 Worked Designs</w:t>
-      </w:r>
-    </w:p>
-    <w:p>
-      <w:r>
-        <w:rPr/>
-      </w:r>
-      <w:r>
-        <w:rPr>
-          <w:b/>
-        </w:rPr>
-        <w:t>How to use these:</w:t>
-      </w:r>
-      <w:r>
-        <w:rPr/>
-        <w:t xml:space="preserve"> practise each one out loud in 20–30 minutes, following RADIO. Each design ends with a "Say it like this" summary you can use as a closing statement.</w:t>
-      </w:r>
-    </w:p>
-    <w:p>
-      <w:pPr>
-        <w:pStyle w:val="Heading3"/>
-      </w:pPr>
-      <w:r>
-        <w:rPr/>
-        <w:t>Design 1 — Autocomplete / Typeahead</w:t>
-      </w:r>
-    </w:p>
-    <w:p>
-      <w:r>
-        <w:rPr/>
-      </w:r>
-      <w:r>
-        <w:rPr>
-          <w:b/>
-        </w:rPr>
-        <w:t>Requirements:</w:t>
-      </w:r>
-      <w:r>
-        <w:rPr/>
-        <w:t xml:space="preserve"> suggestions as the user types, keyboard navigation, highlighted matches, recent searches, under 100 ms perceived response, mobile-friendly.</w:t>
-      </w:r>
-    </w:p>
-    <w:p>
-      <w:r>
-        <w:rPr/>
-      </w:r>
-      <w:r>
-        <w:rPr>
-          <w:b/>
-        </w:rPr>
-        <w:t>Architecture:</w:t>
+        <w:t>Example:</w:t>
       </w:r>
       <w:r>
         <w:rPr/>
@@ -3725,7 +3502,7 @@
                 <w:rFonts w:ascii="Courier New" w:hAnsi="Courier New" w:eastAsia="Courier New"/>
                 <w:sz w:val="19"/>
               </w:rPr>
-              <w:t>&lt;SearchInput&gt; → useDebounce(250ms) → LRU cache lookup → fetch (AbortController) → &lt;SuggestionList&gt;</w:t>
+              <w:t>apps/interpretiq  apps/bpobox  packages/ui  packages/api-client  packages/config</w:t>
             </w:r>
           </w:p>
         </w:tc>
@@ -3744,7 +3521,271 @@
         <w:rPr>
           <w:b/>
         </w:rPr>
-        <w:t>Data model:</w:t>
+        <w:t>Say it like this:</w:t>
+      </w:r>
+      <w:r>
+        <w:rPr/>
+        <w:t xml:space="preserve"> "A monorepo lets one PR change the library and both apps, with CI building only what changed."</w:t>
+      </w:r>
+    </w:p>
+    <w:p>
+      <w:pPr>
+        <w:pBdr>
+          <w:bottom w:val="single" w:sz="6" w:space="1" w:color="BFC7D5"/>
+        </w:pBdr>
+      </w:pPr>
+    </w:p>
+    <w:p>
+      <w:pPr>
+        <w:keepNext/>
+        <w:spacing w:before="200"/>
+      </w:pPr>
+      <w:r>
+        <w:rPr>
+          <w:color w:val="1F3A5F"/>
+          <w:sz w:val="24"/>
+        </w:rPr>
+      </w:r>
+      <w:r>
+        <w:rPr>
+          <w:b/>
+          <w:color w:val="1F3A5F"/>
+          <w:sz w:val="24"/>
+        </w:rPr>
+        <w:t>Q25. How does real-time collaborative editing work?</w:t>
+      </w:r>
+      <w:r>
+        <w:rPr>
+          <w:color w:val="1F3A5F"/>
+          <w:sz w:val="24"/>
+        </w:rPr>
+      </w:r>
+    </w:p>
+    <w:p>
+      <w:r>
+        <w:rPr/>
+      </w:r>
+      <w:r>
+        <w:rPr>
+          <w:b/>
+        </w:rPr>
+        <w:t>Short answer:</w:t>
+      </w:r>
+      <w:r>
+        <w:rPr/>
+        <w:t xml:space="preserve"> Operational Transformation with a central server, or CRDTs (Yjs, Automerge) that merge without one, plus presence, persistence and permissions.</w:t>
+      </w:r>
+    </w:p>
+    <w:p>
+      <w:r>
+        <w:rPr/>
+      </w:r>
+      <w:r>
+        <w:rPr>
+          <w:b/>
+        </w:rPr>
+        <w:t>Explanation:</w:t>
+      </w:r>
+      <w:r>
+        <w:rPr/>
+        <w:t xml:space="preserve"> CRDTs handle offline edits naturally.</w:t>
+      </w:r>
+    </w:p>
+    <w:p>
+      <w:r>
+        <w:rPr/>
+      </w:r>
+      <w:r>
+        <w:rPr>
+          <w:b/>
+        </w:rPr>
+        <w:t>Example:</w:t>
+      </w:r>
+      <w:r>
+        <w:rPr/>
+        <w:t xml:space="preserve"> Yjs documents synced over a WebSocket provider, with cursors via the awareness protocol.</w:t>
+      </w:r>
+    </w:p>
+    <w:p>
+      <w:r>
+        <w:rPr/>
+      </w:r>
+      <w:r>
+        <w:rPr>
+          <w:b/>
+        </w:rPr>
+        <w:t>Say it like this:</w:t>
+      </w:r>
+      <w:r>
+        <w:rPr/>
+        <w:t xml:space="preserve"> "For new collaborative features I'd use a CRDT like Yjs, which handles concurrency and offline merging."</w:t>
+      </w:r>
+    </w:p>
+    <w:p>
+      <w:pPr>
+        <w:pBdr>
+          <w:bottom w:val="single" w:sz="6" w:space="1" w:color="BFC7D5"/>
+        </w:pBdr>
+      </w:pPr>
+    </w:p>
+    <w:p>
+      <w:pPr>
+        <w:keepNext/>
+        <w:spacing w:before="200"/>
+      </w:pPr>
+      <w:r>
+        <w:rPr>
+          <w:color w:val="1F3A5F"/>
+          <w:sz w:val="24"/>
+        </w:rPr>
+      </w:r>
+      <w:r>
+        <w:rPr>
+          <w:b/>
+          <w:color w:val="1F3A5F"/>
+          <w:sz w:val="24"/>
+        </w:rPr>
+        <w:t>Q26. How do you render large amounts of data?</w:t>
+      </w:r>
+      <w:r>
+        <w:rPr>
+          <w:color w:val="1F3A5F"/>
+          <w:sz w:val="24"/>
+        </w:rPr>
+      </w:r>
+    </w:p>
+    <w:p>
+      <w:r>
+        <w:rPr/>
+      </w:r>
+      <w:r>
+        <w:rPr>
+          <w:b/>
+        </w:rPr>
+        <w:t>Short answer:</w:t>
+      </w:r>
+      <w:r>
+        <w:rPr/>
+        <w:t xml:space="preserve"> Aggregate on the server, paginate, virtualise rows and columns, use canvas or WebGL for huge charts, and use workers for computation.</w:t>
+      </w:r>
+    </w:p>
+    <w:p>
+      <w:r>
+        <w:rPr/>
+      </w:r>
+      <w:r>
+        <w:rPr>
+          <w:b/>
+        </w:rPr>
+        <w:t>Explanation:</w:t>
+      </w:r>
+      <w:r>
+        <w:rPr/>
+        <w:t xml:space="preserve"> The browser should only receive and render what's visible.</w:t>
+      </w:r>
+    </w:p>
+    <w:p>
+      <w:r>
+        <w:rPr/>
+      </w:r>
+      <w:r>
+        <w:rPr>
+          <w:b/>
+        </w:rPr>
+        <w:t>Example:</w:t>
+      </w:r>
+      <w:r>
+        <w:rPr/>
+        <w:t xml:space="preserve"> A chart of 1 million points renders server-side aggregates of 2,000 points, drawn on canvas.</w:t>
+      </w:r>
+    </w:p>
+    <w:p>
+      <w:r>
+        <w:rPr/>
+      </w:r>
+      <w:r>
+        <w:rPr>
+          <w:b/>
+        </w:rPr>
+        <w:t>Say it like this:</w:t>
+      </w:r>
+      <w:r>
+        <w:rPr/>
+        <w:t xml:space="preserve"> "Big data is shrunk on the server and virtualised on the client."</w:t>
+      </w:r>
+    </w:p>
+    <w:p>
+      <w:pPr>
+        <w:pBdr>
+          <w:bottom w:val="single" w:sz="6" w:space="1" w:color="BFC7D5"/>
+        </w:pBdr>
+      </w:pPr>
+    </w:p>
+    <w:p>
+      <w:pPr>
+        <w:keepNext/>
+        <w:spacing w:before="200"/>
+      </w:pPr>
+      <w:r>
+        <w:rPr>
+          <w:color w:val="1F3A5F"/>
+          <w:sz w:val="24"/>
+        </w:rPr>
+      </w:r>
+      <w:r>
+        <w:rPr>
+          <w:b/>
+          <w:color w:val="1F3A5F"/>
+          <w:sz w:val="24"/>
+        </w:rPr>
+        <w:t>Q27. How do you handle multi-tenancy in the frontend?</w:t>
+      </w:r>
+      <w:r>
+        <w:rPr>
+          <w:color w:val="1F3A5F"/>
+          <w:sz w:val="24"/>
+        </w:rPr>
+      </w:r>
+    </w:p>
+    <w:p>
+      <w:r>
+        <w:rPr/>
+      </w:r>
+      <w:r>
+        <w:rPr>
+          <w:b/>
+        </w:rPr>
+        <w:t>Short answer:</w:t>
+      </w:r>
+      <w:r>
+        <w:rPr/>
+        <w:t xml:space="preserve"> Resolve the tenant, load config and flags, theme with tokens, scope cache keys, isolate on switch and logout, and apply per-tenant limits.</w:t>
+      </w:r>
+    </w:p>
+    <w:p>
+      <w:r>
+        <w:rPr/>
+      </w:r>
+      <w:r>
+        <w:rPr>
+          <w:b/>
+        </w:rPr>
+        <w:t>Explanation:</w:t>
+      </w:r>
+      <w:r>
+        <w:rPr/>
+        <w:t xml:space="preserve"> The server enforces isolation; the client prevents visual leaks.</w:t>
+      </w:r>
+    </w:p>
+    <w:p>
+      <w:r>
+        <w:rPr/>
+      </w:r>
+      <w:r>
+        <w:rPr>
+          <w:b/>
+        </w:rPr>
+        <w:t>Example:</w:t>
       </w:r>
       <w:r>
         <w:rPr/>
@@ -3756,11 +3797,11 @@
           <w:color w:val="B42318"/>
           <w:sz w:val="20"/>
         </w:rPr>
-        <w:t>{ query, results: Suggestion[], status, activeIndex }</w:t>
-      </w:r>
-      <w:r>
-        <w:rPr/>
-        <w:t xml:space="preserve">, plus a cache </w:t>
+        <w:t>acme.bpobox.com</w:t>
+      </w:r>
+      <w:r>
+        <w:rPr/>
+        <w:t xml:space="preserve"> → tenant config → CSS variables → </w:t>
       </w:r>
       <w:r>
         <w:rPr>
@@ -3768,11 +3809,11 @@
           <w:color w:val="B42318"/>
           <w:sz w:val="20"/>
         </w:rPr>
-        <w:t>Map&lt;string, Suggestion[]&gt;</w:t>
-      </w:r>
-      <w:r>
-        <w:rPr/>
-        <w:t xml:space="preserve"> with a size cap.</w:t>
+        <w:t>['tenant', 'acme', …]</w:t>
+      </w:r>
+      <w:r>
+        <w:rPr/>
+        <w:t xml:space="preserve"> query keys.</w:t>
       </w:r>
     </w:p>
     <w:p>
@@ -3783,11 +3824,182 @@
         <w:rPr>
           <w:b/>
         </w:rPr>
-        <w:t>API:</w:t>
-      </w:r>
-      <w:r>
-        <w:rPr/>
-        <w:t xml:space="preserve"> </w:t>
+        <w:t>Say it like this:</w:t>
+      </w:r>
+      <w:r>
+        <w:rPr/>
+        <w:t xml:space="preserve"> "Tenant is part of every key, theme and request, and the server enforces it."</w:t>
+      </w:r>
+    </w:p>
+    <w:p>
+      <w:pPr>
+        <w:pBdr>
+          <w:bottom w:val="single" w:sz="6" w:space="1" w:color="BFC7D5"/>
+        </w:pBdr>
+      </w:pPr>
+    </w:p>
+    <w:p>
+      <w:pPr>
+        <w:keepNext/>
+        <w:spacing w:before="200"/>
+      </w:pPr>
+      <w:r>
+        <w:rPr>
+          <w:color w:val="1F3A5F"/>
+          <w:sz w:val="24"/>
+        </w:rPr>
+      </w:r>
+      <w:r>
+        <w:rPr>
+          <w:b/>
+          <w:color w:val="1F3A5F"/>
+          <w:sz w:val="24"/>
+        </w:rPr>
+        <w:t>Q28. What's the security architecture for sensitive data (healthcare, fintech)?</w:t>
+      </w:r>
+      <w:r>
+        <w:rPr>
+          <w:color w:val="1F3A5F"/>
+          <w:sz w:val="24"/>
+        </w:rPr>
+      </w:r>
+    </w:p>
+    <w:p>
+      <w:r>
+        <w:rPr/>
+      </w:r>
+      <w:r>
+        <w:rPr>
+          <w:b/>
+        </w:rPr>
+        <w:t>Short answer:</w:t>
+      </w:r>
+      <w:r>
+        <w:rPr/>
+        <w:t xml:space="preserve"> A BFF with HttpOnly cookies, strict CSP, no sensitive data in storage, URLs or logs, timeouts, audit trails, field-level permissions, encryption and vendor review.</w:t>
+      </w:r>
+    </w:p>
+    <w:p>
+      <w:r>
+        <w:rPr/>
+      </w:r>
+      <w:r>
+        <w:rPr>
+          <w:b/>
+        </w:rPr>
+        <w:t>Explanation:</w:t>
+      </w:r>
+      <w:r>
+        <w:rPr/>
+        <w:t xml:space="preserve"> The browser is treated as untrusted and shared.</w:t>
+      </w:r>
+    </w:p>
+    <w:p>
+      <w:r>
+        <w:rPr/>
+      </w:r>
+      <w:r>
+        <w:rPr>
+          <w:b/>
+        </w:rPr>
+        <w:t>Example:</w:t>
+      </w:r>
+      <w:r>
+        <w:rPr/>
+        <w:t xml:space="preserve"> InterpretIQ: no PHI in storage or analytics, idle logout, signed URLs for recordings.</w:t>
+      </w:r>
+    </w:p>
+    <w:p>
+      <w:r>
+        <w:rPr/>
+      </w:r>
+      <w:r>
+        <w:rPr>
+          <w:b/>
+        </w:rPr>
+        <w:t>Say it like this:</w:t>
+      </w:r>
+      <w:r>
+        <w:rPr/>
+        <w:t xml:space="preserve"> "Sensitive data stays on the server as much as possible, and what reaches the browser leaves no trace."</w:t>
+      </w:r>
+    </w:p>
+    <w:p>
+      <w:pPr>
+        <w:pBdr>
+          <w:bottom w:val="single" w:sz="6" w:space="1" w:color="BFC7D5"/>
+        </w:pBdr>
+      </w:pPr>
+    </w:p>
+    <w:p>
+      <w:pPr>
+        <w:keepNext/>
+        <w:spacing w:before="200"/>
+      </w:pPr>
+      <w:r>
+        <w:rPr>
+          <w:color w:val="1F3A5F"/>
+          <w:sz w:val="24"/>
+        </w:rPr>
+      </w:r>
+      <w:r>
+        <w:rPr>
+          <w:b/>
+          <w:color w:val="1F3A5F"/>
+          <w:sz w:val="24"/>
+        </w:rPr>
+        <w:t>Q29. How do you scale the frontend organisation?</w:t>
+      </w:r>
+      <w:r>
+        <w:rPr>
+          <w:color w:val="1F3A5F"/>
+          <w:sz w:val="24"/>
+        </w:rPr>
+      </w:r>
+    </w:p>
+    <w:p>
+      <w:r>
+        <w:rPr/>
+      </w:r>
+      <w:r>
+        <w:rPr>
+          <w:b/>
+        </w:rPr>
+        <w:t>Short answer:</w:t>
+      </w:r>
+      <w:r>
+        <w:rPr/>
+        <w:t xml:space="preserve"> CODEOWNERS, ADRs, shared standards, golden-path templates, a platform team, and performance and accessibility budgets.</w:t>
+      </w:r>
+    </w:p>
+    <w:p>
+      <w:r>
+        <w:rPr/>
+      </w:r>
+      <w:r>
+        <w:rPr>
+          <w:b/>
+        </w:rPr>
+        <w:t>Explanation:</w:t>
+      </w:r>
+      <w:r>
+        <w:rPr/>
+        <w:t xml:space="preserve"> Consistency comes from tooling and templates rather than meetings.</w:t>
+      </w:r>
+    </w:p>
+    <w:p>
+      <w:r>
+        <w:rPr/>
+      </w:r>
+      <w:r>
+        <w:rPr>
+          <w:b/>
+        </w:rPr>
+        <w:t>Example:</w:t>
+      </w:r>
+      <w:r>
+        <w:rPr/>
+        <w:t xml:space="preserve"> A </w:t>
       </w:r>
       <w:r>
         <w:rPr>
@@ -3795,11 +4007,269 @@
           <w:color w:val="B42318"/>
           <w:sz w:val="20"/>
         </w:rPr>
-        <w:t>GET /search/suggest?q=…&amp;limit=8</w:t>
-      </w:r>
-      <w:r>
-        <w:rPr/>
-        <w:t xml:space="preserve"> → </w:t>
+        <w:t>create-feature</w:t>
+      </w:r>
+      <w:r>
+        <w:rPr/>
+        <w:t xml:space="preserve"> generator scaffolds a feature folder with tests and Storybook stories.</w:t>
+      </w:r>
+    </w:p>
+    <w:p>
+      <w:r>
+        <w:rPr/>
+      </w:r>
+      <w:r>
+        <w:rPr>
+          <w:b/>
+        </w:rPr>
+        <w:t>Say it like this:</w:t>
+      </w:r>
+      <w:r>
+        <w:rPr/>
+        <w:t xml:space="preserve"> "I scale teams by making the right way the default way, through templates and automated checks."</w:t>
+      </w:r>
+    </w:p>
+    <w:p>
+      <w:pPr>
+        <w:pBdr>
+          <w:bottom w:val="single" w:sz="6" w:space="1" w:color="BFC7D5"/>
+        </w:pBdr>
+      </w:pPr>
+    </w:p>
+    <w:p>
+      <w:pPr>
+        <w:keepNext/>
+        <w:spacing w:before="200"/>
+      </w:pPr>
+      <w:r>
+        <w:rPr>
+          <w:color w:val="1F3A5F"/>
+          <w:sz w:val="24"/>
+        </w:rPr>
+      </w:r>
+      <w:r>
+        <w:rPr>
+          <w:b/>
+          <w:color w:val="1F3A5F"/>
+          <w:sz w:val="24"/>
+        </w:rPr>
+        <w:t>Q30. How can edge computing help the frontend?</w:t>
+      </w:r>
+      <w:r>
+        <w:rPr>
+          <w:color w:val="1F3A5F"/>
+          <w:sz w:val="24"/>
+        </w:rPr>
+      </w:r>
+    </w:p>
+    <w:p>
+      <w:r>
+        <w:rPr/>
+      </w:r>
+      <w:r>
+        <w:rPr>
+          <w:b/>
+        </w:rPr>
+        <w:t>Short answer:</w:t>
+      </w:r>
+      <w:r>
+        <w:rPr/>
+        <w:t xml:space="preserve"> Edge middleware for redirects, geolocation and A/B tests, edge-cached HTML and personalisation via cache keys.</w:t>
+      </w:r>
+    </w:p>
+    <w:p>
+      <w:r>
+        <w:rPr/>
+      </w:r>
+      <w:r>
+        <w:rPr>
+          <w:b/>
+        </w:rPr>
+        <w:t>Explanation:</w:t>
+      </w:r>
+      <w:r>
+        <w:rPr/>
+        <w:t xml:space="preserve"> It lowers latency but has runtime limitations.</w:t>
+      </w:r>
+    </w:p>
+    <w:p>
+      <w:r>
+        <w:rPr/>
+      </w:r>
+      <w:r>
+        <w:rPr>
+          <w:b/>
+        </w:rPr>
+        <w:t>Example:</w:t>
+      </w:r>
+      <w:r>
+        <w:rPr/>
+        <w:t xml:space="preserve"> Edge middleware routes users to the nearest LiveKit region based on geolocation.</w:t>
+      </w:r>
+    </w:p>
+    <w:p>
+      <w:r>
+        <w:rPr/>
+      </w:r>
+      <w:r>
+        <w:rPr>
+          <w:b/>
+        </w:rPr>
+        <w:t>Say it like this:</w:t>
+      </w:r>
+      <w:r>
+        <w:rPr/>
+        <w:t xml:space="preserve"> "The edge is great for small, latency-sensitive decisions close to the user."</w:t>
+      </w:r>
+    </w:p>
+    <w:p>
+      <w:pPr>
+        <w:pBdr>
+          <w:bottom w:val="single" w:sz="6" w:space="1" w:color="BFC7D5"/>
+        </w:pBdr>
+      </w:pPr>
+    </w:p>
+    <w:p>
+      <w:pPr>
+        <w:pStyle w:val="Heading2"/>
+        <w:pBdr>
+          <w:bottom w:val="single" w:sz="6" w:space="1" w:color="BFC7D5"/>
+        </w:pBdr>
+      </w:pPr>
+      <w:r>
+        <w:rPr/>
+        <w:t>Part C — 12 Worked Designs</w:t>
+      </w:r>
+    </w:p>
+    <w:p>
+      <w:r>
+        <w:rPr/>
+      </w:r>
+      <w:r>
+        <w:rPr>
+          <w:b/>
+        </w:rPr>
+        <w:t>How to use these:</w:t>
+      </w:r>
+      <w:r>
+        <w:rPr/>
+        <w:t xml:space="preserve"> practise each one out loud in 20–30 minutes, following RADIO. The </w:t>
+      </w:r>
+      <w:r>
+        <w:rPr>
+          <w:b/>
+        </w:rPr>
+        <w:t>Short answer</w:t>
+      </w:r>
+      <w:r>
+        <w:rPr/>
+        <w:t xml:space="preserve"> is your 30-second summary; the </w:t>
+      </w:r>
+      <w:r>
+        <w:rPr>
+          <w:b/>
+        </w:rPr>
+        <w:t>Explanation</w:t>
+      </w:r>
+      <w:r>
+        <w:rPr/>
+        <w:t xml:space="preserve"> walks through Requirements, Architecture, Data, Interface and Optimisations; the </w:t>
+      </w:r>
+      <w:r>
+        <w:rPr>
+          <w:b/>
+        </w:rPr>
+        <w:t>Example</w:t>
+      </w:r>
+      <w:r>
+        <w:rPr/>
+        <w:t xml:space="preserve"> shows a diagram or code; </w:t>
+      </w:r>
+      <w:r>
+        <w:rPr>
+          <w:b/>
+        </w:rPr>
+        <w:t>Say it like this</w:t>
+      </w:r>
+      <w:r>
+        <w:rPr/>
+        <w:t xml:space="preserve"> is your closing statement.</w:t>
+      </w:r>
+    </w:p>
+    <w:p>
+      <w:pPr>
+        <w:pStyle w:val="Heading3"/>
+      </w:pPr>
+      <w:r>
+        <w:rPr/>
+        <w:t>Design 1 — Autocomplete / Typeahead</w:t>
+      </w:r>
+    </w:p>
+    <w:p>
+      <w:r>
+        <w:rPr/>
+      </w:r>
+      <w:r>
+        <w:rPr>
+          <w:b/>
+        </w:rPr>
+        <w:t>Short answer:</w:t>
+      </w:r>
+      <w:r>
+        <w:rPr/>
+        <w:t xml:space="preserve"> A debounced input with an LRU cache, aborted stale requests, a ranked suggestions API, and the ARIA combobox pattern.</w:t>
+      </w:r>
+    </w:p>
+    <w:p>
+      <w:r>
+        <w:rPr/>
+      </w:r>
+      <w:r>
+        <w:rPr>
+          <w:b/>
+        </w:rPr>
+        <w:t>Explanation:</w:t>
+      </w:r>
+      <w:r>
+        <w:rPr/>
+      </w:r>
+    </w:p>
+    <w:p>
+      <w:pPr>
+        <w:pStyle w:val="ListBullet"/>
+        <w:spacing w:after="40"/>
+      </w:pPr>
+      <w:r>
+        <w:rPr/>
+      </w:r>
+      <w:r>
+        <w:rPr>
+          <w:b/>
+        </w:rPr>
+        <w:t>Requirements:</w:t>
+      </w:r>
+      <w:r>
+        <w:rPr/>
+        <w:t xml:space="preserve"> suggestions as you type, keyboard navigation, highlighted matches, recent searches, under 100 ms perceived response, mobile-friendly.</w:t>
+      </w:r>
+    </w:p>
+    <w:p>
+      <w:pPr>
+        <w:pStyle w:val="ListBullet"/>
+        <w:spacing w:after="40"/>
+      </w:pPr>
+      <w:r>
+        <w:rPr/>
+      </w:r>
+      <w:r>
+        <w:rPr>
+          <w:b/>
+        </w:rPr>
+        <w:t>Architecture:</w:t>
+      </w:r>
+      <w:r>
+        <w:rPr/>
+        <w:t xml:space="preserve"> input → </w:t>
       </w:r>
       <w:r>
         <w:rPr>
@@ -3807,21 +4277,11 @@
           <w:color w:val="B42318"/>
           <w:sz w:val="20"/>
         </w:rPr>
-        <w:t>[{ id, label, type }]</w:t>
-      </w:r>
-    </w:p>
-    <w:p>
-      <w:r>
-        <w:rPr/>
-      </w:r>
-      <w:r>
-        <w:rPr>
-          <w:b/>
-        </w:rPr>
-        <w:t>Optimisations:</w:t>
-      </w:r>
-      <w:r>
-        <w:rPr/>
+        <w:t>useDebounce(250ms)</w:t>
+      </w:r>
+      <w:r>
+        <w:rPr/>
+        <w:t xml:space="preserve"> → cache lookup → fetch with AbortController → suggestion list.</w:t>
       </w:r>
     </w:p>
     <w:p>
@@ -3831,53 +4291,12 @@
       </w:pPr>
       <w:r>
         <w:rPr/>
-        <w:t>Search only after 2 characters.</w:t>
-      </w:r>
-    </w:p>
-    <w:p>
-      <w:pPr>
-        <w:pStyle w:val="ListBullet"/>
-        <w:spacing w:after="40"/>
-      </w:pPr>
-      <w:r>
-        <w:rPr/>
-        <w:t>Cancel stale requests and ignore out-of-order responses.</w:t>
-      </w:r>
-    </w:p>
-    <w:p>
-      <w:pPr>
-        <w:pStyle w:val="ListBullet"/>
-        <w:spacing w:after="40"/>
-      </w:pPr>
-      <w:r>
-        <w:rPr/>
-        <w:t>Cache prefixes, and prefetch popular queries.</w:t>
-      </w:r>
-    </w:p>
-    <w:p>
-      <w:pPr>
-        <w:pStyle w:val="ListBullet"/>
-        <w:spacing w:after="40"/>
-      </w:pPr>
-      <w:r>
-        <w:rPr/>
-        <w:t>The server returns the top N already ranked.</w:t>
-      </w:r>
-    </w:p>
-    <w:p>
-      <w:pPr>
-        <w:spacing w:after="0"/>
-      </w:pPr>
-    </w:p>
-    <w:p>
-      <w:r>
-        <w:rPr/>
       </w:r>
       <w:r>
         <w:rPr>
           <w:b/>
         </w:rPr>
-        <w:t>Accessibility (the combobox pattern):</w:t>
+        <w:t>Data:</w:t>
       </w:r>
       <w:r>
         <w:rPr/>
@@ -3889,11 +4308,11 @@
           <w:color w:val="B42318"/>
           <w:sz w:val="20"/>
         </w:rPr>
-        <w:t>role="combobox"</w:t>
-      </w:r>
-      <w:r>
-        <w:rPr/>
-        <w:t xml:space="preserve">, </w:t>
+        <w:t>{ query, results, status, activeIndex }</w:t>
+      </w:r>
+      <w:r>
+        <w:rPr/>
+        <w:t xml:space="preserve"> plus a size-capped </w:t>
       </w:r>
       <w:r>
         <w:rPr>
@@ -3901,11 +4320,30 @@
           <w:color w:val="B42318"/>
           <w:sz w:val="20"/>
         </w:rPr>
-        <w:t>aria-expanded</w:t>
-      </w:r>
-      <w:r>
-        <w:rPr/>
-        <w:t xml:space="preserve">, </w:t>
+        <w:t>Map</w:t>
+      </w:r>
+      <w:r>
+        <w:rPr/>
+        <w:t xml:space="preserve"> cache.</w:t>
+      </w:r>
+    </w:p>
+    <w:p>
+      <w:pPr>
+        <w:pStyle w:val="ListBullet"/>
+        <w:spacing w:after="40"/>
+      </w:pPr>
+      <w:r>
+        <w:rPr/>
+      </w:r>
+      <w:r>
+        <w:rPr>
+          <w:b/>
+        </w:rPr>
+        <w:t>API:</w:t>
+      </w:r>
+      <w:r>
+        <w:rPr/>
+        <w:t xml:space="preserve"> </w:t>
       </w:r>
       <w:r>
         <w:rPr>
@@ -3913,11 +4351,11 @@
           <w:color w:val="B42318"/>
           <w:sz w:val="20"/>
         </w:rPr>
-        <w:t>aria-controls</w:t>
-      </w:r>
-      <w:r>
-        <w:rPr/>
-        <w:t xml:space="preserve">, </w:t>
+        <w:t>GET /search/suggest?q=…&amp;limit=8</w:t>
+      </w:r>
+      <w:r>
+        <w:rPr/>
+        <w:t xml:space="preserve"> → </w:t>
       </w:r>
       <w:r>
         <w:rPr>
@@ -3925,11 +4363,49 @@
           <w:color w:val="B42318"/>
           <w:sz w:val="20"/>
         </w:rPr>
-        <w:t>aria-activedescendant</w:t>
-      </w:r>
-      <w:r>
-        <w:rPr/>
-        <w:t xml:space="preserve">, </w:t>
+        <w:t>[{ id, label, type }]</w:t>
+      </w:r>
+      <w:r>
+        <w:rPr/>
+        <w:t>.</w:t>
+      </w:r>
+    </w:p>
+    <w:p>
+      <w:pPr>
+        <w:pStyle w:val="ListBullet"/>
+        <w:spacing w:after="40"/>
+      </w:pPr>
+      <w:r>
+        <w:rPr/>
+      </w:r>
+      <w:r>
+        <w:rPr>
+          <w:b/>
+        </w:rPr>
+        <w:t>Optimisations:</w:t>
+      </w:r>
+      <w:r>
+        <w:rPr/>
+        <w:t xml:space="preserve"> minimum 2 characters, abort stale requests, cache prefixes, prefetch popular queries, server-ranked results.</w:t>
+      </w:r>
+    </w:p>
+    <w:p>
+      <w:pPr>
+        <w:pStyle w:val="ListBullet"/>
+        <w:spacing w:after="40"/>
+      </w:pPr>
+      <w:r>
+        <w:rPr/>
+      </w:r>
+      <w:r>
+        <w:rPr>
+          <w:b/>
+        </w:rPr>
+        <w:t>Accessibility:</w:t>
+      </w:r>
+      <w:r>
+        <w:rPr/>
+        <w:t xml:space="preserve"> </w:t>
       </w:r>
       <w:r>
         <w:rPr>
@@ -3937,11 +4413,11 @@
           <w:color w:val="B42318"/>
           <w:sz w:val="20"/>
         </w:rPr>
-        <w:t>listbox</w:t>
-      </w:r>
-      <w:r>
-        <w:rPr/>
-        <w:t>/</w:t>
+        <w:t>role="combobox"</w:t>
+      </w:r>
+      <w:r>
+        <w:rPr/>
+        <w:t xml:space="preserve">, </w:t>
       </w:r>
       <w:r>
         <w:rPr>
@@ -3949,26 +4425,11 @@
           <w:color w:val="B42318"/>
           <w:sz w:val="20"/>
         </w:rPr>
-        <w:t>option</w:t>
-      </w:r>
-      <w:r>
-        <w:rPr/>
-        <w:t xml:space="preserve"> roles, Escape to close, and an announcement of the result count ("5 suggestions available").</w:t>
-      </w:r>
-    </w:p>
-    <w:p>
-      <w:r>
-        <w:rPr/>
-      </w:r>
-      <w:r>
-        <w:rPr>
-          <w:b/>
-        </w:rPr>
-        <w:t>Edge cases:</w:t>
-      </w:r>
-      <w:r>
-        <w:rPr/>
-        <w:t xml:space="preserve"> IME composition for Chinese and Japanese input (</w:t>
+        <w:t>aria-expanded</w:t>
+      </w:r>
+      <w:r>
+        <w:rPr/>
+        <w:t xml:space="preserve">, </w:t>
       </w:r>
       <w:r>
         <w:rPr>
@@ -3976,11 +4437,198 @@
           <w:color w:val="B42318"/>
           <w:sz w:val="20"/>
         </w:rPr>
-        <w:t>compositionstart</w:t>
-      </w:r>
-      <w:r>
-        <w:rPr/>
-        <w:t>/</w:t>
+        <w:t>aria-activedescendant</w:t>
+      </w:r>
+      <w:r>
+        <w:rPr/>
+        <w:t>, listbox/option roles, Escape to close, result-count announcement.</w:t>
+      </w:r>
+    </w:p>
+    <w:p>
+      <w:pPr>
+        <w:pStyle w:val="ListBullet"/>
+        <w:spacing w:after="40"/>
+      </w:pPr>
+      <w:r>
+        <w:rPr/>
+      </w:r>
+      <w:r>
+        <w:rPr>
+          <w:b/>
+        </w:rPr>
+        <w:t>Edge cases:</w:t>
+      </w:r>
+      <w:r>
+        <w:rPr/>
+        <w:t xml:space="preserve"> IME composition, empty and error states, fast typists, offline.</w:t>
+      </w:r>
+    </w:p>
+    <w:p>
+      <w:pPr>
+        <w:spacing w:after="0"/>
+      </w:pPr>
+    </w:p>
+    <w:p>
+      <w:r>
+        <w:rPr/>
+      </w:r>
+      <w:r>
+        <w:rPr>
+          <w:b/>
+        </w:rPr>
+        <w:t>Example:</w:t>
+      </w:r>
+      <w:r>
+        <w:rPr/>
+      </w:r>
+    </w:p>
+    <w:tbl>
+      <w:tblPr>
+        <w:tblW w:type="auto" w:w="0"/>
+        <w:jc w:val="center"/>
+        <w:tblCellMar>
+          <w:top w:w="141" w:type="dxa"/>
+          <w:left w:w="141" w:type="dxa"/>
+          <w:bottom w:w="141" w:type="dxa"/>
+          <w:right w:w="141" w:type="dxa"/>
+        </w:tblCellMar>
+        <w:tblLook w:firstColumn="1" w:firstRow="1" w:lastColumn="0" w:lastRow="0" w:noHBand="0" w:noVBand="1" w:val="04A0"/>
+      </w:tblPr>
+      <w:tblGrid>
+        <w:gridCol w:w="9972"/>
+      </w:tblGrid>
+      <w:tr>
+        <w:tc>
+          <w:tcPr>
+            <w:tcW w:type="dxa" w:w="9972"/>
+            <w:shd w:val="clear" w:color="auto" w:fill="F3F4F6"/>
+          </w:tcPr>
+          <w:p>
+            <w:pPr>
+              <w:spacing w:after="0" w:line="240" w:lineRule="auto"/>
+            </w:pPr>
+            <w:r>
+              <w:rPr>
+                <w:rFonts w:ascii="Arial" w:hAnsi="Arial"/>
+                <w:b/>
+                <w:color w:val="6B7280"/>
+                <w:sz w:val="16"/>
+              </w:rPr>
+              <w:t>TEXT</w:t>
+              <w:br/>
+            </w:r>
+            <w:r>
+              <w:rPr>
+                <w:rFonts w:ascii="Courier New" w:hAnsi="Courier New" w:eastAsia="Courier New"/>
+                <w:sz w:val="19"/>
+              </w:rPr>
+              <w:t>&lt;SearchInput&gt; → useDebounce(250ms) → LRU cache → fetch (AbortController) → &lt;SuggestionList role="listbox"&gt;</w:t>
+            </w:r>
+          </w:p>
+        </w:tc>
+      </w:tr>
+    </w:tbl>
+    <w:p>
+      <w:pPr>
+        <w:spacing w:after="40"/>
+      </w:pPr>
+    </w:p>
+    <w:p>
+      <w:r>
+        <w:rPr/>
+      </w:r>
+      <w:r>
+        <w:rPr>
+          <w:b/>
+        </w:rPr>
+        <w:t>Say it like this:</w:t>
+      </w:r>
+      <w:r>
+        <w:rPr/>
+        <w:t xml:space="preserve"> "Debounce plus abort plus cache means few requests, no stale results and instant repeat queries, with the WAI-ARIA combobox pattern for accessibility."</w:t>
+      </w:r>
+    </w:p>
+    <w:p>
+      <w:pPr>
+        <w:pBdr>
+          <w:bottom w:val="single" w:sz="6" w:space="1" w:color="BFC7D5"/>
+        </w:pBdr>
+      </w:pPr>
+    </w:p>
+    <w:p>
+      <w:pPr>
+        <w:pStyle w:val="Heading3"/>
+      </w:pPr>
+      <w:r>
+        <w:rPr/>
+        <w:t>Design 2 — Infinite-Scroll News Feed</w:t>
+      </w:r>
+    </w:p>
+    <w:p>
+      <w:r>
+        <w:rPr/>
+      </w:r>
+      <w:r>
+        <w:rPr>
+          <w:b/>
+        </w:rPr>
+        <w:t>Short answer:</w:t>
+      </w:r>
+      <w:r>
+        <w:rPr/>
+        <w:t xml:space="preserve"> Cursor-paginated infinite query, an IntersectionObserver sentinel, a virtualised list with dynamic heights, and a "new posts" banner.</w:t>
+      </w:r>
+    </w:p>
+    <w:p>
+      <w:r>
+        <w:rPr/>
+      </w:r>
+      <w:r>
+        <w:rPr>
+          <w:b/>
+        </w:rPr>
+        <w:t>Explanation:</w:t>
+      </w:r>
+      <w:r>
+        <w:rPr/>
+      </w:r>
+    </w:p>
+    <w:p>
+      <w:pPr>
+        <w:pStyle w:val="ListBullet"/>
+        <w:spacing w:after="40"/>
+      </w:pPr>
+      <w:r>
+        <w:rPr/>
+      </w:r>
+      <w:r>
+        <w:rPr>
+          <w:b/>
+        </w:rPr>
+        <w:t>Requirements:</w:t>
+      </w:r>
+      <w:r>
+        <w:rPr/>
+        <w:t xml:space="preserve"> posts with images, likes and comments, a new-posts indicator, smooth scrolling through thousands of items.</w:t>
+      </w:r>
+    </w:p>
+    <w:p>
+      <w:pPr>
+        <w:pStyle w:val="ListBullet"/>
+        <w:spacing w:after="40"/>
+      </w:pPr>
+      <w:r>
+        <w:rPr/>
+      </w:r>
+      <w:r>
+        <w:rPr>
+          <w:b/>
+        </w:rPr>
+        <w:t>Architecture:</w:t>
+      </w:r>
+      <w:r>
+        <w:rPr/>
+        <w:t xml:space="preserve"> </w:t>
       </w:r>
       <w:r>
         <w:rPr>
@@ -3988,14 +4636,18 @@
           <w:color w:val="B42318"/>
           <w:sz w:val="20"/>
         </w:rPr>
-        <w:t>compositionend</w:t>
-      </w:r>
-      <w:r>
-        <w:rPr/>
-        <w:t>), empty and error states, very fast typists, offline.</w:t>
-      </w:r>
-    </w:p>
-    <w:p>
+        <w:t>useInfiniteQuery</w:t>
+      </w:r>
+      <w:r>
+        <w:rPr/>
+        <w:t xml:space="preserve"> + sentinel + virtualised list; lazy-loaded media.</w:t>
+      </w:r>
+    </w:p>
+    <w:p>
+      <w:pPr>
+        <w:pStyle w:val="ListBullet"/>
+        <w:spacing w:after="40"/>
+      </w:pPr>
       <w:r>
         <w:rPr/>
       </w:r>
@@ -4003,30 +4655,18 @@
         <w:rPr>
           <w:b/>
         </w:rPr>
-        <w:t>Say it like this:</w:t>
-      </w:r>
-      <w:r>
-        <w:rPr/>
-        <w:t xml:space="preserve"> "The core is debounce plus abort plus cache, so we send few requests, never show stale results, and repeat queries are instant. Accessibility follows the WAI-ARIA combobox pattern, and I'd measure the time from keystroke to suggestions in RUM."</w:t>
-      </w:r>
-    </w:p>
-    <w:p>
-      <w:pPr>
-        <w:pBdr>
-          <w:bottom w:val="single" w:sz="6" w:space="1" w:color="BFC7D5"/>
-        </w:pBdr>
-      </w:pPr>
-    </w:p>
-    <w:p>
-      <w:pPr>
-        <w:pStyle w:val="Heading3"/>
-      </w:pPr>
-      <w:r>
-        <w:rPr/>
-        <w:t>Design 2 — Infinite-Scroll News Feed</w:t>
-      </w:r>
-    </w:p>
-    <w:p>
+        <w:t>Data:</w:t>
+      </w:r>
+      <w:r>
+        <w:rPr/>
+        <w:t xml:space="preserve"> normalised posts and users; the feed holds IDs.</w:t>
+      </w:r>
+    </w:p>
+    <w:p>
+      <w:pPr>
+        <w:pStyle w:val="ListBullet"/>
+        <w:spacing w:after="40"/>
+      </w:pPr>
       <w:r>
         <w:rPr/>
       </w:r>
@@ -4034,26 +4674,11 @@
         <w:rPr>
           <w:b/>
         </w:rPr>
-        <w:t>Requirements:</w:t>
-      </w:r>
-      <w:r>
-        <w:rPr/>
-        <w:t xml:space="preserve"> a feed of posts with images, likes and comments, a "new posts" indicator, and smooth scrolling through thousands of items.</w:t>
-      </w:r>
-    </w:p>
-    <w:p>
-      <w:r>
-        <w:rPr/>
-      </w:r>
-      <w:r>
-        <w:rPr>
-          <w:b/>
-        </w:rPr>
-        <w:t>Architecture:</w:t>
-      </w:r>
-      <w:r>
-        <w:rPr/>
-        <w:t xml:space="preserve"> cursor-paginated </w:t>
+        <w:t>API:</w:t>
+      </w:r>
+      <w:r>
+        <w:rPr/>
+        <w:t xml:space="preserve"> </w:t>
       </w:r>
       <w:r>
         <w:rPr>
@@ -4061,41 +4686,11 @@
           <w:color w:val="B42318"/>
           <w:sz w:val="20"/>
         </w:rPr>
-        <w:t>useInfiniteQuery</w:t>
-      </w:r>
-      <w:r>
-        <w:rPr/>
-        <w:t>, an IntersectionObserver sentinel near the bottom, a virtualised list with dynamic heights, and lazily loaded media in post cards.</w:t>
-      </w:r>
-    </w:p>
-    <w:p>
-      <w:r>
-        <w:rPr/>
-      </w:r>
-      <w:r>
-        <w:rPr>
-          <w:b/>
-        </w:rPr>
-        <w:t>Data model:</w:t>
-      </w:r>
-      <w:r>
-        <w:rPr/>
-        <w:t xml:space="preserve"> normalised posts and users; the feed holds only IDs.</w:t>
-      </w:r>
-    </w:p>
-    <w:p>
-      <w:r>
-        <w:rPr/>
-      </w:r>
-      <w:r>
-        <w:rPr>
-          <w:b/>
-        </w:rPr>
-        <w:t>API:</w:t>
-      </w:r>
-      <w:r>
-        <w:rPr/>
-        <w:t xml:space="preserve"> </w:t>
+        <w:t>GET /feed?cursor=…&amp;limit=20</w:t>
+      </w:r>
+      <w:r>
+        <w:rPr/>
+        <w:t xml:space="preserve"> → </w:t>
       </w:r>
       <w:r>
         <w:rPr>
@@ -4103,11 +4698,11 @@
           <w:color w:val="B42318"/>
           <w:sz w:val="20"/>
         </w:rPr>
-        <w:t>GET /feed?cursor=…&amp;limit=20</w:t>
-      </w:r>
-      <w:r>
-        <w:rPr/>
-        <w:t xml:space="preserve"> → </w:t>
+        <w:t>{ items, nextCursor }</w:t>
+      </w:r>
+      <w:r>
+        <w:rPr/>
+        <w:t xml:space="preserve">; </w:t>
       </w:r>
       <w:r>
         <w:rPr>
@@ -4115,37 +4710,11 @@
           <w:color w:val="B42318"/>
           <w:sz w:val="20"/>
         </w:rPr>
-        <w:t>{ items, nextCursor }</w:t>
-      </w:r>
-      <w:r>
-        <w:rPr/>
-        <w:t xml:space="preserve">, and </w:t>
-      </w:r>
-      <w:r>
-        <w:rPr>
-          <w:rFonts w:ascii="Courier New" w:hAnsi="Courier New"/>
-          <w:color w:val="B42318"/>
-          <w:sz w:val="20"/>
-        </w:rPr>
         <w:t>POST /posts/:id/like</w:t>
       </w:r>
       <w:r>
         <w:rPr/>
         <w:t>.</w:t>
-      </w:r>
-    </w:p>
-    <w:p>
-      <w:r>
-        <w:rPr/>
-      </w:r>
-      <w:r>
-        <w:rPr>
-          <w:b/>
-        </w:rPr>
-        <w:t>Optimisations:</w:t>
-      </w:r>
-      <w:r>
-        <w:rPr/>
       </w:r>
     </w:p>
     <w:p>
@@ -4155,7 +4724,16 @@
       </w:pPr>
       <w:r>
         <w:rPr/>
-        <w:t>Optimistic likes.</w:t>
+      </w:r>
+      <w:r>
+        <w:rPr>
+          <w:b/>
+        </w:rPr>
+        <w:t>Optimisations:</w:t>
+      </w:r>
+      <w:r>
+        <w:rPr/>
+        <w:t xml:space="preserve"> optimistic likes, banner instead of inserting at the top (no CLS), aspect-ratio placeholders, scroll restoration, early prefetch of the next page.</w:t>
       </w:r>
     </w:p>
     <w:p>
@@ -4165,49 +4743,16 @@
       </w:pPr>
       <w:r>
         <w:rPr/>
-        <w:t>A "N new posts" banner instead of inserting at the top, which would cause layout shift.</w:t>
-      </w:r>
-    </w:p>
-    <w:p>
-      <w:pPr>
-        <w:pStyle w:val="ListBullet"/>
-        <w:spacing w:after="40"/>
-      </w:pPr>
-      <w:r>
-        <w:rPr/>
-        <w:t xml:space="preserve">Image placeholders with </w:t>
-      </w:r>
-      <w:r>
-        <w:rPr>
-          <w:rFonts w:ascii="Courier New" w:hAnsi="Courier New"/>
-          <w:color w:val="B42318"/>
-          <w:sz w:val="20"/>
-        </w:rPr>
-        <w:t>aspect-ratio</w:t>
-      </w:r>
-      <w:r>
-        <w:rPr/>
-        <w:t>.</w:t>
-      </w:r>
-    </w:p>
-    <w:p>
-      <w:pPr>
-        <w:pStyle w:val="ListBullet"/>
-        <w:spacing w:after="40"/>
-      </w:pPr>
-      <w:r>
-        <w:rPr/>
-        <w:t>Scroll restoration on back navigation.</w:t>
-      </w:r>
-    </w:p>
-    <w:p>
-      <w:pPr>
-        <w:pStyle w:val="ListBullet"/>
-        <w:spacing w:after="40"/>
-      </w:pPr>
-      <w:r>
-        <w:rPr/>
-        <w:t>Prefetching the next page early.</w:t>
+      </w:r>
+      <w:r>
+        <w:rPr>
+          <w:b/>
+        </w:rPr>
+        <w:t>Failure modes:</w:t>
+      </w:r>
+      <w:r>
+        <w:rPr/>
+        <w:t xml:space="preserve"> duplicates across pages (dedupe by ID), deleted posts, offline.</w:t>
       </w:r>
     </w:p>
     <w:p>
@@ -4223,83 +4768,7 @@
         <w:rPr>
           <w:b/>
         </w:rPr>
-        <w:t>Failure modes:</w:t>
-      </w:r>
-      <w:r>
-        <w:rPr/>
-        <w:t xml:space="preserve"> duplicate items across pages (deduplicate by ID), deleted posts, offline.</w:t>
-      </w:r>
-    </w:p>
-    <w:p>
-      <w:r>
-        <w:rPr/>
-      </w:r>
-      <w:r>
-        <w:rPr>
-          <w:b/>
-        </w:rPr>
-        <w:t>Say it like this:</w:t>
-      </w:r>
-      <w:r>
-        <w:rPr/>
-        <w:t xml:space="preserve"> "Cursor pagination keeps the feed stable while new posts arrive, virtualisation keeps the DOM small, and the new-posts banner avoids pushing content while people read."</w:t>
-      </w:r>
-    </w:p>
-    <w:p>
-      <w:pPr>
-        <w:pBdr>
-          <w:bottom w:val="single" w:sz="6" w:space="1" w:color="BFC7D5"/>
-        </w:pBdr>
-      </w:pPr>
-    </w:p>
-    <w:p>
-      <w:pPr>
-        <w:pStyle w:val="Heading3"/>
-      </w:pPr>
-      <w:r>
-        <w:rPr/>
-        <w:t>Design 3 — Chat Application (WhatsApp or Slack Web)</w:t>
-      </w:r>
-    </w:p>
-    <w:p>
-      <w:r>
-        <w:rPr/>
-      </w:r>
-      <w:r>
-        <w:rPr>
-          <w:b/>
-        </w:rPr>
-        <w:t>Requirements:</w:t>
-      </w:r>
-      <w:r>
-        <w:rPr/>
-        <w:t xml:space="preserve"> one-to-one and group chats, real-time delivery, typing indicators, read receipts, history, attachments, and sending while offline.</w:t>
-      </w:r>
-    </w:p>
-    <w:p>
-      <w:r>
-        <w:rPr/>
-      </w:r>
-      <w:r>
-        <w:rPr>
-          <w:b/>
-        </w:rPr>
-        <w:t>Architecture:</w:t>
-      </w:r>
-      <w:r>
-        <w:rPr/>
-        <w:t xml:space="preserve"> a WebSocket connection manager (a singleton shared across tabs through leader election), REST for history, and IndexedDB for the offline cache and the outbox.</w:t>
-      </w:r>
-    </w:p>
-    <w:p>
-      <w:r>
-        <w:rPr/>
-      </w:r>
-      <w:r>
-        <w:rPr>
-          <w:b/>
-        </w:rPr>
-        <w:t>Data model:</w:t>
+        <w:t>Example:</w:t>
       </w:r>
       <w:r>
         <w:rPr/>
@@ -4345,7 +4814,327 @@
                 <w:rFonts w:ascii="Courier New" w:hAnsi="Courier New" w:eastAsia="Courier New"/>
                 <w:sz w:val="19"/>
               </w:rPr>
-              <w:t>type Conversation = { id: string; members: string[]; lastMessage?: Message; unread: number };</w:t>
+              <w:t>const q = useInfiniteQuery({ queryKey: ['feed'], queryFn: ({ pageParam }) =&gt; getFeed(pageParam), getNextPageParam: (p) =&gt; p.nextCursor });</w:t>
+            </w:r>
+          </w:p>
+        </w:tc>
+      </w:tr>
+    </w:tbl>
+    <w:p>
+      <w:pPr>
+        <w:spacing w:after="40"/>
+      </w:pPr>
+    </w:p>
+    <w:p>
+      <w:r>
+        <w:rPr/>
+      </w:r>
+      <w:r>
+        <w:rPr>
+          <w:b/>
+        </w:rPr>
+        <w:t>Say it like this:</w:t>
+      </w:r>
+      <w:r>
+        <w:rPr/>
+        <w:t xml:space="preserve"> "Cursor pagination keeps the feed stable while new posts arrive, virtualisation keeps the DOM small, and the banner avoids pushing content while people read."</w:t>
+      </w:r>
+    </w:p>
+    <w:p>
+      <w:pPr>
+        <w:pBdr>
+          <w:bottom w:val="single" w:sz="6" w:space="1" w:color="BFC7D5"/>
+        </w:pBdr>
+      </w:pPr>
+    </w:p>
+    <w:p>
+      <w:pPr>
+        <w:pStyle w:val="Heading3"/>
+      </w:pPr>
+      <w:r>
+        <w:rPr/>
+        <w:t>Design 3 — Chat Application (WhatsApp or Slack Web)</w:t>
+      </w:r>
+    </w:p>
+    <w:p>
+      <w:r>
+        <w:rPr/>
+      </w:r>
+      <w:r>
+        <w:rPr>
+          <w:b/>
+        </w:rPr>
+        <w:t>Short answer:</w:t>
+      </w:r>
+      <w:r>
+        <w:rPr/>
+        <w:t xml:space="preserve"> A shared WebSocket manager, REST for history, IndexedDB for offline cache and outbox, client IDs for optimistic sends, and resync by sequence after reconnect.</w:t>
+      </w:r>
+    </w:p>
+    <w:p>
+      <w:r>
+        <w:rPr/>
+      </w:r>
+      <w:r>
+        <w:rPr>
+          <w:b/>
+        </w:rPr>
+        <w:t>Explanation:</w:t>
+      </w:r>
+      <w:r>
+        <w:rPr/>
+      </w:r>
+    </w:p>
+    <w:p>
+      <w:pPr>
+        <w:pStyle w:val="ListBullet"/>
+        <w:spacing w:after="40"/>
+      </w:pPr>
+      <w:r>
+        <w:rPr/>
+      </w:r>
+      <w:r>
+        <w:rPr>
+          <w:b/>
+        </w:rPr>
+        <w:t>Requirements:</w:t>
+      </w:r>
+      <w:r>
+        <w:rPr/>
+        <w:t xml:space="preserve"> 1:1 and group chats, real-time delivery, typing indicators, read receipts, history, attachments, offline sending.</w:t>
+      </w:r>
+    </w:p>
+    <w:p>
+      <w:pPr>
+        <w:pStyle w:val="ListBullet"/>
+        <w:spacing w:after="40"/>
+      </w:pPr>
+      <w:r>
+        <w:rPr/>
+      </w:r>
+      <w:r>
+        <w:rPr>
+          <w:b/>
+        </w:rPr>
+        <w:t>Architecture:</w:t>
+      </w:r>
+      <w:r>
+        <w:rPr/>
+        <w:t xml:space="preserve"> one WebSocket per user (leader tab), REST history, IndexedDB.</w:t>
+      </w:r>
+    </w:p>
+    <w:p>
+      <w:pPr>
+        <w:pStyle w:val="ListBullet"/>
+        <w:spacing w:after="40"/>
+      </w:pPr>
+      <w:r>
+        <w:rPr/>
+      </w:r>
+      <w:r>
+        <w:rPr>
+          <w:b/>
+        </w:rPr>
+        <w:t>Data:</w:t>
+      </w:r>
+      <w:r>
+        <w:rPr/>
+        <w:t xml:space="preserve"> </w:t>
+      </w:r>
+      <w:r>
+        <w:rPr>
+          <w:rFonts w:ascii="Courier New" w:hAnsi="Courier New"/>
+          <w:color w:val="B42318"/>
+          <w:sz w:val="20"/>
+        </w:rPr>
+        <w:t>Message { clientId, id?, convId, senderId, body, status, createdAt }</w:t>
+      </w:r>
+      <w:r>
+        <w:rPr/>
+        <w:t>.</w:t>
+      </w:r>
+    </w:p>
+    <w:p>
+      <w:pPr>
+        <w:pStyle w:val="ListBullet"/>
+        <w:spacing w:after="40"/>
+      </w:pPr>
+      <w:r>
+        <w:rPr/>
+      </w:r>
+      <w:r>
+        <w:rPr>
+          <w:b/>
+        </w:rPr>
+        <w:t>API/events:</w:t>
+      </w:r>
+      <w:r>
+        <w:rPr/>
+        <w:t xml:space="preserve"> </w:t>
+      </w:r>
+      <w:r>
+        <w:rPr>
+          <w:rFonts w:ascii="Courier New" w:hAnsi="Courier New"/>
+          <w:color w:val="B42318"/>
+          <w:sz w:val="20"/>
+        </w:rPr>
+        <w:t>message.send</w:t>
+      </w:r>
+      <w:r>
+        <w:rPr/>
+        <w:t xml:space="preserve"> → ack </w:t>
+      </w:r>
+      <w:r>
+        <w:rPr>
+          <w:rFonts w:ascii="Courier New" w:hAnsi="Courier New"/>
+          <w:color w:val="B42318"/>
+          <w:sz w:val="20"/>
+        </w:rPr>
+        <w:t>{ clientId, id }</w:t>
+      </w:r>
+      <w:r>
+        <w:rPr/>
+        <w:t xml:space="preserve">; </w:t>
+      </w:r>
+      <w:r>
+        <w:rPr>
+          <w:rFonts w:ascii="Courier New" w:hAnsi="Courier New"/>
+          <w:color w:val="B42318"/>
+          <w:sz w:val="20"/>
+        </w:rPr>
+        <w:t>message.new</w:t>
+      </w:r>
+      <w:r>
+        <w:rPr/>
+        <w:t xml:space="preserve">, </w:t>
+      </w:r>
+      <w:r>
+        <w:rPr>
+          <w:rFonts w:ascii="Courier New" w:hAnsi="Courier New"/>
+          <w:color w:val="B42318"/>
+          <w:sz w:val="20"/>
+        </w:rPr>
+        <w:t>typing</w:t>
+      </w:r>
+      <w:r>
+        <w:rPr/>
+        <w:t xml:space="preserve">, </w:t>
+      </w:r>
+      <w:r>
+        <w:rPr>
+          <w:rFonts w:ascii="Courier New" w:hAnsi="Courier New"/>
+          <w:color w:val="B42318"/>
+          <w:sz w:val="20"/>
+        </w:rPr>
+        <w:t>receipt</w:t>
+      </w:r>
+      <w:r>
+        <w:rPr/>
+        <w:t xml:space="preserve">; </w:t>
+      </w:r>
+      <w:r>
+        <w:rPr>
+          <w:rFonts w:ascii="Courier New" w:hAnsi="Courier New"/>
+          <w:color w:val="B42318"/>
+          <w:sz w:val="20"/>
+        </w:rPr>
+        <w:t>GET /conversations/:id/messages?before=cursor</w:t>
+      </w:r>
+      <w:r>
+        <w:rPr/>
+        <w:t>.</w:t>
+      </w:r>
+    </w:p>
+    <w:p>
+      <w:pPr>
+        <w:pStyle w:val="ListBullet"/>
+        <w:spacing w:after="40"/>
+      </w:pPr>
+      <w:r>
+        <w:rPr/>
+      </w:r>
+      <w:r>
+        <w:rPr>
+          <w:b/>
+        </w:rPr>
+        <w:t>Optimisations:</w:t>
+      </w:r>
+      <w:r>
+        <w:rPr/>
+        <w:t xml:space="preserve"> optimistic sends, reverse virtualised list, batched receipts, throttled typing events, ordering by server sequence.</w:t>
+      </w:r>
+    </w:p>
+    <w:p>
+      <w:pPr>
+        <w:pStyle w:val="ListBullet"/>
+        <w:spacing w:after="40"/>
+      </w:pPr>
+      <w:r>
+        <w:rPr/>
+      </w:r>
+      <w:r>
+        <w:rPr>
+          <w:b/>
+        </w:rPr>
+        <w:t>Security:</w:t>
+      </w:r>
+      <w:r>
+        <w:rPr/>
+        <w:t xml:space="preserve"> sanitised rich text, attachment scanning, per-conversation authorisation.</w:t>
+      </w:r>
+    </w:p>
+    <w:p>
+      <w:pPr>
+        <w:spacing w:after="0"/>
+      </w:pPr>
+    </w:p>
+    <w:p>
+      <w:r>
+        <w:rPr/>
+      </w:r>
+      <w:r>
+        <w:rPr>
+          <w:b/>
+        </w:rPr>
+        <w:t>Example:</w:t>
+      </w:r>
+      <w:r>
+        <w:rPr/>
+      </w:r>
+    </w:p>
+    <w:tbl>
+      <w:tblPr>
+        <w:tblW w:type="auto" w:w="0"/>
+        <w:jc w:val="center"/>
+        <w:tblCellMar>
+          <w:top w:w="141" w:type="dxa"/>
+          <w:left w:w="141" w:type="dxa"/>
+          <w:bottom w:w="141" w:type="dxa"/>
+          <w:right w:w="141" w:type="dxa"/>
+        </w:tblCellMar>
+        <w:tblLook w:firstColumn="1" w:firstRow="1" w:lastColumn="0" w:lastRow="0" w:noHBand="0" w:noVBand="1" w:val="04A0"/>
+      </w:tblPr>
+      <w:tblGrid>
+        <w:gridCol w:w="9972"/>
+      </w:tblGrid>
+      <w:tr>
+        <w:tc>
+          <w:tcPr>
+            <w:tcW w:type="dxa" w:w="9972"/>
+            <w:shd w:val="clear" w:color="auto" w:fill="F3F4F6"/>
+          </w:tcPr>
+          <w:p>
+            <w:pPr>
+              <w:spacing w:after="0" w:line="240" w:lineRule="auto"/>
+            </w:pPr>
+            <w:r>
+              <w:rPr>
+                <w:rFonts w:ascii="Arial" w:hAnsi="Arial"/>
+                <w:b/>
+                <w:color w:val="6B7280"/>
+                <w:sz w:val="16"/>
+              </w:rPr>
+              <w:t>TS</w:t>
               <w:br/>
             </w:r>
             <w:r>
@@ -4353,7 +5142,7 @@
                 <w:rFonts w:ascii="Courier New" w:hAnsi="Courier New" w:eastAsia="Courier New"/>
                 <w:sz w:val="19"/>
               </w:rPr>
-              <w:t>type Message = {</w:t>
+              <w:t>type Message = { clientId: string; id?: string; convId: string; body: string;</w:t>
               <w:br/>
             </w:r>
             <w:r>
@@ -4361,23 +5150,7 @@
                 <w:rFonts w:ascii="Courier New" w:hAnsi="Courier New" w:eastAsia="Courier New"/>
                 <w:sz w:val="19"/>
               </w:rPr>
-              <w:t xml:space="preserve">  id?: string; clientId: string; convId: string; senderId: string; body: string;</w:t>
-              <w:br/>
-            </w:r>
-            <w:r>
-              <w:rPr>
-                <w:rFonts w:ascii="Courier New" w:hAnsi="Courier New" w:eastAsia="Courier New"/>
-                <w:sz w:val="19"/>
-              </w:rPr>
-              <w:t xml:space="preserve">  status: 'sending' | 'sent' | 'delivered' | 'read' | 'failed'; createdAt: string;</w:t>
-              <w:br/>
-            </w:r>
-            <w:r>
-              <w:rPr>
-                <w:rFonts w:ascii="Courier New" w:hAnsi="Courier New" w:eastAsia="Courier New"/>
-                <w:sz w:val="19"/>
-              </w:rPr>
-              <w:t>};</w:t>
+              <w:t xml:space="preserve">  status: 'sending' | 'sent' | 'delivered' | 'read' | 'failed'; createdAt: string };</w:t>
             </w:r>
           </w:p>
         </w:tc>
@@ -4396,7 +5169,53 @@
         <w:rPr>
           <w:b/>
         </w:rPr>
-        <w:t>API and events:</w:t>
+        <w:t>Say it like this:</w:t>
+      </w:r>
+      <w:r>
+        <w:rPr/>
+        <w:t xml:space="preserve"> "Every message gets a client ID, so it appears instantly and retries never duplicate it; after reconnecting we fetch everything since the last sequence number."</w:t>
+      </w:r>
+    </w:p>
+    <w:p>
+      <w:pPr>
+        <w:pBdr>
+          <w:bottom w:val="single" w:sz="6" w:space="1" w:color="BFC7D5"/>
+        </w:pBdr>
+      </w:pPr>
+    </w:p>
+    <w:p>
+      <w:pPr>
+        <w:pStyle w:val="Heading3"/>
+      </w:pPr>
+      <w:r>
+        <w:rPr/>
+        <w:t>Design 4 — AI Chat with Streaming Responses (← Your SSE Compliance Chat)</w:t>
+      </w:r>
+    </w:p>
+    <w:p>
+      <w:r>
+        <w:rPr/>
+      </w:r>
+      <w:r>
+        <w:rPr>
+          <w:b/>
+        </w:rPr>
+        <w:t>Short answer:</w:t>
+      </w:r>
+      <w:r>
+        <w:rPr/>
+        <w:t xml:space="preserve"> Client → BFF (auth, rate limits, keys, audit) → tenant-filtered retrieval → LLM, streamed back over SSE, with frame-buffered rendering, stop and safe markdown.</w:t>
+      </w:r>
+    </w:p>
+    <w:p>
+      <w:r>
+        <w:rPr/>
+      </w:r>
+      <w:r>
+        <w:rPr>
+          <w:b/>
+        </w:rPr>
+        <w:t>Explanation:</w:t>
       </w:r>
       <w:r>
         <w:rPr/>
@@ -4409,7 +5228,54 @@
       </w:pPr>
       <w:r>
         <w:rPr/>
-        <w:t xml:space="preserve">Client sends </w:t>
+      </w:r>
+      <w:r>
+        <w:rPr>
+          <w:b/>
+        </w:rPr>
+        <w:t>Requirements:</w:t>
+      </w:r>
+      <w:r>
+        <w:rPr/>
+        <w:t xml:space="preserve"> streaming, stop and regenerate, history, citations, markdown, feedback, tenant- and role-aware, no data leakage.</w:t>
+      </w:r>
+    </w:p>
+    <w:p>
+      <w:pPr>
+        <w:pStyle w:val="ListBullet"/>
+        <w:spacing w:after="40"/>
+      </w:pPr>
+      <w:r>
+        <w:rPr/>
+      </w:r>
+      <w:r>
+        <w:rPr>
+          <w:b/>
+        </w:rPr>
+        <w:t>Architecture:</w:t>
+      </w:r>
+      <w:r>
+        <w:rPr/>
+        <w:t xml:space="preserve"> BFF holds the LLM key; retrieval filters by tenant in the query.</w:t>
+      </w:r>
+    </w:p>
+    <w:p>
+      <w:pPr>
+        <w:pStyle w:val="ListBullet"/>
+        <w:spacing w:after="40"/>
+      </w:pPr>
+      <w:r>
+        <w:rPr/>
+      </w:r>
+      <w:r>
+        <w:rPr>
+          <w:b/>
+        </w:rPr>
+        <w:t>Data:</w:t>
+      </w:r>
+      <w:r>
+        <w:rPr/>
+        <w:t xml:space="preserve"> </w:t>
       </w:r>
       <w:r>
         <w:rPr>
@@ -4417,11 +5283,30 @@
           <w:color w:val="B42318"/>
           <w:sz w:val="20"/>
         </w:rPr>
-        <w:t>message.send { clientId, … }</w:t>
-      </w:r>
-      <w:r>
-        <w:rPr/>
-        <w:t xml:space="preserve">, and the server acks with </w:t>
+        <w:t>Message { id, role, content, status, citations: { callId, ts }[] }</w:t>
+      </w:r>
+      <w:r>
+        <w:rPr/>
+        <w:t>.</w:t>
+      </w:r>
+    </w:p>
+    <w:p>
+      <w:pPr>
+        <w:pStyle w:val="ListBullet"/>
+        <w:spacing w:after="40"/>
+      </w:pPr>
+      <w:r>
+        <w:rPr/>
+      </w:r>
+      <w:r>
+        <w:rPr>
+          <w:b/>
+        </w:rPr>
+        <w:t>API:</w:t>
+      </w:r>
+      <w:r>
+        <w:rPr/>
+        <w:t xml:space="preserve"> </w:t>
       </w:r>
       <w:r>
         <w:rPr>
@@ -4429,21 +5314,11 @@
           <w:color w:val="B42318"/>
           <w:sz w:val="20"/>
         </w:rPr>
-        <w:t>{ clientId, id, createdAt }</w:t>
-      </w:r>
-      <w:r>
-        <w:rPr/>
-        <w:t>.</w:t>
-      </w:r>
-    </w:p>
-    <w:p>
-      <w:pPr>
-        <w:pStyle w:val="ListBullet"/>
-        <w:spacing w:after="40"/>
-      </w:pPr>
-      <w:r>
-        <w:rPr/>
-        <w:t xml:space="preserve">The server pushes </w:t>
+        <w:t>POST /conversations/:id/messages</w:t>
+      </w:r>
+      <w:r>
+        <w:rPr/>
+        <w:t xml:space="preserve"> → </w:t>
       </w:r>
       <w:r>
         <w:rPr>
@@ -4451,11 +5326,11 @@
           <w:color w:val="B42318"/>
           <w:sz w:val="20"/>
         </w:rPr>
-        <w:t>message.new</w:t>
-      </w:r>
-      <w:r>
-        <w:rPr/>
-        <w:t xml:space="preserve">, </w:t>
+        <w:t>text/event-stream</w:t>
+      </w:r>
+      <w:r>
+        <w:rPr/>
+        <w:t xml:space="preserve"> with </w:t>
       </w:r>
       <w:r>
         <w:rPr>
@@ -4463,11 +5338,11 @@
           <w:color w:val="B42318"/>
           <w:sz w:val="20"/>
         </w:rPr>
-        <w:t>typing</w:t>
-      </w:r>
-      <w:r>
-        <w:rPr/>
-        <w:t xml:space="preserve"> and </w:t>
+        <w:t>token</w:t>
+      </w:r>
+      <w:r>
+        <w:rPr/>
+        <w:t xml:space="preserve">, </w:t>
       </w:r>
       <w:r>
         <w:rPr>
@@ -4475,21 +5350,11 @@
           <w:color w:val="B42318"/>
           <w:sz w:val="20"/>
         </w:rPr>
-        <w:t>receipt</w:t>
-      </w:r>
-      <w:r>
-        <w:rPr/>
-        <w:t xml:space="preserve"> events.</w:t>
-      </w:r>
-    </w:p>
-    <w:p>
-      <w:pPr>
-        <w:pStyle w:val="ListBullet"/>
-        <w:spacing w:after="40"/>
-      </w:pPr>
-      <w:r>
-        <w:rPr/>
-        <w:t xml:space="preserve">History: </w:t>
+        <w:t>citation</w:t>
+      </w:r>
+      <w:r>
+        <w:rPr/>
+        <w:t xml:space="preserve">, </w:t>
       </w:r>
       <w:r>
         <w:rPr>
@@ -4497,40 +5362,11 @@
           <w:color w:val="B42318"/>
           <w:sz w:val="20"/>
         </w:rPr>
-        <w:t>GET /conversations/:id/messages?before=cursor</w:t>
-      </w:r>
-      <w:r>
-        <w:rPr/>
-        <w:t>.</w:t>
-      </w:r>
-    </w:p>
-    <w:p>
-      <w:pPr>
-        <w:spacing w:after="0"/>
-      </w:pPr>
-    </w:p>
-    <w:p>
-      <w:r>
-        <w:rPr/>
-      </w:r>
-      <w:r>
-        <w:rPr>
-          <w:b/>
-        </w:rPr>
-        <w:t>Optimisations:</w:t>
-      </w:r>
-      <w:r>
-        <w:rPr/>
-      </w:r>
-    </w:p>
-    <w:p>
-      <w:pPr>
-        <w:pStyle w:val="ListBullet"/>
-        <w:spacing w:after="40"/>
-      </w:pPr>
-      <w:r>
-        <w:rPr/>
-        <w:t xml:space="preserve">Optimistic sending using the </w:t>
+        <w:t>done</w:t>
+      </w:r>
+      <w:r>
+        <w:rPr/>
+        <w:t xml:space="preserve">, </w:t>
       </w:r>
       <w:r>
         <w:rPr>
@@ -4538,11 +5374,11 @@
           <w:color w:val="B42318"/>
           <w:sz w:val="20"/>
         </w:rPr>
-        <w:t>clientId</w:t>
-      </w:r>
-      <w:r>
-        <w:rPr/>
-        <w:t>.</w:t>
+        <w:t>error</w:t>
+      </w:r>
+      <w:r>
+        <w:rPr/>
+        <w:t xml:space="preserve"> events.</w:t>
       </w:r>
     </w:p>
     <w:p>
@@ -4552,7 +5388,28 @@
       </w:pPr>
       <w:r>
         <w:rPr/>
-        <w:t>A reverse virtualised list.</w:t>
+      </w:r>
+      <w:r>
+        <w:rPr>
+          <w:b/>
+        </w:rPr>
+        <w:t>Client:</w:t>
+      </w:r>
+      <w:r>
+        <w:rPr/>
+        <w:t xml:space="preserve"> token buffer flushed per frame, AbortController for Stop, auto-scroll only near the bottom, sanitised markdown, one </w:t>
+      </w:r>
+      <w:r>
+        <w:rPr>
+          <w:rFonts w:ascii="Courier New" w:hAnsi="Courier New"/>
+          <w:color w:val="B42318"/>
+          <w:sz w:val="20"/>
+        </w:rPr>
+        <w:t>aria-live</w:t>
+      </w:r>
+      <w:r>
+        <w:rPr/>
+        <w:t xml:space="preserve"> announcement on completion.</w:t>
       </w:r>
     </w:p>
     <w:p>
@@ -4562,27 +5419,16 @@
       </w:pPr>
       <w:r>
         <w:rPr/>
-        <w:t>Batched read receipts, and throttled typing events.</w:t>
-      </w:r>
-    </w:p>
-    <w:p>
-      <w:pPr>
-        <w:pStyle w:val="ListBullet"/>
-        <w:spacing w:after="40"/>
-      </w:pPr>
-      <w:r>
-        <w:rPr/>
-        <w:t>On reconnect, fetch everything missed since the last message ID.</w:t>
-      </w:r>
-    </w:p>
-    <w:p>
-      <w:pPr>
-        <w:pStyle w:val="ListBullet"/>
-        <w:spacing w:after="40"/>
-      </w:pPr>
-      <w:r>
-        <w:rPr/>
-        <w:t>Order messages by the server's sequence number.</w:t>
+      </w:r>
+      <w:r>
+        <w:rPr>
+          <w:b/>
+        </w:rPr>
+        <w:t>Quality:</w:t>
+      </w:r>
+      <w:r>
+        <w:rPr/>
+        <w:t xml:space="preserve"> time to first token, tokens per second, error rate, prompt-injection awareness, per-tenant quotas.</w:t>
       </w:r>
     </w:p>
     <w:p>
@@ -4598,68 +5444,7 @@
         <w:rPr>
           <w:b/>
         </w:rPr>
-        <w:t>Security:</w:t>
-      </w:r>
-      <w:r>
-        <w:rPr/>
-        <w:t xml:space="preserve"> sanitise rich text, scan attachments, and authorise per conversation.</w:t>
-      </w:r>
-    </w:p>
-    <w:p>
-      <w:r>
-        <w:rPr/>
-      </w:r>
-      <w:r>
-        <w:rPr>
-          <w:b/>
-        </w:rPr>
-        <w:t>Say it like this:</w:t>
-      </w:r>
-      <w:r>
-        <w:rPr/>
-        <w:t xml:space="preserve"> "Every message gets a client ID, so it appears instantly and the server ack just confirms it, and retries never duplicate it. After a reconnect we fetch everything since the last sequence number, so nothing is lost."</w:t>
-      </w:r>
-    </w:p>
-    <w:p>
-      <w:pPr>
-        <w:pBdr>
-          <w:bottom w:val="single" w:sz="6" w:space="1" w:color="BFC7D5"/>
-        </w:pBdr>
-      </w:pPr>
-    </w:p>
-    <w:p>
-      <w:pPr>
-        <w:pStyle w:val="Heading3"/>
-      </w:pPr>
-      <w:r>
-        <w:rPr/>
-        <w:t>Design 4 — AI Chat with Streaming Responses (← Your SSE Compliance Chat)</w:t>
-      </w:r>
-    </w:p>
-    <w:p>
-      <w:r>
-        <w:rPr/>
-      </w:r>
-      <w:r>
-        <w:rPr>
-          <w:b/>
-        </w:rPr>
-        <w:t>Requirements:</w:t>
-      </w:r>
-      <w:r>
-        <w:rPr/>
-        <w:t xml:space="preserve"> streaming answers, stop and regenerate, conversation history, citations back to source calls and transcripts, markdown and code rendering, feedback buttons, tenant- and role-aware, no sensitive data leakage.</w:t>
-      </w:r>
-    </w:p>
-    <w:p>
-      <w:r>
-        <w:rPr/>
-      </w:r>
-      <w:r>
-        <w:rPr>
-          <w:b/>
-        </w:rPr>
-        <w:t>Architecture:</w:t>
+        <w:t>Example:</w:t>
       </w:r>
       <w:r>
         <w:rPr/>
@@ -4705,7 +5490,7 @@
                 <w:rFonts w:ascii="Courier New" w:hAnsi="Courier New" w:eastAsia="Courier New"/>
                 <w:sz w:val="19"/>
               </w:rPr>
-              <w:t>Client ──POST──► BFF (auth, rate limit, holds LLM key, audit log)</w:t>
+              <w:t>Client ──POST──► BFF (auth, rate limit, key, audit) ──► Retrieval (tenant-filtered) ──► LLM</w:t>
               <w:br/>
             </w:r>
             <w:r>
@@ -4713,15 +5498,7 @@
                 <w:rFonts w:ascii="Courier New" w:hAnsi="Courier New" w:eastAsia="Courier New"/>
                 <w:sz w:val="19"/>
               </w:rPr>
-              <w:t xml:space="preserve">                  └─► Retrieval service (RAG over THIS tenant's data only)</w:t>
-              <w:br/>
-            </w:r>
-            <w:r>
-              <w:rPr>
-                <w:rFonts w:ascii="Courier New" w:hAnsi="Courier New" w:eastAsia="Courier New"/>
-                <w:sz w:val="19"/>
-              </w:rPr>
-              <w:t xml:space="preserve">                        └─► LLM ──tokens──► BFF ──SSE──► Client</w:t>
+              <w:t xml:space="preserve">   ◄────────────── SSE tokens ◄──────────────────────────────────────────────────────┘</w:t>
             </w:r>
           </w:p>
         </w:tc>
@@ -4740,11 +5517,170 @@
         <w:rPr>
           <w:b/>
         </w:rPr>
-        <w:t>Data model:</w:t>
-      </w:r>
-      <w:r>
-        <w:rPr/>
-        <w:t xml:space="preserve"> </w:t>
+        <w:t>Say it like this:</w:t>
+      </w:r>
+      <w:r>
+        <w:rPr/>
+        <w:t xml:space="preserve"> "Security lives at the BFF and the retrieval layer; on the client it's about a smooth, cancellable, safely rendered stream."</w:t>
+      </w:r>
+    </w:p>
+    <w:p>
+      <w:pPr>
+        <w:pBdr>
+          <w:bottom w:val="single" w:sz="6" w:space="1" w:color="BFC7D5"/>
+        </w:pBdr>
+      </w:pPr>
+    </w:p>
+    <w:p>
+      <w:pPr>
+        <w:pStyle w:val="Heading3"/>
+      </w:pPr>
+      <w:r>
+        <w:rPr/>
+        <w:t>Design 5 — Video Consultation and Interpretation UI (← InterpretIQ)</w:t>
+      </w:r>
+    </w:p>
+    <w:p>
+      <w:r>
+        <w:rPr/>
+      </w:r>
+      <w:r>
+        <w:rPr>
+          <w:b/>
+        </w:rPr>
+        <w:t>Short answer:</w:t>
+      </w:r>
+      <w:r>
+        <w:rPr/>
+        <w:t xml:space="preserve"> A PWA with a pre-join device check, server-issued role-scoped LiveKit tokens, an explicit call state machine, adaptive streaming, resume-first reconnects, and strict PHI and accessibility rules.</w:t>
+      </w:r>
+    </w:p>
+    <w:p>
+      <w:r>
+        <w:rPr/>
+      </w:r>
+      <w:r>
+        <w:rPr>
+          <w:b/>
+        </w:rPr>
+        <w:t>Explanation:</w:t>
+      </w:r>
+      <w:r>
+        <w:rPr/>
+      </w:r>
+    </w:p>
+    <w:p>
+      <w:pPr>
+        <w:pStyle w:val="ListBullet"/>
+        <w:spacing w:after="40"/>
+      </w:pPr>
+      <w:r>
+        <w:rPr/>
+      </w:r>
+      <w:r>
+        <w:rPr>
+          <w:b/>
+        </w:rPr>
+        <w:t>Requirements:</w:t>
+      </w:r>
+      <w:r>
+        <w:rPr/>
+        <w:t xml:space="preserve"> patient, provider and interpreter; waiting room; mute, camera, screen share; graceful reconnects; captions; hospital Wi-Fi and tablets; WCAG AA; no PHI leakage.</w:t>
+      </w:r>
+    </w:p>
+    <w:p>
+      <w:pPr>
+        <w:pStyle w:val="ListBullet"/>
+        <w:spacing w:after="40"/>
+      </w:pPr>
+      <w:r>
+        <w:rPr/>
+      </w:r>
+      <w:r>
+        <w:rPr>
+          <w:b/>
+        </w:rPr>
+        <w:t>Architecture:</w:t>
+      </w:r>
+      <w:r>
+        <w:rPr/>
+        <w:t xml:space="preserve"> PWA shell → auth → pre-join → token API → LiveKit SFU over WebRTC, WSS signalling, TURN/TLS fallback, lazy SDK.</w:t>
+      </w:r>
+    </w:p>
+    <w:p>
+      <w:pPr>
+        <w:pStyle w:val="ListBullet"/>
+        <w:spacing w:after="40"/>
+      </w:pPr>
+      <w:r>
+        <w:rPr/>
+      </w:r>
+      <w:r>
+        <w:rPr>
+          <w:b/>
+        </w:rPr>
+        <w:t>Data:</w:t>
+      </w:r>
+      <w:r>
+        <w:rPr/>
+        <w:t xml:space="preserve"> participants by identity with role, tracks and connection quality; non-sensitive device preferences.</w:t>
+      </w:r>
+    </w:p>
+    <w:p>
+      <w:pPr>
+        <w:pStyle w:val="ListBullet"/>
+        <w:spacing w:after="40"/>
+      </w:pPr>
+      <w:r>
+        <w:rPr/>
+      </w:r>
+      <w:r>
+        <w:rPr>
+          <w:b/>
+        </w:rPr>
+        <w:t>Optimisations:</w:t>
+      </w:r>
+      <w:r>
+        <w:rPr/>
+        <w:t xml:space="preserve"> token prefetch, preconnect, adaptive stream and dynacast, paused off-screen video, active-speaker layout, audio-only fallback, speaking indicators outside React state.</w:t>
+      </w:r>
+    </w:p>
+    <w:p>
+      <w:pPr>
+        <w:pStyle w:val="ListBullet"/>
+        <w:spacing w:after="40"/>
+      </w:pPr>
+      <w:r>
+        <w:rPr/>
+      </w:r>
+      <w:r>
+        <w:rPr>
+          <w:b/>
+        </w:rPr>
+        <w:t>Reliability:</w:t>
+      </w:r>
+      <w:r>
+        <w:rPr/>
+        <w:t xml:space="preserve"> non-blocking reconnect banner, backoff rejoin with fresh token, telemetry for join time and reconnect success.</w:t>
+      </w:r>
+    </w:p>
+    <w:p>
+      <w:pPr>
+        <w:pStyle w:val="ListBullet"/>
+        <w:spacing w:after="40"/>
+      </w:pPr>
+      <w:r>
+        <w:rPr/>
+      </w:r>
+      <w:r>
+        <w:rPr>
+          <w:b/>
+        </w:rPr>
+        <w:t>Security and accessibility:</w:t>
+      </w:r>
+      <w:r>
+        <w:rPr/>
+        <w:t xml:space="preserve"> opaque room names, short token TTL, consent UI, no PHI in telemetry, </w:t>
       </w:r>
       <w:r>
         <w:rPr>
@@ -4752,24 +5688,17 @@
           <w:color w:val="B42318"/>
           <w:sz w:val="20"/>
         </w:rPr>
-        <w:t>Conversation { id, title, messages[] }</w:t>
-      </w:r>
-      <w:r>
-        <w:rPr/>
-        <w:t xml:space="preserve"> and </w:t>
-      </w:r>
-      <w:r>
-        <w:rPr>
-          <w:rFonts w:ascii="Courier New" w:hAnsi="Courier New"/>
-          <w:color w:val="B42318"/>
-          <w:sz w:val="20"/>
-        </w:rPr>
-        <w:t>Message { id, role, content, status: 'streaming' | 'done' | 'error' | 'stopped', citations: { callId, ts }[] }</w:t>
-      </w:r>
-      <w:r>
-        <w:rPr/>
-        <w:t>.</w:t>
-      </w:r>
+        <w:t>aria-pressed</w:t>
+      </w:r>
+      <w:r>
+        <w:rPr/>
+        <w:t xml:space="preserve"> controls, live announcements, captions, focus management.</w:t>
+      </w:r>
+    </w:p>
+    <w:p>
+      <w:pPr>
+        <w:spacing w:after="0"/>
+      </w:pPr>
     </w:p>
     <w:p>
       <w:r>
@@ -4779,345 +5708,7 @@
         <w:rPr>
           <w:b/>
         </w:rPr>
-        <w:t>API:</w:t>
-      </w:r>
-      <w:r>
-        <w:rPr/>
-        <w:t xml:space="preserve"> </w:t>
-      </w:r>
-      <w:r>
-        <w:rPr>
-          <w:rFonts w:ascii="Courier New" w:hAnsi="Courier New"/>
-          <w:color w:val="B42318"/>
-          <w:sz w:val="20"/>
-        </w:rPr>
-        <w:t>POST /conversations/:id/messages</w:t>
-      </w:r>
-      <w:r>
-        <w:rPr/>
-        <w:t xml:space="preserve"> returns a </w:t>
-      </w:r>
-      <w:r>
-        <w:rPr>
-          <w:rFonts w:ascii="Courier New" w:hAnsi="Courier New"/>
-          <w:color w:val="B42318"/>
-          <w:sz w:val="20"/>
-        </w:rPr>
-        <w:t>text/event-stream</w:t>
-      </w:r>
-      <w:r>
-        <w:rPr/>
-        <w:t xml:space="preserve"> with </w:t>
-      </w:r>
-      <w:r>
-        <w:rPr>
-          <w:rFonts w:ascii="Courier New" w:hAnsi="Courier New"/>
-          <w:color w:val="B42318"/>
-          <w:sz w:val="20"/>
-        </w:rPr>
-        <w:t>token</w:t>
-      </w:r>
-      <w:r>
-        <w:rPr/>
-        <w:t xml:space="preserve">, </w:t>
-      </w:r>
-      <w:r>
-        <w:rPr>
-          <w:rFonts w:ascii="Courier New" w:hAnsi="Courier New"/>
-          <w:color w:val="B42318"/>
-          <w:sz w:val="20"/>
-        </w:rPr>
-        <w:t>citation</w:t>
-      </w:r>
-      <w:r>
-        <w:rPr/>
-        <w:t xml:space="preserve">, </w:t>
-      </w:r>
-      <w:r>
-        <w:rPr>
-          <w:rFonts w:ascii="Courier New" w:hAnsi="Courier New"/>
-          <w:color w:val="B42318"/>
-          <w:sz w:val="20"/>
-        </w:rPr>
-        <w:t>done</w:t>
-      </w:r>
-      <w:r>
-        <w:rPr/>
-        <w:t xml:space="preserve"> and </w:t>
-      </w:r>
-      <w:r>
-        <w:rPr>
-          <w:rFonts w:ascii="Courier New" w:hAnsi="Courier New"/>
-          <w:color w:val="B42318"/>
-          <w:sz w:val="20"/>
-        </w:rPr>
-        <w:t>error</w:t>
-      </w:r>
-      <w:r>
-        <w:rPr/>
-        <w:t xml:space="preserve"> events.</w:t>
-      </w:r>
-    </w:p>
-    <w:p>
-      <w:r>
-        <w:rPr/>
-      </w:r>
-      <w:r>
-        <w:rPr>
-          <w:b/>
-        </w:rPr>
-        <w:t>Client details:</w:t>
-      </w:r>
-      <w:r>
-        <w:rPr/>
-      </w:r>
-    </w:p>
-    <w:p>
-      <w:pPr>
-        <w:pStyle w:val="ListBullet"/>
-        <w:spacing w:after="40"/>
-      </w:pPr>
-      <w:r>
-        <w:rPr/>
-        <w:t>A token buffer flushed once per animation frame.</w:t>
-      </w:r>
-    </w:p>
-    <w:p>
-      <w:pPr>
-        <w:pStyle w:val="ListBullet"/>
-        <w:spacing w:after="40"/>
-      </w:pPr>
-      <w:r>
-        <w:rPr/>
-        <w:t>An AbortController for Stop.</w:t>
-      </w:r>
-    </w:p>
-    <w:p>
-      <w:pPr>
-        <w:pStyle w:val="ListBullet"/>
-        <w:spacing w:after="40"/>
-      </w:pPr>
-      <w:r>
-        <w:rPr/>
-        <w:t>Regenerate resends the same prompt.</w:t>
-      </w:r>
-    </w:p>
-    <w:p>
-      <w:pPr>
-        <w:pStyle w:val="ListBullet"/>
-        <w:spacing w:after="40"/>
-      </w:pPr>
-      <w:r>
-        <w:rPr/>
-        <w:t>Auto-scroll only when the user is near the bottom.</w:t>
-      </w:r>
-    </w:p>
-    <w:p>
-      <w:pPr>
-        <w:pStyle w:val="ListBullet"/>
-        <w:spacing w:after="40"/>
-      </w:pPr>
-      <w:r>
-        <w:rPr/>
-        <w:t>Sanitised markdown.</w:t>
-      </w:r>
-    </w:p>
-    <w:p>
-      <w:pPr>
-        <w:pStyle w:val="ListBullet"/>
-        <w:spacing w:after="40"/>
-      </w:pPr>
-      <w:r>
-        <w:rPr/>
-        <w:t xml:space="preserve">A single </w:t>
-      </w:r>
-      <w:r>
-        <w:rPr>
-          <w:rFonts w:ascii="Courier New" w:hAnsi="Courier New"/>
-          <w:color w:val="B42318"/>
-          <w:sz w:val="20"/>
-        </w:rPr>
-        <w:t>aria-live</w:t>
-      </w:r>
-      <w:r>
-        <w:rPr/>
-        <w:t xml:space="preserve"> announcement when the answer completes.</w:t>
-      </w:r>
-    </w:p>
-    <w:p>
-      <w:pPr>
-        <w:spacing w:after="0"/>
-      </w:pPr>
-    </w:p>
-    <w:p>
-      <w:r>
-        <w:rPr/>
-      </w:r>
-      <w:r>
-        <w:rPr>
-          <w:b/>
-        </w:rPr>
-        <w:t>Quality and metrics:</w:t>
-      </w:r>
-      <w:r>
-        <w:rPr/>
-        <w:t xml:space="preserve"> time to first token, tokens per second, error rate. Awareness of prompt injection: retrieved content is </w:t>
-      </w:r>
-      <w:r>
-        <w:rPr>
-          <w:i/>
-        </w:rPr>
-        <w:t>data</w:t>
-      </w:r>
-      <w:r>
-        <w:rPr/>
-        <w:t>, not instructions. Per-tenant quotas.</w:t>
-      </w:r>
-    </w:p>
-    <w:p>
-      <w:r>
-        <w:rPr/>
-      </w:r>
-      <w:r>
-        <w:rPr>
-          <w:b/>
-        </w:rPr>
-        <w:t>Say it like this:</w:t>
-      </w:r>
-      <w:r>
-        <w:rPr/>
-        <w:t xml:space="preserve"> "Security sits at the BFF and the retrieval layer: tenant filtering happens before anything reaches the model, never through prompt instructions. On the client, the key is a smooth stream (buffered per frame), reliable cancellation and safe rendering."</w:t>
-      </w:r>
-    </w:p>
-    <w:p>
-      <w:pPr>
-        <w:pBdr>
-          <w:bottom w:val="single" w:sz="6" w:space="1" w:color="BFC7D5"/>
-        </w:pBdr>
-      </w:pPr>
-    </w:p>
-    <w:p>
-      <w:pPr>
-        <w:pStyle w:val="Heading3"/>
-      </w:pPr>
-      <w:r>
-        <w:rPr/>
-        <w:t>Design 5 — Video Consultation and Interpretation UI (← InterpretIQ)</w:t>
-      </w:r>
-    </w:p>
-    <w:p>
-      <w:r>
-        <w:rPr/>
-      </w:r>
-      <w:r>
-        <w:rPr>
-          <w:b/>
-        </w:rPr>
-        <w:t>Requirements:</w:t>
-      </w:r>
-      <w:r>
-        <w:rPr/>
-        <w:t xml:space="preserve"> a patient, a provider and an interpreter join a room. A waiting room, mute, camera and screen share, graceful reconnection, captions. It must work on hospital Wi-Fi and tablets, meet WCAG AA, and never leak PHI.</w:t>
-      </w:r>
-    </w:p>
-    <w:p>
-      <w:r>
-        <w:rPr/>
-      </w:r>
-      <w:r>
-        <w:rPr>
-          <w:b/>
-        </w:rPr>
-        <w:t>Architecture:</w:t>
-      </w:r>
-      <w:r>
-        <w:rPr/>
-      </w:r>
-    </w:p>
-    <w:tbl>
-      <w:tblPr>
-        <w:tblW w:type="auto" w:w="0"/>
-        <w:jc w:val="center"/>
-        <w:tblCellMar>
-          <w:top w:w="141" w:type="dxa"/>
-          <w:left w:w="141" w:type="dxa"/>
-          <w:bottom w:w="141" w:type="dxa"/>
-          <w:right w:w="141" w:type="dxa"/>
-        </w:tblCellMar>
-        <w:tblLook w:firstColumn="1" w:firstRow="1" w:lastColumn="0" w:lastRow="0" w:noHBand="0" w:noVBand="1" w:val="04A0"/>
-      </w:tblPr>
-      <w:tblGrid>
-        <w:gridCol w:w="9972"/>
-      </w:tblGrid>
-      <w:tr>
-        <w:tc>
-          <w:tcPr>
-            <w:tcW w:type="dxa" w:w="9972"/>
-            <w:shd w:val="clear" w:color="auto" w:fill="F3F4F6"/>
-          </w:tcPr>
-          <w:p>
-            <w:pPr>
-              <w:spacing w:after="0" w:line="240" w:lineRule="auto"/>
-            </w:pPr>
-            <w:r>
-              <w:rPr>
-                <w:rFonts w:ascii="Arial" w:hAnsi="Arial"/>
-                <w:b/>
-                <w:color w:val="6B7280"/>
-                <w:sz w:val="16"/>
-              </w:rPr>
-              <w:t>TEXT</w:t>
-              <w:br/>
-            </w:r>
-            <w:r>
-              <w:rPr>
-                <w:rFonts w:ascii="Courier New" w:hAnsi="Courier New" w:eastAsia="Courier New"/>
-                <w:sz w:val="19"/>
-              </w:rPr>
-              <w:t>PWA shell → auth → pre-join (device check, permissions, network test)</w:t>
-              <w:br/>
-            </w:r>
-            <w:r>
-              <w:rPr>
-                <w:rFonts w:ascii="Courier New" w:hAnsi="Courier New" w:eastAsia="Courier New"/>
-                <w:sz w:val="19"/>
-              </w:rPr>
-              <w:t xml:space="preserve">   → API issues short-lived room token (role-scoped grants)</w:t>
-              <w:br/>
-            </w:r>
-            <w:r>
-              <w:rPr>
-                <w:rFonts w:ascii="Courier New" w:hAnsi="Courier New" w:eastAsia="Courier New"/>
-                <w:sz w:val="19"/>
-              </w:rPr>
-              <w:t xml:space="preserve">   → LiveKit SFU over WebRTC (signalling over WSS, TURN/TLS on 443 fallback)</w:t>
-              <w:br/>
-            </w:r>
-            <w:r>
-              <w:rPr>
-                <w:rFonts w:ascii="Courier New" w:hAnsi="Courier New" w:eastAsia="Courier New"/>
-                <w:sz w:val="19"/>
-              </w:rPr>
-              <w:t xml:space="preserve">   SDK lazy-loaded on the pre-join screen</w:t>
-            </w:r>
-          </w:p>
-        </w:tc>
-      </w:tr>
-    </w:tbl>
-    <w:p>
-      <w:pPr>
-        <w:spacing w:after="40"/>
-      </w:pPr>
-    </w:p>
-    <w:p>
-      <w:r>
-        <w:rPr/>
-      </w:r>
-      <w:r>
-        <w:rPr>
-          <w:b/>
-        </w:rPr>
-        <w:t>State machine:</w:t>
+        <w:t>Example:</w:t>
       </w:r>
       <w:r>
         <w:rPr/>
@@ -5206,11 +5797,27 @@
         <w:rPr>
           <w:b/>
         </w:rPr>
-        <w:t>Data model:</w:t>
-      </w:r>
-      <w:r>
-        <w:rPr/>
-        <w:t xml:space="preserve"> participants keyed by identity, with their role, track publications and connection quality. Device preferences (non-sensitive) are persisted.</w:t>
+        <w:t>Say it like this:</w:t>
+      </w:r>
+      <w:r>
+        <w:rPr/>
+        <w:t xml:space="preserve"> "The call is an explicit state machine, performance comes from adaptive streaming, reliability from resume-first reconnects, and PHI never touches storage or telemetry."</w:t>
+      </w:r>
+    </w:p>
+    <w:p>
+      <w:pPr>
+        <w:pBdr>
+          <w:bottom w:val="single" w:sz="6" w:space="1" w:color="BFC7D5"/>
+        </w:pBdr>
+      </w:pPr>
+    </w:p>
+    <w:p>
+      <w:pPr>
+        <w:pStyle w:val="Heading3"/>
+      </w:pPr>
+      <w:r>
+        <w:rPr/>
+        <w:t>Design 6 — Multi-Tenant Analytics and QA Dashboard (← BpoBox)</w:t>
       </w:r>
     </w:p>
     <w:p>
@@ -5221,7 +5828,22 @@
         <w:rPr>
           <w:b/>
         </w:rPr>
-        <w:t>Optimisations:</w:t>
+        <w:t>Short answer:</w:t>
+      </w:r>
+      <w:r>
+        <w:rPr/>
+        <w:t xml:space="preserve"> Tenant resolution at boot, a role-based route tree, feature modules over a tenant-scoped query layer, URL filters, and reviewer-focused optimisations.</w:t>
+      </w:r>
+    </w:p>
+    <w:p>
+      <w:r>
+        <w:rPr/>
+      </w:r>
+      <w:r>
+        <w:rPr>
+          <w:b/>
+        </w:rPr>
+        <w:t>Explanation:</w:t>
       </w:r>
       <w:r>
         <w:rPr/>
@@ -5234,7 +5856,16 @@
       </w:pPr>
       <w:r>
         <w:rPr/>
-        <w:t>Prefetch the token on page load, and preconnect to the media hosts.</w:t>
+      </w:r>
+      <w:r>
+        <w:rPr>
+          <w:b/>
+        </w:rPr>
+        <w:t>Requirements:</w:t>
+      </w:r>
+      <w:r>
+        <w:rPr/>
+        <w:t xml:space="preserve"> tenant branding, admin/QA/agent roles, filterable call list, call detail with audio, transcript, AI scores and scorecard, charts, export.</w:t>
       </w:r>
     </w:p>
     <w:p>
@@ -5244,7 +5875,16 @@
       </w:pPr>
       <w:r>
         <w:rPr/>
-        <w:t>Adaptive stream, simulcast and dynacast.</w:t>
+      </w:r>
+      <w:r>
+        <w:rPr>
+          <w:b/>
+        </w:rPr>
+        <w:t>Architecture:</w:t>
+      </w:r>
+      <w:r>
+        <w:rPr/>
+        <w:t xml:space="preserve"> tenant config, theme and flags at boot → role-based routes → feature modules (calls, scoring, reports, admin).</w:t>
       </w:r>
     </w:p>
     <w:p>
@@ -5254,7 +5894,16 @@
       </w:pPr>
       <w:r>
         <w:rPr/>
-        <w:t>Pause video for off-screen tiles, and use an active-speaker layout.</w:t>
+      </w:r>
+      <w:r>
+        <w:rPr>
+          <w:b/>
+        </w:rPr>
+        <w:t>Data:</w:t>
+      </w:r>
+      <w:r>
+        <w:rPr/>
+        <w:t xml:space="preserve"> normalised calls, agents and scorecards; filters in the URL; local scorecard drafts.</w:t>
       </w:r>
     </w:p>
     <w:p>
@@ -5264,111 +5913,16 @@
       </w:pPr>
       <w:r>
         <w:rPr/>
-        <w:t>Fall back to audio-only when quality is poor.</w:t>
-      </w:r>
-    </w:p>
-    <w:p>
-      <w:pPr>
-        <w:pStyle w:val="ListBullet"/>
-        <w:spacing w:after="40"/>
-      </w:pPr>
-      <w:r>
-        <w:rPr/>
-        <w:t>Update speaking indicators outside React state.</w:t>
-      </w:r>
-    </w:p>
-    <w:p>
-      <w:pPr>
-        <w:spacing w:after="0"/>
-      </w:pPr>
-    </w:p>
-    <w:p>
-      <w:r>
-        <w:rPr/>
       </w:r>
       <w:r>
         <w:rPr>
           <w:b/>
         </w:rPr>
-        <w:t>Reliability:</w:t>
-      </w:r>
-      <w:r>
-        <w:rPr/>
-      </w:r>
-    </w:p>
-    <w:p>
-      <w:pPr>
-        <w:pStyle w:val="ListBullet"/>
-        <w:spacing w:after="40"/>
-      </w:pPr>
-      <w:r>
-        <w:rPr/>
-        <w:t>A non-blocking reconnect banner.</w:t>
-      </w:r>
-    </w:p>
-    <w:p>
-      <w:pPr>
-        <w:pStyle w:val="ListBullet"/>
-        <w:spacing w:after="40"/>
-      </w:pPr>
-      <w:r>
-        <w:rPr/>
-        <w:t>Rejoin with backoff and a fresh token.</w:t>
-      </w:r>
-    </w:p>
-    <w:p>
-      <w:pPr>
-        <w:pStyle w:val="ListBullet"/>
-        <w:spacing w:after="40"/>
-      </w:pPr>
-      <w:r>
-        <w:rPr/>
-        <w:t>A heartbeat.</w:t>
-      </w:r>
-    </w:p>
-    <w:p>
-      <w:pPr>
-        <w:pStyle w:val="ListBullet"/>
-        <w:spacing w:after="40"/>
-      </w:pPr>
-      <w:r>
-        <w:rPr/>
-        <w:t>Telemetry for join time, reconnect count and success, and call drops.</w:t>
-      </w:r>
-    </w:p>
-    <w:p>
-      <w:pPr>
-        <w:spacing w:after="0"/>
-      </w:pPr>
-    </w:p>
-    <w:p>
-      <w:r>
-        <w:rPr/>
-      </w:r>
-      <w:r>
-        <w:rPr>
-          <w:b/>
-        </w:rPr>
-        <w:t>Security and compliance:</w:t>
-      </w:r>
-      <w:r>
-        <w:rPr/>
-        <w:t xml:space="preserve"> opaque room names, a short token lifetime, a recording-consent UI, no PHI in logs or analytics, and a session timeout.</w:t>
-      </w:r>
-    </w:p>
-    <w:p>
-      <w:r>
-        <w:rPr/>
-      </w:r>
-      <w:r>
-        <w:rPr>
-          <w:b/>
-        </w:rPr>
-        <w:t>Accessibility:</w:t>
-      </w:r>
-      <w:r>
-        <w:rPr/>
-        <w:t xml:space="preserve"> labelled toggle buttons with </w:t>
+        <w:t>API:</w:t>
+      </w:r>
+      <w:r>
+        <w:rPr/>
+        <w:t xml:space="preserve"> </w:t>
       </w:r>
       <w:r>
         <w:rPr>
@@ -5376,14 +5930,54 @@
           <w:color w:val="B42318"/>
           <w:sz w:val="20"/>
         </w:rPr>
-        <w:t>aria-pressed</w:t>
-      </w:r>
-      <w:r>
-        <w:rPr/>
-        <w:t>, keyboard shortcuts, live-region announcements, captions, and focus management on join and leave.</w:t>
-      </w:r>
-    </w:p>
-    <w:p>
+        <w:t>GET /tenants/:t/calls?cursor&amp;filters</w:t>
+      </w:r>
+      <w:r>
+        <w:rPr/>
+        <w:t xml:space="preserve">, </w:t>
+      </w:r>
+      <w:r>
+        <w:rPr>
+          <w:rFonts w:ascii="Courier New" w:hAnsi="Courier New"/>
+          <w:color w:val="B42318"/>
+          <w:sz w:val="20"/>
+        </w:rPr>
+        <w:t>GET /calls/:id</w:t>
+      </w:r>
+      <w:r>
+        <w:rPr/>
+        <w:t xml:space="preserve">, </w:t>
+      </w:r>
+      <w:r>
+        <w:rPr>
+          <w:rFonts w:ascii="Courier New" w:hAnsi="Courier New"/>
+          <w:color w:val="B42318"/>
+          <w:sz w:val="20"/>
+        </w:rPr>
+        <w:t>POST /calls/:id/scorecards</w:t>
+      </w:r>
+      <w:r>
+        <w:rPr/>
+        <w:t xml:space="preserve">, </w:t>
+      </w:r>
+      <w:r>
+        <w:rPr>
+          <w:rFonts w:ascii="Courier New" w:hAnsi="Courier New"/>
+          <w:color w:val="B42318"/>
+          <w:sz w:val="20"/>
+        </w:rPr>
+        <w:t>GET /reports/agent-performance</w:t>
+      </w:r>
+      <w:r>
+        <w:rPr/>
+        <w:t>.</w:t>
+      </w:r>
+    </w:p>
+    <w:p>
+      <w:pPr>
+        <w:pStyle w:val="ListBullet"/>
+        <w:spacing w:after="40"/>
+      </w:pPr>
       <w:r>
         <w:rPr/>
       </w:r>
@@ -5391,11 +5985,115 @@
         <w:rPr>
           <w:b/>
         </w:rPr>
+        <w:t>Optimisations:</w:t>
+      </w:r>
+      <w:r>
+        <w:rPr/>
+        <w:t xml:space="preserve"> server-side filtering, virtualised tables, lazy charts, prefetch on hover, keyboard-first review, background export jobs.</w:t>
+      </w:r>
+    </w:p>
+    <w:p>
+      <w:pPr>
+        <w:pStyle w:val="ListBullet"/>
+        <w:spacing w:after="40"/>
+      </w:pPr>
+      <w:r>
+        <w:rPr/>
+      </w:r>
+      <w:r>
+        <w:rPr>
+          <w:b/>
+        </w:rPr>
+        <w:t>Security:</w:t>
+      </w:r>
+      <w:r>
+        <w:rPr/>
+        <w:t xml:space="preserve"> server-side RBAC and tenant isolation, audited recording access, signed audio URLs.</w:t>
+      </w:r>
+    </w:p>
+    <w:p>
+      <w:pPr>
+        <w:spacing w:after="0"/>
+      </w:pPr>
+    </w:p>
+    <w:p>
+      <w:r>
+        <w:rPr/>
+      </w:r>
+      <w:r>
+        <w:rPr>
+          <w:b/>
+        </w:rPr>
+        <w:t>Example:</w:t>
+      </w:r>
+      <w:r>
+        <w:rPr/>
+      </w:r>
+    </w:p>
+    <w:tbl>
+      <w:tblPr>
+        <w:tblW w:type="auto" w:w="0"/>
+        <w:jc w:val="center"/>
+        <w:tblCellMar>
+          <w:top w:w="141" w:type="dxa"/>
+          <w:left w:w="141" w:type="dxa"/>
+          <w:bottom w:w="141" w:type="dxa"/>
+          <w:right w:w="141" w:type="dxa"/>
+        </w:tblCellMar>
+        <w:tblLook w:firstColumn="1" w:firstRow="1" w:lastColumn="0" w:lastRow="0" w:noHBand="0" w:noVBand="1" w:val="04A0"/>
+      </w:tblPr>
+      <w:tblGrid>
+        <w:gridCol w:w="9972"/>
+      </w:tblGrid>
+      <w:tr>
+        <w:tc>
+          <w:tcPr>
+            <w:tcW w:type="dxa" w:w="9972"/>
+            <w:shd w:val="clear" w:color="auto" w:fill="F3F4F6"/>
+          </w:tcPr>
+          <w:p>
+            <w:pPr>
+              <w:spacing w:after="0" w:line="240" w:lineRule="auto"/>
+            </w:pPr>
+            <w:r>
+              <w:rPr>
+                <w:rFonts w:ascii="Arial" w:hAnsi="Arial"/>
+                <w:b/>
+                <w:color w:val="6B7280"/>
+                <w:sz w:val="16"/>
+              </w:rPr>
+              <w:t>TEXT</w:t>
+              <w:br/>
+            </w:r>
+            <w:r>
+              <w:rPr>
+                <w:rFonts w:ascii="Courier New" w:hAnsi="Courier New" w:eastAsia="Courier New"/>
+                <w:sz w:val="19"/>
+              </w:rPr>
+              <w:t>login → tenant config (theme, flags) → routes for role → CallList (URL filters) → CallDetail (audio + transcript + AI evidence)</w:t>
+            </w:r>
+          </w:p>
+        </w:tc>
+      </w:tr>
+    </w:tbl>
+    <w:p>
+      <w:pPr>
+        <w:spacing w:after="40"/>
+      </w:pPr>
+    </w:p>
+    <w:p>
+      <w:r>
+        <w:rPr/>
+      </w:r>
+      <w:r>
+        <w:rPr>
+          <w:b/>
+        </w:rPr>
         <w:t>Say it like this:</w:t>
       </w:r>
       <w:r>
         <w:rPr/>
-        <w:t xml:space="preserve"> "I'd model the call as an explicit state machine, so every screen handles reconnecting and failure consistently. Performance comes from LiveKit's adaptive stream and dynacast. Reliability comes from a resume-first reconnect strategy. And PHI never touches the browser's storage or our telemetry."</w:t>
+        <w:t xml:space="preserve"> "Reviewer time is the key metric, so AI evidence timestamps, shortcuts and prefetching drive the design, on top of strict tenant isolation."</w:t>
       </w:r>
     </w:p>
     <w:p>
@@ -5411,7 +6109,7 @@
       </w:pPr>
       <w:r>
         <w:rPr/>
-        <w:t>Design 6 — Multi-Tenant Analytics and QA Dashboard (← BpoBox)</w:t>
+        <w:t>Design 7 — Component Library / Design System (← Shared Component Library)</w:t>
       </w:r>
     </w:p>
     <w:p>
@@ -5422,11 +6120,11 @@
         <w:rPr>
           <w:b/>
         </w:rPr>
-        <w:t>Requirements:</w:t>
-      </w:r>
-      <w:r>
-        <w:rPr/>
-        <w:t xml:space="preserve"> per-tenant branding; roles (admin, QA, agent); a call list with filters; call detail with an audio player, transcript, AI scores and scorecard; charts; export.</w:t>
+        <w:t>Short answer:</w:t>
+      </w:r>
+      <w:r>
+        <w:rPr/>
+        <w:t xml:space="preserve"> CSS-variable tokens, Radix-based primitives, composed components and patterns, published as tree-shakable ESM with Storybook, tests and semver releases.</w:t>
       </w:r>
     </w:p>
     <w:p>
@@ -5437,37 +6135,7 @@
         <w:rPr>
           <w:b/>
         </w:rPr>
-        <w:t>Architecture:</w:t>
-      </w:r>
-      <w:r>
-        <w:rPr/>
-        <w:t xml:space="preserve"> resolve the tenant at boot → load config, theme and flags → build a role-based route tree → feature modules (calls, scoring, reports, admin) → a query layer with tenant-scoped keys.</w:t>
-      </w:r>
-    </w:p>
-    <w:p>
-      <w:r>
-        <w:rPr/>
-      </w:r>
-      <w:r>
-        <w:rPr>
-          <w:b/>
-        </w:rPr>
-        <w:t>Data model:</w:t>
-      </w:r>
-      <w:r>
-        <w:rPr/>
-        <w:t xml:space="preserve"> normalised calls, agents and scorecards. Filters live in the URL so views are shareable, and scoring drafts stay local until submitted.</w:t>
-      </w:r>
-    </w:p>
-    <w:p>
-      <w:r>
-        <w:rPr/>
-      </w:r>
-      <w:r>
-        <w:rPr>
-          <w:b/>
-        </w:rPr>
-        <w:t>API:</w:t>
+        <w:t>Explanation:</w:t>
       </w:r>
       <w:r>
         <w:rPr/>
@@ -5478,13 +6146,247 @@
         <w:pStyle w:val="ListBullet"/>
         <w:spacing w:after="40"/>
       </w:pPr>
+      <w:r>
+        <w:rPr/>
+      </w:r>
+      <w:r>
+        <w:rPr>
+          <w:b/>
+        </w:rPr>
+        <w:t>Requirements:</w:t>
+      </w:r>
+      <w:r>
+        <w:rPr/>
+        <w:t xml:space="preserve"> consistent UI across two products, per-product and per-tenant theming, accessibility, easy adoption, safe upgrades.</w:t>
+      </w:r>
+    </w:p>
+    <w:p>
+      <w:pPr>
+        <w:pStyle w:val="ListBullet"/>
+        <w:spacing w:after="40"/>
+      </w:pPr>
+      <w:r>
+        <w:rPr/>
+      </w:r>
+      <w:r>
+        <w:rPr>
+          <w:b/>
+        </w:rPr>
+        <w:t>Architecture:</w:t>
+      </w:r>
+      <w:r>
+        <w:rPr/>
+        <w:t xml:space="preserve"> tokens → primitives → components → patterns; per-component entry points; Changesets.</w:t>
+      </w:r>
+    </w:p>
+    <w:p>
+      <w:pPr>
+        <w:pStyle w:val="ListBullet"/>
+        <w:spacing w:after="40"/>
+      </w:pPr>
+      <w:r>
+        <w:rPr/>
+      </w:r>
+      <w:r>
+        <w:rPr>
+          <w:b/>
+        </w:rPr>
+        <w:t>Quality:</w:t>
+      </w:r>
+      <w:r>
+        <w:rPr/>
+        <w:t xml:space="preserve"> visual regression, axe and interaction tests, bundle-size checks, do and don't docs.</w:t>
+      </w:r>
+    </w:p>
+    <w:p>
+      <w:pPr>
+        <w:pStyle w:val="ListBullet"/>
+        <w:spacing w:after="40"/>
+      </w:pPr>
+      <w:r>
+        <w:rPr/>
+      </w:r>
+      <w:r>
+        <w:rPr>
+          <w:b/>
+        </w:rPr>
+        <w:t>Governance:</w:t>
+      </w:r>
+      <w:r>
+        <w:rPr/>
+        <w:t xml:space="preserve"> RFCs for new components, deprecation policy, codemods, adoption dashboard.</w:t>
+      </w:r>
+    </w:p>
+    <w:p>
+      <w:pPr>
+        <w:spacing w:after="0"/>
+      </w:pPr>
+    </w:p>
+    <w:p>
+      <w:r>
+        <w:rPr/>
+      </w:r>
+      <w:r>
+        <w:rPr>
+          <w:b/>
+        </w:rPr>
+        <w:t>Example:</w:t>
+      </w:r>
+      <w:r>
+        <w:rPr/>
+      </w:r>
+    </w:p>
+    <w:tbl>
+      <w:tblPr>
+        <w:tblW w:type="auto" w:w="0"/>
+        <w:jc w:val="center"/>
+        <w:tblCellMar>
+          <w:top w:w="141" w:type="dxa"/>
+          <w:left w:w="141" w:type="dxa"/>
+          <w:bottom w:w="141" w:type="dxa"/>
+          <w:right w:w="141" w:type="dxa"/>
+        </w:tblCellMar>
+        <w:tblLook w:firstColumn="1" w:firstRow="1" w:lastColumn="0" w:lastRow="0" w:noHBand="0" w:noVBand="1" w:val="04A0"/>
+      </w:tblPr>
+      <w:tblGrid>
+        <w:gridCol w:w="9972"/>
+      </w:tblGrid>
+      <w:tr>
+        <w:tc>
+          <w:tcPr>
+            <w:tcW w:type="dxa" w:w="9972"/>
+            <w:shd w:val="clear" w:color="auto" w:fill="F3F4F6"/>
+          </w:tcPr>
+          <w:p>
+            <w:pPr>
+              <w:spacing w:after="0" w:line="240" w:lineRule="auto"/>
+            </w:pPr>
+            <w:r>
+              <w:rPr>
+                <w:rFonts w:ascii="Arial" w:hAnsi="Arial"/>
+                <w:b/>
+                <w:color w:val="6B7280"/>
+                <w:sz w:val="16"/>
+              </w:rPr>
+              <w:t>TS</w:t>
+              <w:br/>
+            </w:r>
+            <w:r>
+              <w:rPr>
+                <w:rFonts w:ascii="Courier New" w:hAnsi="Courier New" w:eastAsia="Courier New"/>
+                <w:sz w:val="19"/>
+              </w:rPr>
+              <w:t>import { Button } from '@org/ui/button';   // per-component entry point, tree-shakable</w:t>
+            </w:r>
+          </w:p>
+        </w:tc>
+      </w:tr>
+    </w:tbl>
+    <w:p>
+      <w:pPr>
+        <w:spacing w:after="40"/>
+      </w:pPr>
+    </w:p>
+    <w:p>
+      <w:r>
+        <w:rPr/>
+      </w:r>
+      <w:r>
+        <w:rPr>
+          <w:b/>
+        </w:rPr>
+        <w:t>Say it like this:</w:t>
+      </w:r>
+      <w:r>
+        <w:rPr/>
+        <w:t xml:space="preserve"> "Tokens make it themeable, Radix makes it accessible, visual regression makes it safe to change, and governance makes people adopt it."</w:t>
+      </w:r>
+    </w:p>
+    <w:p>
+      <w:pPr>
+        <w:pBdr>
+          <w:bottom w:val="single" w:sz="6" w:space="1" w:color="BFC7D5"/>
+        </w:pBdr>
+      </w:pPr>
+    </w:p>
+    <w:p>
+      <w:pPr>
+        <w:pStyle w:val="Heading3"/>
+      </w:pPr>
+      <w:r>
+        <w:rPr/>
+        <w:t>Design 8 — Real-Time Notification System</w:t>
+      </w:r>
+    </w:p>
+    <w:p>
+      <w:r>
+        <w:rPr/>
+      </w:r>
+      <w:r>
+        <w:rPr>
+          <w:b/>
+        </w:rPr>
+        <w:t>Short answer:</w:t>
+      </w:r>
+      <w:r>
+        <w:rPr/>
+        <w:t xml:space="preserve"> One SSE or WebSocket connection per user shared across tabs, server-stored notifications with read state, toasts plus an inbox, and resync on reconnect.</w:t>
+      </w:r>
+    </w:p>
+    <w:p>
+      <w:r>
+        <w:rPr/>
+      </w:r>
+      <w:r>
+        <w:rPr>
+          <w:b/>
+        </w:rPr>
+        <w:t>Explanation:</w:t>
+      </w:r>
+      <w:r>
+        <w:rPr/>
+      </w:r>
+    </w:p>
+    <w:p>
+      <w:pPr>
+        <w:pStyle w:val="ListBullet"/>
+        <w:spacing w:after="40"/>
+      </w:pPr>
+      <w:r>
+        <w:rPr/>
+        <w:t>Leader election (BroadcastChannel) or a SharedWorker keeps one connection per user.</w:t>
+      </w:r>
+    </w:p>
+    <w:p>
+      <w:pPr>
+        <w:pStyle w:val="ListBullet"/>
+        <w:spacing w:after="40"/>
+      </w:pPr>
+      <w:r>
+        <w:rPr/>
+        <w:t>Urgent items show as toasts; others go to the inbox with an unread badge.</w:t>
+      </w:r>
+    </w:p>
+    <w:p>
+      <w:pPr>
+        <w:pStyle w:val="ListBullet"/>
+        <w:spacing w:after="40"/>
+      </w:pPr>
+      <w:r>
+        <w:rPr/>
+        <w:t xml:space="preserve">Deduplicate by ID; resync with </w:t>
+      </w:r>
       <w:r>
         <w:rPr>
           <w:rFonts w:ascii="Courier New" w:hAnsi="Courier New"/>
           <w:color w:val="B42318"/>
           <w:sz w:val="20"/>
         </w:rPr>
-        <w:t>GET /tenants/:t/calls?cursor&amp;filters</w:t>
+        <w:t>GET /notifications?since=cursor</w:t>
+      </w:r>
+      <w:r>
+        <w:rPr/>
+        <w:t xml:space="preserve"> after reconnecting.</w:t>
       </w:r>
     </w:p>
     <w:p>
@@ -5493,50 +6395,79 @@
         <w:spacing w:after="40"/>
       </w:pPr>
       <w:r>
-        <w:rPr>
-          <w:rFonts w:ascii="Courier New" w:hAnsi="Courier New"/>
-          <w:color w:val="B42318"/>
-          <w:sz w:val="20"/>
-        </w:rPr>
-        <w:t>GET /calls/:id</w:t>
-      </w:r>
-      <w:r>
-        <w:rPr/>
-        <w:t>: transcript, AI scores and evidence timestamps.</w:t>
-      </w:r>
-    </w:p>
-    <w:p>
-      <w:pPr>
-        <w:pStyle w:val="ListBullet"/>
+        <w:rPr/>
+        <w:t>Push notifications via a service worker contain no sensitive content.</w:t>
+      </w:r>
+    </w:p>
+    <w:p>
+      <w:pPr>
+        <w:spacing w:after="0"/>
+      </w:pPr>
+    </w:p>
+    <w:p>
+      <w:r>
+        <w:rPr/>
+      </w:r>
+      <w:r>
+        <w:rPr>
+          <w:b/>
+        </w:rPr>
+        <w:t>Example:</w:t>
+      </w:r>
+      <w:r>
+        <w:rPr/>
+      </w:r>
+    </w:p>
+    <w:tbl>
+      <w:tblPr>
+        <w:tblW w:type="auto" w:w="0"/>
+        <w:jc w:val="center"/>
+        <w:tblCellMar>
+          <w:top w:w="141" w:type="dxa"/>
+          <w:left w:w="141" w:type="dxa"/>
+          <w:bottom w:w="141" w:type="dxa"/>
+          <w:right w:w="141" w:type="dxa"/>
+        </w:tblCellMar>
+        <w:tblLook w:firstColumn="1" w:firstRow="1" w:lastColumn="0" w:lastRow="0" w:noHBand="0" w:noVBand="1" w:val="04A0"/>
+      </w:tblPr>
+      <w:tblGrid>
+        <w:gridCol w:w="9972"/>
+      </w:tblGrid>
+      <w:tr>
+        <w:tc>
+          <w:tcPr>
+            <w:tcW w:type="dxa" w:w="9972"/>
+            <w:shd w:val="clear" w:color="auto" w:fill="F3F4F6"/>
+          </w:tcPr>
+          <w:p>
+            <w:pPr>
+              <w:spacing w:after="0" w:line="240" w:lineRule="auto"/>
+            </w:pPr>
+            <w:r>
+              <w:rPr>
+                <w:rFonts w:ascii="Arial" w:hAnsi="Arial"/>
+                <w:b/>
+                <w:color w:val="6B7280"/>
+                <w:sz w:val="16"/>
+              </w:rPr>
+              <w:t>TS</w:t>
+              <w:br/>
+            </w:r>
+            <w:r>
+              <w:rPr>
+                <w:rFonts w:ascii="Courier New" w:hAnsi="Courier New" w:eastAsia="Courier New"/>
+                <w:sz w:val="19"/>
+              </w:rPr>
+              <w:t>channel.onmessage = (e) =&gt; { if (e.data.type === 'notification') addNotification(e.data.payload); };</w:t>
+            </w:r>
+          </w:p>
+        </w:tc>
+      </w:tr>
+    </w:tbl>
+    <w:p>
+      <w:pPr>
         <w:spacing w:after="40"/>
       </w:pPr>
-      <w:r>
-        <w:rPr>
-          <w:rFonts w:ascii="Courier New" w:hAnsi="Courier New"/>
-          <w:color w:val="B42318"/>
-          <w:sz w:val="20"/>
-        </w:rPr>
-        <w:t>POST /calls/:id/scorecards</w:t>
-      </w:r>
-    </w:p>
-    <w:p>
-      <w:pPr>
-        <w:pStyle w:val="ListBullet"/>
-        <w:spacing w:after="40"/>
-      </w:pPr>
-      <w:r>
-        <w:rPr>
-          <w:rFonts w:ascii="Courier New" w:hAnsi="Courier New"/>
-          <w:color w:val="B42318"/>
-          <w:sz w:val="20"/>
-        </w:rPr>
-        <w:t>GET /reports/agent-performance?range</w:t>
-      </w:r>
-    </w:p>
-    <w:p>
-      <w:pPr>
-        <w:spacing w:after="0"/>
-      </w:pPr>
     </w:p>
     <w:p>
       <w:r>
@@ -5546,95 +6477,11 @@
         <w:rPr>
           <w:b/>
         </w:rPr>
-        <w:t>Optimisations:</w:t>
-      </w:r>
-      <w:r>
-        <w:rPr/>
-      </w:r>
-    </w:p>
-    <w:p>
-      <w:pPr>
-        <w:pStyle w:val="ListBullet"/>
-        <w:spacing w:after="40"/>
-      </w:pPr>
-      <w:r>
-        <w:rPr/>
-        <w:t>Server-side filtering and aggregation.</w:t>
-      </w:r>
-    </w:p>
-    <w:p>
-      <w:pPr>
-        <w:pStyle w:val="ListBullet"/>
-        <w:spacing w:after="40"/>
-      </w:pPr>
-      <w:r>
-        <w:rPr/>
-        <w:t>Virtualised tables, and a lazily loaded chart bundle.</w:t>
-      </w:r>
-    </w:p>
-    <w:p>
-      <w:pPr>
-        <w:pStyle w:val="ListBullet"/>
-        <w:spacing w:after="40"/>
-      </w:pPr>
-      <w:r>
-        <w:rPr/>
-        <w:t>Prefetching call details when hovering a row.</w:t>
-      </w:r>
-    </w:p>
-    <w:p>
-      <w:pPr>
-        <w:pStyle w:val="ListBullet"/>
-        <w:spacing w:after="40"/>
-      </w:pPr>
-      <w:r>
-        <w:rPr/>
-        <w:t>A keyboard-first reviewer mode.</w:t>
-      </w:r>
-    </w:p>
-    <w:p>
-      <w:pPr>
-        <w:pStyle w:val="ListBullet"/>
-        <w:spacing w:after="40"/>
-      </w:pPr>
-      <w:r>
-        <w:rPr/>
-        <w:t>Export as a background job with a notification when it's ready.</w:t>
-      </w:r>
-    </w:p>
-    <w:p>
-      <w:pPr>
-        <w:spacing w:after="0"/>
-      </w:pPr>
-    </w:p>
-    <w:p>
-      <w:r>
-        <w:rPr/>
-      </w:r>
-      <w:r>
-        <w:rPr>
-          <w:b/>
-        </w:rPr>
-        <w:t>Security:</w:t>
-      </w:r>
-      <w:r>
-        <w:rPr/>
-        <w:t xml:space="preserve"> server-side RBAC and tenant isolation, an audit log of recording access, and signed URLs for audio.</w:t>
-      </w:r>
-    </w:p>
-    <w:p>
-      <w:r>
-        <w:rPr/>
-      </w:r>
-      <w:r>
-        <w:rPr>
-          <w:b/>
-        </w:rPr>
         <w:t>Say it like this:</w:t>
       </w:r>
       <w:r>
         <w:rPr/>
-        <w:t xml:space="preserve"> "The reviewer's time is the key metric. AI pre-scoring with clickable evidence timestamps, keyboard shortcuts and prefetched call details are what cut review time, all on top of strict tenant isolation."</w:t>
+        <w:t xml:space="preserve"> "One connection per user, shared across tabs, with server-side state so nothing is lost while offline."</w:t>
       </w:r>
     </w:p>
     <w:p>
@@ -5650,7 +6497,7 @@
       </w:pPr>
       <w:r>
         <w:rPr/>
-        <w:t>Design 7 — Component Library / Design System (← Shared Component Library)</w:t>
+        <w:t>Design 9 — Large File Upload (Call Recordings, Documents)</w:t>
       </w:r>
     </w:p>
     <w:p>
@@ -5661,11 +6508,11 @@
         <w:rPr>
           <w:b/>
         </w:rPr>
-        <w:t>Requirements:</w:t>
-      </w:r>
-      <w:r>
-        <w:rPr/>
-        <w:t xml:space="preserve"> a consistent UI across two products, theming per product and tenant, accessible components, easy adoption and safe upgrades.</w:t>
+        <w:t>Short answer:</w:t>
+      </w:r>
+      <w:r>
+        <w:rPr/>
+        <w:t xml:space="preserve"> Validated, chunked multipart uploads to pre-signed URLs with limited concurrency, per-chunk retries, resumability and progress.</w:t>
       </w:r>
     </w:p>
     <w:p>
@@ -5676,12 +6523,56 @@
         <w:rPr>
           <w:b/>
         </w:rPr>
-        <w:t>Architecture:</w:t>
-      </w:r>
-      <w:r>
-        <w:rPr/>
-        <w:t xml:space="preserve"> tokens (CSS variables) → Radix-based primitives → composed components → patterns. Documented in Storybook, published as ESM with per-component entry points, and versioned with Changesets.</w:t>
-      </w:r>
+        <w:t>Explanation:</w:t>
+      </w:r>
+      <w:r>
+        <w:rPr/>
+      </w:r>
+    </w:p>
+    <w:p>
+      <w:pPr>
+        <w:pStyle w:val="ListBullet"/>
+        <w:spacing w:after="40"/>
+      </w:pPr>
+      <w:r>
+        <w:rPr/>
+        <w:t>Validate type and size before starting.</w:t>
+      </w:r>
+    </w:p>
+    <w:p>
+      <w:pPr>
+        <w:pStyle w:val="ListBullet"/>
+        <w:spacing w:after="40"/>
+      </w:pPr>
+      <w:r>
+        <w:rPr/>
+        <w:t>Upload ~8 MB chunks, 3–4 at a time, retrying failed chunks.</w:t>
+      </w:r>
+    </w:p>
+    <w:p>
+      <w:pPr>
+        <w:pStyle w:val="ListBullet"/>
+        <w:spacing w:after="40"/>
+      </w:pPr>
+      <w:r>
+        <w:rPr/>
+        <w:t>Resume using the list of already-uploaded parts.</w:t>
+      </w:r>
+    </w:p>
+    <w:p>
+      <w:pPr>
+        <w:pStyle w:val="ListBullet"/>
+        <w:spacing w:after="40"/>
+      </w:pPr>
+      <w:r>
+        <w:rPr/>
+        <w:t>Pause and cancel with AbortController, checksum validation, and server completion; processing status via SSE.</w:t>
+      </w:r>
+    </w:p>
+    <w:p>
+      <w:pPr>
+        <w:spacing w:after="0"/>
+      </w:pPr>
     </w:p>
     <w:p>
       <w:r>
@@ -5691,12 +6582,70 @@
         <w:rPr>
           <w:b/>
         </w:rPr>
-        <w:t>Quality:</w:t>
-      </w:r>
-      <w:r>
-        <w:rPr/>
-        <w:t xml:space="preserve"> visual regression, axe tests, interaction tests, bundle-size checks per component, and docs with do and don't examples.</w:t>
-      </w:r>
+        <w:t>Example:</w:t>
+      </w:r>
+      <w:r>
+        <w:rPr/>
+      </w:r>
+    </w:p>
+    <w:tbl>
+      <w:tblPr>
+        <w:tblW w:type="auto" w:w="0"/>
+        <w:jc w:val="center"/>
+        <w:tblCellMar>
+          <w:top w:w="141" w:type="dxa"/>
+          <w:left w:w="141" w:type="dxa"/>
+          <w:bottom w:w="141" w:type="dxa"/>
+          <w:right w:w="141" w:type="dxa"/>
+        </w:tblCellMar>
+        <w:tblLook w:firstColumn="1" w:firstRow="1" w:lastColumn="0" w:lastRow="0" w:noHBand="0" w:noVBand="1" w:val="04A0"/>
+      </w:tblPr>
+      <w:tblGrid>
+        <w:gridCol w:w="9972"/>
+      </w:tblGrid>
+      <w:tr>
+        <w:tc>
+          <w:tcPr>
+            <w:tcW w:type="dxa" w:w="9972"/>
+            <w:shd w:val="clear" w:color="auto" w:fill="F3F4F6"/>
+          </w:tcPr>
+          <w:p>
+            <w:pPr>
+              <w:spacing w:after="0" w:line="240" w:lineRule="auto"/>
+            </w:pPr>
+            <w:r>
+              <w:rPr>
+                <w:rFonts w:ascii="Arial" w:hAnsi="Arial"/>
+                <w:b/>
+                <w:color w:val="6B7280"/>
+                <w:sz w:val="16"/>
+              </w:rPr>
+              <w:t>TS</w:t>
+              <w:br/>
+            </w:r>
+            <w:r>
+              <w:rPr>
+                <w:rFonts w:ascii="Courier New" w:hAnsi="Courier New" w:eastAsia="Courier New"/>
+                <w:sz w:val="19"/>
+              </w:rPr>
+              <w:t>await runWithLimit(chunks.map((c, i) =&gt; () =&gt; retry(() =&gt; put(signedUrls[i], c))), 4);</w:t>
+              <w:br/>
+            </w:r>
+            <w:r>
+              <w:rPr>
+                <w:rFonts w:ascii="Courier New" w:hAnsi="Courier New" w:eastAsia="Courier New"/>
+                <w:sz w:val="19"/>
+              </w:rPr>
+              <w:t>await api('/uploads/complete', { method: 'POST', body: JSON.stringify({ uploadId, parts }) });</w:t>
+            </w:r>
+          </w:p>
+        </w:tc>
+      </w:tr>
+    </w:tbl>
+    <w:p>
+      <w:pPr>
+        <w:spacing w:after="40"/>
+      </w:pPr>
     </w:p>
     <w:p>
       <w:r>
@@ -5706,26 +6655,11 @@
         <w:rPr>
           <w:b/>
         </w:rPr>
-        <w:t>Governance:</w:t>
-      </w:r>
-      <w:r>
-        <w:rPr/>
-        <w:t xml:space="preserve"> an RFC process for new components, a deprecation policy, codemods, and an adoption dashboard.</w:t>
-      </w:r>
-    </w:p>
-    <w:p>
-      <w:r>
-        <w:rPr/>
-      </w:r>
-      <w:r>
-        <w:rPr>
-          <w:b/>
-        </w:rPr>
         <w:t>Say it like this:</w:t>
       </w:r>
       <w:r>
         <w:rPr/>
-        <w:t xml:space="preserve"> "Tokens make it themeable, Radix makes it accessible, and Storybook with visual regression makes it safe to change. Governance is what makes people actually adopt it."</w:t>
+        <w:t xml:space="preserve"> "Chunked, parallel and resumable uploads mean a dropped connection only costs one chunk, not the whole file."</w:t>
       </w:r>
     </w:p>
     <w:p>
@@ -5741,7 +6675,7 @@
       </w:pPr>
       <w:r>
         <w:rPr/>
-        <w:t>Design 8 — Real-Time Notification System</w:t>
+        <w:t>Design 10 — Kanban Board (Jira- or Trello-Like)</w:t>
       </w:r>
     </w:p>
     <w:p>
@@ -5752,7 +6686,22 @@
         <w:rPr>
           <w:b/>
         </w:rPr>
-        <w:t>Answer:</w:t>
+        <w:t>Short answer:</w:t>
+      </w:r>
+      <w:r>
+        <w:rPr/>
+        <w:t xml:space="preserve"> Normalised columns and cards, accessible drag and drop, fractional indexing for order, optimistic moves and versioned real-time merges.</w:t>
+      </w:r>
+    </w:p>
+    <w:p>
+      <w:r>
+        <w:rPr/>
+      </w:r>
+      <w:r>
+        <w:rPr>
+          <w:b/>
+        </w:rPr>
+        <w:t>Explanation:</w:t>
       </w:r>
       <w:r>
         <w:rPr/>
@@ -5765,7 +6714,7 @@
       </w:pPr>
       <w:r>
         <w:rPr/>
-        <w:t>One connection per user (SSE or WebSocket), shared across tabs through BroadcastChannel leader election or a SharedWorker.</w:t>
+        <w:t>dnd-kit provides keyboard-accessible drag and drop.</w:t>
       </w:r>
     </w:p>
     <w:p>
@@ -5775,7 +6724,7 @@
       </w:pPr>
       <w:r>
         <w:rPr/>
-        <w:t>Notifications are stored on the server with their read state.</w:t>
+        <w:t>Fractional ranks ("a" &lt; "an" &lt; "b") avoid renumbering every card.</w:t>
       </w:r>
     </w:p>
     <w:p>
@@ -5785,7 +6734,7 @@
       </w:pPr>
       <w:r>
         <w:rPr/>
-        <w:t>The client shows toasts for urgent items and an inbox for the rest.</w:t>
+        <w:t>Moves are optimistic with rollback; other users' changes merge by version.</w:t>
       </w:r>
     </w:p>
     <w:p>
@@ -5795,55 +6744,93 @@
       </w:pPr>
       <w:r>
         <w:rPr/>
-        <w:t>Deduplicate by ID, and show an unread-count badge.</w:t>
-      </w:r>
-    </w:p>
-    <w:p>
-      <w:pPr>
-        <w:pStyle w:val="ListBullet"/>
+        <w:t>Filters live in the URL; long columns are virtualised.</w:t>
+      </w:r>
+    </w:p>
+    <w:p>
+      <w:pPr>
+        <w:spacing w:after="0"/>
+      </w:pPr>
+    </w:p>
+    <w:p>
+      <w:r>
+        <w:rPr/>
+      </w:r>
+      <w:r>
+        <w:rPr>
+          <w:b/>
+        </w:rPr>
+        <w:t>Example:</w:t>
+      </w:r>
+      <w:r>
+        <w:rPr/>
+      </w:r>
+    </w:p>
+    <w:tbl>
+      <w:tblPr>
+        <w:tblW w:type="auto" w:w="0"/>
+        <w:jc w:val="center"/>
+        <w:tblCellMar>
+          <w:top w:w="141" w:type="dxa"/>
+          <w:left w:w="141" w:type="dxa"/>
+          <w:bottom w:w="141" w:type="dxa"/>
+          <w:right w:w="141" w:type="dxa"/>
+        </w:tblCellMar>
+        <w:tblLook w:firstColumn="1" w:firstRow="1" w:lastColumn="0" w:lastRow="0" w:noHBand="0" w:noVBand="1" w:val="04A0"/>
+      </w:tblPr>
+      <w:tblGrid>
+        <w:gridCol w:w="9972"/>
+      </w:tblGrid>
+      <w:tr>
+        <w:tc>
+          <w:tcPr>
+            <w:tcW w:type="dxa" w:w="9972"/>
+            <w:shd w:val="clear" w:color="auto" w:fill="F3F4F6"/>
+          </w:tcPr>
+          <w:p>
+            <w:pPr>
+              <w:spacing w:after="0" w:line="240" w:lineRule="auto"/>
+            </w:pPr>
+            <w:r>
+              <w:rPr>
+                <w:rFonts w:ascii="Arial" w:hAnsi="Arial"/>
+                <w:b/>
+                <w:color w:val="6B7280"/>
+                <w:sz w:val="16"/>
+              </w:rPr>
+              <w:t>TS</w:t>
+              <w:br/>
+            </w:r>
+            <w:r>
+              <w:rPr>
+                <w:rFonts w:ascii="Courier New" w:hAnsi="Courier New" w:eastAsia="Courier New"/>
+                <w:sz w:val="19"/>
+              </w:rPr>
+              <w:t>const newRank = between(prev?.rank, next?.rank); // e.g. between('a', 'b') → 'an'</w:t>
+            </w:r>
+          </w:p>
+        </w:tc>
+      </w:tr>
+    </w:tbl>
+    <w:p>
+      <w:pPr>
         <w:spacing w:after="40"/>
       </w:pPr>
-      <w:r>
-        <w:rPr/>
-        <w:t xml:space="preserve">Resync on reconnect with </w:t>
-      </w:r>
-      <w:r>
-        <w:rPr>
-          <w:rFonts w:ascii="Courier New" w:hAnsi="Courier New"/>
-          <w:color w:val="B42318"/>
-          <w:sz w:val="20"/>
-        </w:rPr>
-        <w:t>GET /notifications?since=cursor</w:t>
-      </w:r>
-      <w:r>
-        <w:rPr/>
-        <w:t>.</w:t>
-      </w:r>
-    </w:p>
-    <w:p>
-      <w:pPr>
-        <w:pStyle w:val="ListBullet"/>
-        <w:spacing w:after="40"/>
-      </w:pPr>
-      <w:r>
-        <w:rPr/>
-        <w:t xml:space="preserve">Push notifications go through a service worker, with </w:t>
+    </w:p>
+    <w:p>
+      <w:r>
+        <w:rPr/>
       </w:r>
       <w:r>
         <w:rPr>
           <w:b/>
         </w:rPr>
-        <w:t>no sensitive content</w:t>
-      </w:r>
-      <w:r>
-        <w:rPr/>
-        <w:t xml:space="preserve"> in the payload.</w:t>
-      </w:r>
-    </w:p>
-    <w:p>
-      <w:pPr>
-        <w:spacing w:after="0"/>
-      </w:pPr>
+        <w:t>Say it like this:</w:t>
+      </w:r>
+      <w:r>
+        <w:rPr/>
+        <w:t xml:space="preserve"> "Fractional ranks make reordering a single-card update, which keeps moves cheap and conflict-free."</w:t>
+      </w:r>
     </w:p>
     <w:p>
       <w:pPr>
@@ -5858,7 +6845,7 @@
       </w:pPr>
       <w:r>
         <w:rPr/>
-        <w:t>Design 9 — Large File Upload (Call Recordings, Documents)</w:t>
+        <w:t>Design 11 — Collaborative Document Editor (Google Docs-Like)</w:t>
       </w:r>
     </w:p>
     <w:p>
@@ -5869,7 +6856,22 @@
         <w:rPr>
           <w:b/>
         </w:rPr>
-        <w:t>Answer:</w:t>
+        <w:t>Short answer:</w:t>
+      </w:r>
+      <w:r>
+        <w:rPr/>
+        <w:t xml:space="preserve"> A rich-text engine on a CRDT (Yjs) synced over WebSocket, with presence, offline merging, snapshots, anchored comments, permissions and history.</w:t>
+      </w:r>
+    </w:p>
+    <w:p>
+      <w:r>
+        <w:rPr/>
+      </w:r>
+      <w:r>
+        <w:rPr>
+          <w:b/>
+        </w:rPr>
+        <w:t>Explanation:</w:t>
       </w:r>
       <w:r>
         <w:rPr/>
@@ -5882,7 +6884,7 @@
       </w:pPr>
       <w:r>
         <w:rPr/>
-        <w:t>Validate the type and size before starting.</w:t>
+        <w:t>ProseMirror, Lexical or Slate as the editor.</w:t>
       </w:r>
     </w:p>
     <w:p>
@@ -5892,7 +6894,7 @@
       </w:pPr>
       <w:r>
         <w:rPr/>
-        <w:t>Multipart upload to pre-signed S3 URLs in chunks of about 8 MB, with limited concurrency (3–4 chunks at a time) and retries per chunk.</w:t>
+        <w:t>Yjs merges concurrent and offline edits without conflicts.</w:t>
       </w:r>
     </w:p>
     <w:p>
@@ -5902,7 +6904,7 @@
       </w:pPr>
       <w:r>
         <w:rPr/>
-        <w:t>Resumable, using the list of parts already uploaded.</w:t>
+        <w:t>Snapshots plus incremental updates are persisted.</w:t>
       </w:r>
     </w:p>
     <w:p>
@@ -5912,33 +6914,109 @@
       </w:pPr>
       <w:r>
         <w:rPr/>
-        <w:t>Per-file progress, plus pause and cancel (AbortController).</w:t>
-      </w:r>
-    </w:p>
-    <w:p>
-      <w:pPr>
-        <w:pStyle w:val="ListBullet"/>
+        <w:t>Comments anchor to positions that survive edits; view/comment/edit permissions are checked server-side.</w:t>
+      </w:r>
+    </w:p>
+    <w:p>
+      <w:pPr>
+        <w:spacing w:after="0"/>
+      </w:pPr>
+    </w:p>
+    <w:p>
+      <w:r>
+        <w:rPr/>
+      </w:r>
+      <w:r>
+        <w:rPr>
+          <w:b/>
+        </w:rPr>
+        <w:t>Example:</w:t>
+      </w:r>
+      <w:r>
+        <w:rPr/>
+      </w:r>
+    </w:p>
+    <w:tbl>
+      <w:tblPr>
+        <w:tblW w:type="auto" w:w="0"/>
+        <w:jc w:val="center"/>
+        <w:tblCellMar>
+          <w:top w:w="141" w:type="dxa"/>
+          <w:left w:w="141" w:type="dxa"/>
+          <w:bottom w:w="141" w:type="dxa"/>
+          <w:right w:w="141" w:type="dxa"/>
+        </w:tblCellMar>
+        <w:tblLook w:firstColumn="1" w:firstRow="1" w:lastColumn="0" w:lastRow="0" w:noHBand="0" w:noVBand="1" w:val="04A0"/>
+      </w:tblPr>
+      <w:tblGrid>
+        <w:gridCol w:w="9972"/>
+      </w:tblGrid>
+      <w:tr>
+        <w:tc>
+          <w:tcPr>
+            <w:tcW w:type="dxa" w:w="9972"/>
+            <w:shd w:val="clear" w:color="auto" w:fill="F3F4F6"/>
+          </w:tcPr>
+          <w:p>
+            <w:pPr>
+              <w:spacing w:after="0" w:line="240" w:lineRule="auto"/>
+            </w:pPr>
+            <w:r>
+              <w:rPr>
+                <w:rFonts w:ascii="Arial" w:hAnsi="Arial"/>
+                <w:b/>
+                <w:color w:val="6B7280"/>
+                <w:sz w:val="16"/>
+              </w:rPr>
+              <w:t>TS</w:t>
+              <w:br/>
+            </w:r>
+            <w:r>
+              <w:rPr>
+                <w:rFonts w:ascii="Courier New" w:hAnsi="Courier New" w:eastAsia="Courier New"/>
+                <w:sz w:val="19"/>
+              </w:rPr>
+              <w:t>const doc = new Y.Doc();</w:t>
+              <w:br/>
+            </w:r>
+            <w:r>
+              <w:rPr>
+                <w:rFonts w:ascii="Courier New" w:hAnsi="Courier New" w:eastAsia="Courier New"/>
+                <w:sz w:val="19"/>
+              </w:rPr>
+              <w:t>const provider = new WebsocketProvider(url, docId, doc);</w:t>
+              <w:br/>
+            </w:r>
+            <w:r>
+              <w:rPr>
+                <w:rFonts w:ascii="Courier New" w:hAnsi="Courier New" w:eastAsia="Courier New"/>
+                <w:sz w:val="19"/>
+              </w:rPr>
+              <w:t>const yText = doc.getText('content');</w:t>
+            </w:r>
+          </w:p>
+        </w:tc>
+      </w:tr>
+    </w:tbl>
+    <w:p>
+      <w:pPr>
         <w:spacing w:after="40"/>
       </w:pPr>
-      <w:r>
-        <w:rPr/>
-        <w:t>Checksum validation, then the server completes the multipart upload.</w:t>
-      </w:r>
-    </w:p>
-    <w:p>
-      <w:pPr>
-        <w:pStyle w:val="ListBullet"/>
-        <w:spacing w:after="40"/>
-      </w:pPr>
-      <w:r>
-        <w:rPr/>
-        <w:t>Processing status comes back through SSE.</w:t>
-      </w:r>
-    </w:p>
-    <w:p>
-      <w:pPr>
-        <w:spacing w:after="0"/>
-      </w:pPr>
+    </w:p>
+    <w:p>
+      <w:r>
+        <w:rPr/>
+      </w:r>
+      <w:r>
+        <w:rPr>
+          <w:b/>
+        </w:rPr>
+        <w:t>Say it like this:</w:t>
+      </w:r>
+      <w:r>
+        <w:rPr/>
+        <w:t xml:space="preserve"> "A CRDT handles the hard part, concurrent edits, so I focus on presence, permissions and persistence."</w:t>
+      </w:r>
     </w:p>
     <w:p>
       <w:pPr>
@@ -5953,7 +7031,7 @@
       </w:pPr>
       <w:r>
         <w:rPr/>
-        <w:t>Design 10 — Kanban Board (Jira- or Trello-Like)</w:t>
+        <w:t>Design 12 — Video Streaming Player (YouTube-Like)</w:t>
       </w:r>
     </w:p>
     <w:p>
@@ -5964,7 +7042,22 @@
         <w:rPr>
           <w:b/>
         </w:rPr>
-        <w:t>Answer:</w:t>
+        <w:t>Short answer:</w:t>
+      </w:r>
+      <w:r>
+        <w:rPr/>
+        <w:t xml:space="preserve"> Adaptive bitrate streaming (HLS/DASH via MSE), buffer management, quality selection, captions, keyboard shortcuts and playback analytics.</w:t>
+      </w:r>
+    </w:p>
+    <w:p>
+      <w:r>
+        <w:rPr/>
+      </w:r>
+      <w:r>
+        <w:rPr>
+          <w:b/>
+        </w:rPr>
+        <w:t>Explanation:</w:t>
       </w:r>
       <w:r>
         <w:rPr/>
@@ -5977,7 +7070,7 @@
       </w:pPr>
       <w:r>
         <w:rPr/>
-        <w:t>Normalised columns and cards.</w:t>
+        <w:t>hls.js or Shaka handles adaptive bitrate through Media Source Extensions.</w:t>
       </w:r>
     </w:p>
     <w:p>
@@ -5987,7 +7080,7 @@
       </w:pPr>
       <w:r>
         <w:rPr/>
-        <w:t>Drag and drop with dnd-kit, which is keyboard accessible.</w:t>
+        <w:t>Thumbnail sprites power scrubbing previews.</w:t>
       </w:r>
     </w:p>
     <w:p>
@@ -5997,16 +7090,7 @@
       </w:pPr>
       <w:r>
         <w:rPr/>
-      </w:r>
-      <w:r>
-        <w:rPr>
-          <w:b/>
-        </w:rPr>
-        <w:t>Fractional indexing</w:t>
-      </w:r>
-      <w:r>
-        <w:rPr/>
-        <w:t xml:space="preserve"> for ordering: a card dropped between ranks "a" and "b" gets rank "an", so the other cards never need renumbering.</w:t>
+        <w:t>WebVTT captions, keyboard shortcuts, picture-in-picture.</w:t>
       </w:r>
     </w:p>
     <w:p>
@@ -6016,49 +7100,94 @@
       </w:pPr>
       <w:r>
         <w:rPr/>
-        <w:t>Optimistic moves with rollback.</w:t>
-      </w:r>
-    </w:p>
-    <w:p>
-      <w:pPr>
-        <w:pStyle w:val="ListBullet"/>
+        <w:t>Analytics: startup time and rebuffer ratio; DRM via EME when needed.</w:t>
+      </w:r>
+    </w:p>
+    <w:p>
+      <w:pPr>
+        <w:spacing w:after="0"/>
+      </w:pPr>
+    </w:p>
+    <w:p>
+      <w:r>
+        <w:rPr/>
+      </w:r>
+      <w:r>
+        <w:rPr>
+          <w:b/>
+        </w:rPr>
+        <w:t>Example:</w:t>
+      </w:r>
+      <w:r>
+        <w:rPr/>
+      </w:r>
+    </w:p>
+    <w:tbl>
+      <w:tblPr>
+        <w:tblW w:type="auto" w:w="0"/>
+        <w:jc w:val="center"/>
+        <w:tblCellMar>
+          <w:top w:w="141" w:type="dxa"/>
+          <w:left w:w="141" w:type="dxa"/>
+          <w:bottom w:w="141" w:type="dxa"/>
+          <w:right w:w="141" w:type="dxa"/>
+        </w:tblCellMar>
+        <w:tblLook w:firstColumn="1" w:firstRow="1" w:lastColumn="0" w:lastRow="0" w:noHBand="0" w:noVBand="1" w:val="04A0"/>
+      </w:tblPr>
+      <w:tblGrid>
+        <w:gridCol w:w="9972"/>
+      </w:tblGrid>
+      <w:tr>
+        <w:tc>
+          <w:tcPr>
+            <w:tcW w:type="dxa" w:w="9972"/>
+            <w:shd w:val="clear" w:color="auto" w:fill="F3F4F6"/>
+          </w:tcPr>
+          <w:p>
+            <w:pPr>
+              <w:spacing w:after="0" w:line="240" w:lineRule="auto"/>
+            </w:pPr>
+            <w:r>
+              <w:rPr>
+                <w:rFonts w:ascii="Arial" w:hAnsi="Arial"/>
+                <w:b/>
+                <w:color w:val="6B7280"/>
+                <w:sz w:val="16"/>
+              </w:rPr>
+              <w:t>TS</w:t>
+              <w:br/>
+            </w:r>
+            <w:r>
+              <w:rPr>
+                <w:rFonts w:ascii="Courier New" w:hAnsi="Courier New" w:eastAsia="Courier New"/>
+                <w:sz w:val="19"/>
+              </w:rPr>
+              <w:t>const hls = new Hls();</w:t>
+              <w:br/>
+            </w:r>
+            <w:r>
+              <w:rPr>
+                <w:rFonts w:ascii="Courier New" w:hAnsi="Courier New" w:eastAsia="Courier New"/>
+                <w:sz w:val="19"/>
+              </w:rPr>
+              <w:t>hls.loadSource('/video/master.m3u8');</w:t>
+              <w:br/>
+            </w:r>
+            <w:r>
+              <w:rPr>
+                <w:rFonts w:ascii="Courier New" w:hAnsi="Courier New" w:eastAsia="Courier New"/>
+                <w:sz w:val="19"/>
+              </w:rPr>
+              <w:t>hls.attachMedia(videoEl);</w:t>
+            </w:r>
+          </w:p>
+        </w:tc>
+      </w:tr>
+    </w:tbl>
+    <w:p>
+      <w:pPr>
         <w:spacing w:after="40"/>
       </w:pPr>
-      <w:r>
-        <w:rPr/>
-        <w:t>Real-time updates from other users, merged by version.</w:t>
-      </w:r>
-    </w:p>
-    <w:p>
-      <w:pPr>
-        <w:pStyle w:val="ListBullet"/>
-        <w:spacing w:after="40"/>
-      </w:pPr>
-      <w:r>
-        <w:rPr/>
-        <w:t>Filters in the URL, and virtualisation for big columns.</w:t>
-      </w:r>
-    </w:p>
-    <w:p>
-      <w:pPr>
-        <w:spacing w:after="0"/>
-      </w:pPr>
-    </w:p>
-    <w:p>
-      <w:pPr>
-        <w:pBdr>
-          <w:bottom w:val="single" w:sz="6" w:space="1" w:color="BFC7D5"/>
-        </w:pBdr>
-      </w:pPr>
-    </w:p>
-    <w:p>
-      <w:pPr>
-        <w:pStyle w:val="Heading3"/>
-      </w:pPr>
-      <w:r>
-        <w:rPr/>
-        <w:t>Design 11 — Collaborative Document Editor (Google Docs-Like)</w:t>
-      </w:r>
     </w:p>
     <w:p>
       <w:r>
@@ -6068,181 +7197,12 @@
         <w:rPr>
           <w:b/>
         </w:rPr>
-        <w:t>Answer:</w:t>
-      </w:r>
-      <w:r>
-        <w:rPr/>
-      </w:r>
-    </w:p>
-    <w:p>
-      <w:pPr>
-        <w:pStyle w:val="ListBullet"/>
-        <w:spacing w:after="40"/>
-      </w:pPr>
-      <w:r>
-        <w:rPr/>
-        <w:t>A rich-text engine (ProseMirror, Lexical or Slate).</w:t>
-      </w:r>
-    </w:p>
-    <w:p>
-      <w:pPr>
-        <w:pStyle w:val="ListBullet"/>
-        <w:spacing w:after="40"/>
-      </w:pPr>
-      <w:r>
-        <w:rPr/>
-        <w:t>A CRDT (Yjs) for concurrent edits, synced through a WebSocket provider.</w:t>
-      </w:r>
-    </w:p>
-    <w:p>
-      <w:pPr>
-        <w:pStyle w:val="ListBullet"/>
-        <w:spacing w:after="40"/>
-      </w:pPr>
-      <w:r>
-        <w:rPr/>
-        <w:t>Presence cursors.</w:t>
-      </w:r>
-    </w:p>
-    <w:p>
-      <w:pPr>
-        <w:pStyle w:val="ListBullet"/>
-        <w:spacing w:after="40"/>
-      </w:pPr>
-      <w:r>
-        <w:rPr/>
-        <w:t>Offline edits merged on reconnect.</w:t>
-      </w:r>
-    </w:p>
-    <w:p>
-      <w:pPr>
-        <w:pStyle w:val="ListBullet"/>
-        <w:spacing w:after="40"/>
-      </w:pPr>
-      <w:r>
-        <w:rPr/>
-        <w:t>Snapshots plus incremental updates persisted.</w:t>
-      </w:r>
-    </w:p>
-    <w:p>
-      <w:pPr>
-        <w:pStyle w:val="ListBullet"/>
-        <w:spacing w:after="40"/>
-      </w:pPr>
-      <w:r>
-        <w:rPr/>
-        <w:t>Comments anchored to positions that survive edits.</w:t>
-      </w:r>
-    </w:p>
-    <w:p>
-      <w:pPr>
-        <w:pStyle w:val="ListBullet"/>
-        <w:spacing w:after="40"/>
-      </w:pPr>
-      <w:r>
-        <w:rPr/>
-        <w:t>View, comment and edit permissions, and version history.</w:t>
-      </w:r>
-    </w:p>
-    <w:p>
-      <w:pPr>
-        <w:spacing w:after="0"/>
-      </w:pPr>
-    </w:p>
-    <w:p>
-      <w:pPr>
-        <w:pBdr>
-          <w:bottom w:val="single" w:sz="6" w:space="1" w:color="BFC7D5"/>
-        </w:pBdr>
-      </w:pPr>
-    </w:p>
-    <w:p>
-      <w:pPr>
-        <w:pStyle w:val="Heading3"/>
-      </w:pPr>
-      <w:r>
-        <w:rPr/>
-        <w:t>Design 12 — Video Streaming Player (YouTube-Like)</w:t>
-      </w:r>
-    </w:p>
-    <w:p>
-      <w:r>
-        <w:rPr/>
-      </w:r>
-      <w:r>
-        <w:rPr>
-          <w:b/>
-        </w:rPr>
-        <w:t>Answer:</w:t>
-      </w:r>
-      <w:r>
-        <w:rPr/>
-      </w:r>
-    </w:p>
-    <w:p>
-      <w:pPr>
-        <w:pStyle w:val="ListBullet"/>
-        <w:spacing w:after="40"/>
-      </w:pPr>
-      <w:r>
-        <w:rPr/>
-        <w:t>Adaptive bitrate streaming (HLS or DASH) through Media Source Extensions, using hls.js or Shaka.</w:t>
-      </w:r>
-    </w:p>
-    <w:p>
-      <w:pPr>
-        <w:pStyle w:val="ListBullet"/>
-        <w:spacing w:after="40"/>
-      </w:pPr>
-      <w:r>
-        <w:rPr/>
-        <w:t>Buffer management, a quality selector plus auto mode, and preloading metadata.</w:t>
-      </w:r>
-    </w:p>
-    <w:p>
-      <w:pPr>
-        <w:pStyle w:val="ListBullet"/>
-        <w:spacing w:after="40"/>
-      </w:pPr>
-      <w:r>
-        <w:rPr/>
-        <w:t>A thumbnail sprite for previews while scrubbing.</w:t>
-      </w:r>
-    </w:p>
-    <w:p>
-      <w:pPr>
-        <w:pStyle w:val="ListBullet"/>
-        <w:spacing w:after="40"/>
-      </w:pPr>
-      <w:r>
-        <w:rPr/>
-        <w:t>Captions (WebVTT) and keyboard shortcuts.</w:t>
-      </w:r>
-    </w:p>
-    <w:p>
-      <w:pPr>
-        <w:pStyle w:val="ListBullet"/>
-        <w:spacing w:after="40"/>
-      </w:pPr>
-      <w:r>
-        <w:rPr/>
-        <w:t>Analytics: startup time and rebuffer ratio.</w:t>
-      </w:r>
-    </w:p>
-    <w:p>
-      <w:pPr>
-        <w:pStyle w:val="ListBullet"/>
-        <w:spacing w:after="40"/>
-      </w:pPr>
-      <w:r>
-        <w:rPr/>
-        <w:t>DRM (EME) when needed, and picture-in-picture.</w:t>
-      </w:r>
-    </w:p>
-    <w:p>
-      <w:pPr>
-        <w:spacing w:after="0"/>
-      </w:pPr>
+        <w:t>Say it like this:</w:t>
+      </w:r>
+      <w:r>
+        <w:rPr/>
+        <w:t xml:space="preserve"> "Adaptive streaming keeps playback smooth across networks, and I'd measure startup time and rebuffering as the key metrics."</w:t>
+      </w:r>
     </w:p>
     <w:p>
       <w:pPr>
@@ -6309,11 +7269,26 @@
         <w:rPr>
           <w:b/>
         </w:rPr>
-        <w:t>Answer:</w:t>
-      </w:r>
-      <w:r>
-        <w:rPr/>
-        <w:t xml:space="preserve"> Accessible previous and next buttons, lazy-loaded neighbouring slides, swipe gestures (scroll-snap), autoplay that pauses on hover and focus, and </w:t>
+        <w:t>Short answer:</w:t>
+      </w:r>
+      <w:r>
+        <w:rPr/>
+        <w:t xml:space="preserve"> Accessible prev/next and dot buttons, lazy-loaded neighbours, swipe via scroll-snap, autoplay that pauses on hover and focus with a pause button.</w:t>
+      </w:r>
+    </w:p>
+    <w:p>
+      <w:r>
+        <w:rPr/>
+      </w:r>
+      <w:r>
+        <w:rPr>
+          <w:b/>
+        </w:rPr>
+        <w:t>Explanation:</w:t>
+      </w:r>
+      <w:r>
+        <w:rPr/>
+        <w:t xml:space="preserve"> WCAG requires a way to pause moving content; </w:t>
       </w:r>
       <w:r>
         <w:rPr>
@@ -6325,7 +7300,95 @@
       </w:r>
       <w:r>
         <w:rPr/>
-        <w:t xml:space="preserve"> with slide labels ("3 of 8").</w:t>
+        <w:t xml:space="preserve"> and "3 of 8" labels orient screen-reader users.</w:t>
+      </w:r>
+    </w:p>
+    <w:p>
+      <w:r>
+        <w:rPr/>
+      </w:r>
+      <w:r>
+        <w:rPr>
+          <w:b/>
+        </w:rPr>
+        <w:t>Example:</w:t>
+      </w:r>
+      <w:r>
+        <w:rPr/>
+      </w:r>
+    </w:p>
+    <w:tbl>
+      <w:tblPr>
+        <w:tblW w:type="auto" w:w="0"/>
+        <w:jc w:val="center"/>
+        <w:tblCellMar>
+          <w:top w:w="141" w:type="dxa"/>
+          <w:left w:w="141" w:type="dxa"/>
+          <w:bottom w:w="141" w:type="dxa"/>
+          <w:right w:w="141" w:type="dxa"/>
+        </w:tblCellMar>
+        <w:tblLook w:firstColumn="1" w:firstRow="1" w:lastColumn="0" w:lastRow="0" w:noHBand="0" w:noVBand="1" w:val="04A0"/>
+      </w:tblPr>
+      <w:tblGrid>
+        <w:gridCol w:w="9972"/>
+      </w:tblGrid>
+      <w:tr>
+        <w:tc>
+          <w:tcPr>
+            <w:tcW w:type="dxa" w:w="9972"/>
+            <w:shd w:val="clear" w:color="auto" w:fill="F3F4F6"/>
+          </w:tcPr>
+          <w:p>
+            <w:pPr>
+              <w:spacing w:after="0" w:line="240" w:lineRule="auto"/>
+            </w:pPr>
+            <w:r>
+              <w:rPr>
+                <w:rFonts w:ascii="Arial" w:hAnsi="Arial"/>
+                <w:b/>
+                <w:color w:val="6B7280"/>
+                <w:sz w:val="16"/>
+              </w:rPr>
+              <w:t>CSS</w:t>
+              <w:br/>
+            </w:r>
+            <w:r>
+              <w:rPr>
+                <w:rFonts w:ascii="Courier New" w:hAnsi="Courier New" w:eastAsia="Courier New"/>
+                <w:sz w:val="19"/>
+              </w:rPr>
+              <w:t>.track { display: flex; overflow-x: auto; scroll-snap-type: x mandatory; }</w:t>
+              <w:br/>
+            </w:r>
+            <w:r>
+              <w:rPr>
+                <w:rFonts w:ascii="Courier New" w:hAnsi="Courier New" w:eastAsia="Courier New"/>
+                <w:sz w:val="19"/>
+              </w:rPr>
+              <w:t>.slide { flex: 0 0 100%; scroll-snap-align: center; }</w:t>
+            </w:r>
+          </w:p>
+        </w:tc>
+      </w:tr>
+    </w:tbl>
+    <w:p>
+      <w:pPr>
+        <w:spacing w:after="40"/>
+      </w:pPr>
+    </w:p>
+    <w:p>
+      <w:r>
+        <w:rPr/>
+      </w:r>
+      <w:r>
+        <w:rPr>
+          <w:b/>
+        </w:rPr>
+        <w:t>Say it like this:</w:t>
+      </w:r>
+      <w:r>
+        <w:rPr/>
+        <w:t xml:space="preserve"> "Scroll snap for native swiping, real buttons for controls, and autoplay that users can always pause."</w:t>
       </w:r>
     </w:p>
     <w:p>
@@ -6369,11 +7432,11 @@
         <w:rPr>
           <w:b/>
         </w:rPr>
-        <w:t>Answer:</w:t>
-      </w:r>
-      <w:r>
-        <w:rPr/>
-        <w:t xml:space="preserve"> Build it as an iframe or a Web Component with Shadow DOM for style isolation. Resize through </w:t>
+        <w:t>Short answer:</w:t>
+      </w:r>
+      <w:r>
+        <w:rPr/>
+        <w:t xml:space="preserve"> An iframe or Web Component with Shadow DOM, </w:t>
       </w:r>
       <w:r>
         <w:rPr>
@@ -6385,7 +7448,64 @@
       </w:r>
       <w:r>
         <w:rPr/>
-        <w:t>, rate-limit votes, and stream results through SSE.</w:t>
+        <w:t xml:space="preserve"> for resizing, vote rate limiting and results via SSE.</w:t>
+      </w:r>
+    </w:p>
+    <w:p>
+      <w:r>
+        <w:rPr/>
+      </w:r>
+      <w:r>
+        <w:rPr>
+          <w:b/>
+        </w:rPr>
+        <w:t>Explanation:</w:t>
+      </w:r>
+      <w:r>
+        <w:rPr/>
+        <w:t xml:space="preserve"> Isolation protects both the host page and the widget; rate limits stop vote stuffing.</w:t>
+      </w:r>
+    </w:p>
+    <w:p>
+      <w:r>
+        <w:rPr/>
+      </w:r>
+      <w:r>
+        <w:rPr>
+          <w:b/>
+        </w:rPr>
+        <w:t>Example:</w:t>
+      </w:r>
+      <w:r>
+        <w:rPr/>
+        <w:t xml:space="preserve"> </w:t>
+      </w:r>
+      <w:r>
+        <w:rPr>
+          <w:rFonts w:ascii="Courier New" w:hAnsi="Courier New"/>
+          <w:color w:val="B42318"/>
+          <w:sz w:val="20"/>
+        </w:rPr>
+        <w:t>&lt;script src="https://polls.app/embed.js" data-poll="p_42"&gt;&lt;/script&gt;</w:t>
+      </w:r>
+      <w:r>
+        <w:rPr/>
+        <w:t xml:space="preserve"> mounts a Shadow DOM widget.</w:t>
+      </w:r>
+    </w:p>
+    <w:p>
+      <w:r>
+        <w:rPr/>
+      </w:r>
+      <w:r>
+        <w:rPr>
+          <w:b/>
+        </w:rPr>
+        <w:t>Say it like this:</w:t>
+      </w:r>
+      <w:r>
+        <w:rPr/>
+        <w:t xml:space="preserve"> "Isolation first, so the widget can't break host pages or be broken by them."</w:t>
       </w:r>
     </w:p>
     <w:p>
@@ -6429,11 +7549,114 @@
         <w:rPr>
           <w:b/>
         </w:rPr>
-        <w:t>Answer:</w:t>
-      </w:r>
-      <w:r>
-        <w:rPr/>
-        <w:t xml:space="preserve"> A JSON schema feeds a renderer registry, which maps field types to components. Validation is a Zod schema generated from the JSON schema. Add conditional logic (show field X if Y), versioned schemas and a live preview.</w:t>
+        <w:t>Short answer:</w:t>
+      </w:r>
+      <w:r>
+        <w:rPr/>
+        <w:t xml:space="preserve"> A JSON schema rendered through a field registry, with Zod validation generated from the schema, conditional logic, versioned schemas and a live preview.</w:t>
+      </w:r>
+    </w:p>
+    <w:p>
+      <w:r>
+        <w:rPr/>
+      </w:r>
+      <w:r>
+        <w:rPr>
+          <w:b/>
+        </w:rPr>
+        <w:t>Explanation:</w:t>
+      </w:r>
+      <w:r>
+        <w:rPr/>
+        <w:t xml:space="preserve"> Versioning ensures old submissions still render with the schema they were created with.</w:t>
+      </w:r>
+    </w:p>
+    <w:p>
+      <w:r>
+        <w:rPr/>
+      </w:r>
+      <w:r>
+        <w:rPr>
+          <w:b/>
+        </w:rPr>
+        <w:t>Example:</w:t>
+      </w:r>
+      <w:r>
+        <w:rPr/>
+      </w:r>
+    </w:p>
+    <w:tbl>
+      <w:tblPr>
+        <w:tblW w:type="auto" w:w="0"/>
+        <w:jc w:val="center"/>
+        <w:tblCellMar>
+          <w:top w:w="141" w:type="dxa"/>
+          <w:left w:w="141" w:type="dxa"/>
+          <w:bottom w:w="141" w:type="dxa"/>
+          <w:right w:w="141" w:type="dxa"/>
+        </w:tblCellMar>
+        <w:tblLook w:firstColumn="1" w:firstRow="1" w:lastColumn="0" w:lastRow="0" w:noHBand="0" w:noVBand="1" w:val="04A0"/>
+      </w:tblPr>
+      <w:tblGrid>
+        <w:gridCol w:w="9972"/>
+      </w:tblGrid>
+      <w:tr>
+        <w:tc>
+          <w:tcPr>
+            <w:tcW w:type="dxa" w:w="9972"/>
+            <w:shd w:val="clear" w:color="auto" w:fill="F3F4F6"/>
+          </w:tcPr>
+          <w:p>
+            <w:pPr>
+              <w:spacing w:after="0" w:line="240" w:lineRule="auto"/>
+            </w:pPr>
+            <w:r>
+              <w:rPr>
+                <w:rFonts w:ascii="Arial" w:hAnsi="Arial"/>
+                <w:b/>
+                <w:color w:val="6B7280"/>
+                <w:sz w:val="16"/>
+              </w:rPr>
+              <w:t>TS</w:t>
+              <w:br/>
+            </w:r>
+            <w:r>
+              <w:rPr>
+                <w:rFonts w:ascii="Courier New" w:hAnsi="Courier New" w:eastAsia="Courier New"/>
+                <w:sz w:val="19"/>
+              </w:rPr>
+              <w:t>const registry = { text: TextField, number: NumberField, select: SelectField };</w:t>
+              <w:br/>
+            </w:r>
+            <w:r>
+              <w:rPr>
+                <w:rFonts w:ascii="Courier New" w:hAnsi="Courier New" w:eastAsia="Courier New"/>
+                <w:sz w:val="19"/>
+              </w:rPr>
+              <w:t>schema.fields.map((f) =&gt; createElement(registry[f.type], { key: f.id, field: f }));</w:t>
+            </w:r>
+          </w:p>
+        </w:tc>
+      </w:tr>
+    </w:tbl>
+    <w:p>
+      <w:pPr>
+        <w:spacing w:after="40"/>
+      </w:pPr>
+    </w:p>
+    <w:p>
+      <w:r>
+        <w:rPr/>
+      </w:r>
+      <w:r>
+        <w:rPr>
+          <w:b/>
+        </w:rPr>
+        <w:t>Say it like this:</w:t>
+      </w:r>
+      <w:r>
+        <w:rPr/>
+        <w:t xml:space="preserve"> "The schema drives rendering and validation, which is exactly how configurable scorecards worked in BpoBox."</w:t>
       </w:r>
     </w:p>
     <w:p>
@@ -6477,11 +7700,92 @@
         <w:rPr>
           <w:b/>
         </w:rPr>
-        <w:t>Answer:</w:t>
-      </w:r>
-      <w:r>
-        <w:rPr/>
-        <w:t xml:space="preserve"> A virtualised grid (rows and columns). A cell dependency graph for formulas, recalculated in topological order. Computation in a Web Worker, plus copy and paste, and undo and redo with a command stack.</w:t>
+        <w:t>Short answer:</w:t>
+      </w:r>
+      <w:r>
+        <w:rPr/>
+        <w:t xml:space="preserve"> A virtualised grid, a dependency graph recalculated in topological order, computation in a worker, copy/paste and undo/redo.</w:t>
+      </w:r>
+    </w:p>
+    <w:p>
+      <w:r>
+        <w:rPr/>
+      </w:r>
+      <w:r>
+        <w:rPr>
+          <w:b/>
+        </w:rPr>
+        <w:t>Explanation:</w:t>
+      </w:r>
+      <w:r>
+        <w:rPr/>
+        <w:t xml:space="preserve"> Only dependents of a changed cell are recalculated; cycles show </w:t>
+      </w:r>
+      <w:r>
+        <w:rPr>
+          <w:rFonts w:ascii="Courier New" w:hAnsi="Courier New"/>
+          <w:color w:val="B42318"/>
+          <w:sz w:val="20"/>
+        </w:rPr>
+        <w:t>#CYCLE</w:t>
+      </w:r>
+      <w:r>
+        <w:rPr/>
+        <w:t>.</w:t>
+      </w:r>
+    </w:p>
+    <w:p>
+      <w:r>
+        <w:rPr/>
+      </w:r>
+      <w:r>
+        <w:rPr>
+          <w:b/>
+        </w:rPr>
+        <w:t>Example:</w:t>
+      </w:r>
+      <w:r>
+        <w:rPr/>
+        <w:t xml:space="preserve"> Changing A1 recalculates B1 (</w:t>
+      </w:r>
+      <w:r>
+        <w:rPr>
+          <w:rFonts w:ascii="Courier New" w:hAnsi="Courier New"/>
+          <w:color w:val="B42318"/>
+          <w:sz w:val="20"/>
+        </w:rPr>
+        <w:t>=A1*2</w:t>
+      </w:r>
+      <w:r>
+        <w:rPr/>
+        <w:t>) and C1 (</w:t>
+      </w:r>
+      <w:r>
+        <w:rPr>
+          <w:rFonts w:ascii="Courier New" w:hAnsi="Courier New"/>
+          <w:color w:val="B42318"/>
+          <w:sz w:val="20"/>
+        </w:rPr>
+        <w:t>=B1+1</w:t>
+      </w:r>
+      <w:r>
+        <w:rPr/>
+        <w:t>) in that order.</w:t>
+      </w:r>
+    </w:p>
+    <w:p>
+      <w:r>
+        <w:rPr/>
+      </w:r>
+      <w:r>
+        <w:rPr>
+          <w:b/>
+        </w:rPr>
+        <w:t>Say it like this:</w:t>
+      </w:r>
+      <w:r>
+        <w:rPr/>
+        <w:t xml:space="preserve"> "A dependency graph keeps recalculation minimal, and virtualisation keeps rendering fast."</w:t>
       </w:r>
     </w:p>
     <w:p>
@@ -6525,11 +7829,68 @@
         <w:rPr>
           <w:b/>
         </w:rPr>
-        <w:t>Answer:</w:t>
-      </w:r>
-      <w:r>
-        <w:rPr/>
-        <w:t xml:space="preserve"> SSR or ISR for SEO, an optimised image gallery, the selected variant in the URL, optimistic cart updates, and fresh inventory data fetched on the client.</w:t>
+        <w:t>Short answer:</w:t>
+      </w:r>
+      <w:r>
+        <w:rPr/>
+        <w:t xml:space="preserve"> SSR or ISR for SEO, optimised gallery images, variant selection in the URL, optimistic cart updates and fresh inventory on the client.</w:t>
+      </w:r>
+    </w:p>
+    <w:p>
+      <w:r>
+        <w:rPr/>
+      </w:r>
+      <w:r>
+        <w:rPr>
+          <w:b/>
+        </w:rPr>
+        <w:t>Explanation:</w:t>
+      </w:r>
+      <w:r>
+        <w:rPr/>
+        <w:t xml:space="preserve"> Static parts cache well; price and stock must be fresh.</w:t>
+      </w:r>
+    </w:p>
+    <w:p>
+      <w:r>
+        <w:rPr/>
+      </w:r>
+      <w:r>
+        <w:rPr>
+          <w:b/>
+        </w:rPr>
+        <w:t>Example:</w:t>
+      </w:r>
+      <w:r>
+        <w:rPr/>
+        <w:t xml:space="preserve"> </w:t>
+      </w:r>
+      <w:r>
+        <w:rPr>
+          <w:rFonts w:ascii="Courier New" w:hAnsi="Courier New"/>
+          <w:color w:val="B42318"/>
+          <w:sz w:val="20"/>
+        </w:rPr>
+        <w:t>/products/shoe?color=red&amp;size=9</w:t>
+      </w:r>
+      <w:r>
+        <w:rPr/>
+        <w:t xml:space="preserve"> renders statically, with stock fetched client-side.</w:t>
+      </w:r>
+    </w:p>
+    <w:p>
+      <w:r>
+        <w:rPr/>
+      </w:r>
+      <w:r>
+        <w:rPr>
+          <w:b/>
+        </w:rPr>
+        <w:t>Say it like this:</w:t>
+      </w:r>
+      <w:r>
+        <w:rPr/>
+        <w:t xml:space="preserve"> "Cache what's static for SEO and speed, fetch what changes, and keep variant state shareable in the URL."</w:t>
       </w:r>
     </w:p>
     <w:p>
@@ -6573,11 +7934,56 @@
         <w:rPr>
           <w:b/>
         </w:rPr>
-        <w:t>Answer:</w:t>
-      </w:r>
-      <w:r>
-        <w:rPr/>
-        <w:t xml:space="preserve"> Month, week and day views, time zones, recurring events (RRULE), drag to reschedule, and a layout algorithm for overlapping events (columns per overlap group).</w:t>
+        <w:t>Short answer:</w:t>
+      </w:r>
+      <w:r>
+        <w:rPr/>
+        <w:t xml:space="preserve"> Month, week and day views, time-zone-aware rendering, recurring events with RRULE, drag to reschedule, and an overlap layout algorithm.</w:t>
+      </w:r>
+    </w:p>
+    <w:p>
+      <w:r>
+        <w:rPr/>
+      </w:r>
+      <w:r>
+        <w:rPr>
+          <w:b/>
+        </w:rPr>
+        <w:t>Explanation:</w:t>
+      </w:r>
+      <w:r>
+        <w:rPr/>
+        <w:t xml:space="preserve"> Overlapping events are grouped and split into columns.</w:t>
+      </w:r>
+    </w:p>
+    <w:p>
+      <w:r>
+        <w:rPr/>
+      </w:r>
+      <w:r>
+        <w:rPr>
+          <w:b/>
+        </w:rPr>
+        <w:t>Example:</w:t>
+      </w:r>
+      <w:r>
+        <w:rPr/>
+        <w:t xml:space="preserve"> Three overlapping meetings each get one third of the day column's width.</w:t>
+      </w:r>
+    </w:p>
+    <w:p>
+      <w:r>
+        <w:rPr/>
+      </w:r>
+      <w:r>
+        <w:rPr>
+          <w:b/>
+        </w:rPr>
+        <w:t>Say it like this:</w:t>
+      </w:r>
+      <w:r>
+        <w:rPr/>
+        <w:t xml:space="preserve"> "Time zones and overlaps are the hard parts, so I store UTC with RRULEs and lay out overlaps in columns."</w:t>
       </w:r>
     </w:p>
     <w:p>
@@ -6621,11 +8027,68 @@
         <w:rPr>
           <w:b/>
         </w:rPr>
-        <w:t>Answer:</w:t>
-      </w:r>
-      <w:r>
-        <w:rPr/>
-        <w:t xml:space="preserve"> Each widget fetches its own data and has its own error boundary. Lazy-load widgets below the fold, keep shared filters in the URL, and persist the layout per user.</w:t>
+        <w:t>Short answer:</w:t>
+      </w:r>
+      <w:r>
+        <w:rPr/>
+        <w:t xml:space="preserve"> Independent data fetching and error boundaries per widget, lazy-loading below the fold, shared filters in the URL, and saved layouts.</w:t>
+      </w:r>
+    </w:p>
+    <w:p>
+      <w:r>
+        <w:rPr/>
+      </w:r>
+      <w:r>
+        <w:rPr>
+          <w:b/>
+        </w:rPr>
+        <w:t>Explanation:</w:t>
+      </w:r>
+      <w:r>
+        <w:rPr/>
+        <w:t xml:space="preserve"> One slow or failing widget never blocks the others.</w:t>
+      </w:r>
+    </w:p>
+    <w:p>
+      <w:r>
+        <w:rPr/>
+      </w:r>
+      <w:r>
+        <w:rPr>
+          <w:b/>
+        </w:rPr>
+        <w:t>Example:</w:t>
+      </w:r>
+      <w:r>
+        <w:rPr/>
+        <w:t xml:space="preserve"> Each widget is </w:t>
+      </w:r>
+      <w:r>
+        <w:rPr>
+          <w:rFonts w:ascii="Courier New" w:hAnsi="Courier New"/>
+          <w:color w:val="B42318"/>
+          <w:sz w:val="20"/>
+        </w:rPr>
+        <w:t>&lt;Suspense&gt;&lt;ErrorBoundary&gt;&lt;Widget /&gt;&lt;/ErrorBoundary&gt;&lt;/Suspense&gt;</w:t>
+      </w:r>
+      <w:r>
+        <w:rPr/>
+        <w:t xml:space="preserve"> with its own query.</w:t>
+      </w:r>
+    </w:p>
+    <w:p>
+      <w:r>
+        <w:rPr/>
+      </w:r>
+      <w:r>
+        <w:rPr>
+          <w:b/>
+        </w:rPr>
+        <w:t>Say it like this:</w:t>
+      </w:r>
+      <w:r>
+        <w:rPr/>
+        <w:t xml:space="preserve"> "Every widget loads and fails independently, so the dashboard degrades gracefully."</w:t>
       </w:r>
     </w:p>
     <w:p>
@@ -6681,11 +8144,11 @@
         <w:rPr>
           <w:b/>
         </w:rPr>
-        <w:t>Answer:</w:t>
-      </w:r>
-      <w:r>
-        <w:rPr/>
-        <w:t xml:space="preserve"> Use Design 5, and add the interpreter scheduling and matching flow, language selection, a waiting room with an estimated wait, a post-call summary, and admin monitoring of live sessions.</w:t>
+        <w:t>Short answer:</w:t>
+      </w:r>
+      <w:r>
+        <w:rPr/>
+        <w:t xml:space="preserve"> Use Design 5, adding scheduling and interpreter matching, language selection, a waiting room with estimated wait, a post-call summary and admin monitoring.</w:t>
       </w:r>
     </w:p>
     <w:p>
@@ -6696,11 +8159,91 @@
         <w:rPr>
           <w:b/>
         </w:rPr>
+        <w:t>Explanation:</w:t>
+      </w:r>
+      <w:r>
+        <w:rPr/>
+        <w:t xml:space="preserve"> Highlight decisions you made in reality (Redux for session state, LiveKit, PWA) and one improvement, such as XState for the call lifecycle or a BFF for tokens.</w:t>
+      </w:r>
+    </w:p>
+    <w:p>
+      <w:r>
+        <w:rPr/>
+      </w:r>
+      <w:r>
+        <w:rPr>
+          <w:b/>
+        </w:rPr>
+        <w:t>Example:</w:t>
+      </w:r>
+      <w:r>
+        <w:rPr/>
+      </w:r>
+    </w:p>
+    <w:tbl>
+      <w:tblPr>
+        <w:tblW w:type="auto" w:w="0"/>
+        <w:jc w:val="center"/>
+        <w:tblCellMar>
+          <w:top w:w="141" w:type="dxa"/>
+          <w:left w:w="141" w:type="dxa"/>
+          <w:bottom w:w="141" w:type="dxa"/>
+          <w:right w:w="141" w:type="dxa"/>
+        </w:tblCellMar>
+        <w:tblLook w:firstColumn="1" w:firstRow="1" w:lastColumn="0" w:lastRow="0" w:noHBand="0" w:noVBand="1" w:val="04A0"/>
+      </w:tblPr>
+      <w:tblGrid>
+        <w:gridCol w:w="9972"/>
+      </w:tblGrid>
+      <w:tr>
+        <w:tc>
+          <w:tcPr>
+            <w:tcW w:type="dxa" w:w="9972"/>
+            <w:shd w:val="clear" w:color="auto" w:fill="F3F4F6"/>
+          </w:tcPr>
+          <w:p>
+            <w:pPr>
+              <w:spacing w:after="0" w:line="240" w:lineRule="auto"/>
+            </w:pPr>
+            <w:r>
+              <w:rPr>
+                <w:rFonts w:ascii="Arial" w:hAnsi="Arial"/>
+                <w:b/>
+                <w:color w:val="6B7280"/>
+                <w:sz w:val="16"/>
+              </w:rPr>
+              <w:t>TEXT</w:t>
+              <w:br/>
+            </w:r>
+            <w:r>
+              <w:rPr>
+                <w:rFonts w:ascii="Courier New" w:hAnsi="Courier New" w:eastAsia="Courier New"/>
+                <w:sz w:val="19"/>
+              </w:rPr>
+              <w:t>Request (language, urgency) → match interpreter → waiting room → pre-join → call → summary → admin live monitor</w:t>
+            </w:r>
+          </w:p>
+        </w:tc>
+      </w:tr>
+    </w:tbl>
+    <w:p>
+      <w:pPr>
+        <w:spacing w:after="40"/>
+      </w:pPr>
+    </w:p>
+    <w:p>
+      <w:r>
+        <w:rPr/>
+      </w:r>
+      <w:r>
+        <w:rPr>
+          <w:b/>
+        </w:rPr>
         <w:t>Say it like this:</w:t>
       </w:r>
       <w:r>
         <w:rPr/>
-        <w:t xml:space="preserve"> "I'll design it the way we built it, and point out what I'd change." Then highlight real decisions (Redux for session state, LiveKit, the PWA) and one improvement, such as a formal state machine for the call lifecycle or a BFF for token handling.</w:t>
+        <w:t xml:space="preserve"> "I'll design it the way we built it and point out what I'd change, like formalising the call lifecycle and moving tokens behind a BFF."</w:t>
       </w:r>
     </w:p>
     <w:p>
@@ -6744,11 +8287,114 @@
         <w:rPr>
           <w:b/>
         </w:rPr>
+        <w:t>Short answer:</w:t>
+      </w:r>
+      <w:r>
+        <w:rPr/>
+        <w:t xml:space="preserve"> SFU nodes on EC2 with host networking and a UDP range, Redis routing, a load balancer for WSS, TURN/TLS on 443, autoscaling, Prometheus and Grafana, Dockerised CI deploys draining rooms.</w:t>
+      </w:r>
+    </w:p>
+    <w:p>
+      <w:r>
+        <w:rPr/>
+      </w:r>
+      <w:r>
+        <w:rPr>
+          <w:b/>
+        </w:rPr>
+        <w:t>Explanation:</w:t>
+      </w:r>
+      <w:r>
+        <w:rPr/>
+        <w:t xml:space="preserve"> Compare the cost model to the managed service and state that 40% savings and 10x scale were projections to validate with load tests.</w:t>
+      </w:r>
+    </w:p>
+    <w:p>
+      <w:r>
+        <w:rPr/>
+      </w:r>
+      <w:r>
+        <w:rPr>
+          <w:b/>
+        </w:rPr>
+        <w:t>Example:</w:t>
+      </w:r>
+      <w:r>
+        <w:rPr/>
+      </w:r>
+    </w:p>
+    <w:tbl>
+      <w:tblPr>
+        <w:tblW w:type="auto" w:w="0"/>
+        <w:jc w:val="center"/>
+        <w:tblCellMar>
+          <w:top w:w="141" w:type="dxa"/>
+          <w:left w:w="141" w:type="dxa"/>
+          <w:bottom w:w="141" w:type="dxa"/>
+          <w:right w:w="141" w:type="dxa"/>
+        </w:tblCellMar>
+        <w:tblLook w:firstColumn="1" w:firstRow="1" w:lastColumn="0" w:lastRow="0" w:noHBand="0" w:noVBand="1" w:val="04A0"/>
+      </w:tblPr>
+      <w:tblGrid>
+        <w:gridCol w:w="9972"/>
+      </w:tblGrid>
+      <w:tr>
+        <w:tc>
+          <w:tcPr>
+            <w:tcW w:type="dxa" w:w="9972"/>
+            <w:shd w:val="clear" w:color="auto" w:fill="F3F4F6"/>
+          </w:tcPr>
+          <w:p>
+            <w:pPr>
+              <w:spacing w:after="0" w:line="240" w:lineRule="auto"/>
+            </w:pPr>
+            <w:r>
+              <w:rPr>
+                <w:rFonts w:ascii="Arial" w:hAnsi="Arial"/>
+                <w:b/>
+                <w:color w:val="6B7280"/>
+                <w:sz w:val="16"/>
+              </w:rPr>
+              <w:t>TEXT</w:t>
+              <w:br/>
+            </w:r>
+            <w:r>
+              <w:rPr>
+                <w:rFonts w:ascii="Courier New" w:hAnsi="Courier New" w:eastAsia="Courier New"/>
+                <w:sz w:val="19"/>
+              </w:rPr>
+              <w:t>Clients ─WSS─► LB ─► SFU nodes (EC2, UDP 50000-60000) ◄─► Redis (room routing)</w:t>
+              <w:br/>
+            </w:r>
+            <w:r>
+              <w:rPr>
+                <w:rFonts w:ascii="Courier New" w:hAnsi="Courier New" w:eastAsia="Courier New"/>
+                <w:sz w:val="19"/>
+              </w:rPr>
+              <w:t xml:space="preserve">       └─TURN/TLS 443─► TURN servers          Prometheus → Grafana alerts</w:t>
+            </w:r>
+          </w:p>
+        </w:tc>
+      </w:tr>
+    </w:tbl>
+    <w:p>
+      <w:pPr>
+        <w:spacing w:after="40"/>
+      </w:pPr>
+    </w:p>
+    <w:p>
+      <w:r>
+        <w:rPr/>
+      </w:r>
+      <w:r>
+        <w:rPr>
+          <w:b/>
+        </w:rPr>
         <w:t>Say it like this:</w:t>
       </w:r>
       <w:r>
         <w:rPr/>
-        <w:t xml:space="preserve"> "SFU nodes on EC2 with host networking and an open UDP port range. Redis routes rooms across nodes. A load balancer handles WSS signalling, with TURN over TLS on port 443 for restrictive networks. Autoscaling is based on CPU and participant count. Prometheus metrics feed Grafana dashboards and alerts. Docker images are built in CI, and rolling deploys drain rooms before replacing a node. I compared this cost model with the managed service. The 40% savings and 10x scale were projections, and I'd validate them with load tests."</w:t>
+        <w:t xml:space="preserve"> "Horizontally scalable SFUs with Redis routing, TURN for hospital networks, and monitoring from day one; the savings and scale figures are projections I'd prove with load tests."</w:t>
       </w:r>
     </w:p>
     <w:p>
@@ -6792,11 +8438,106 @@
         <w:rPr>
           <w:b/>
         </w:rPr>
+        <w:t>Short answer:</w:t>
+      </w:r>
+      <w:r>
+        <w:rPr/>
+        <w:t xml:space="preserve"> Twilio webhook → queue → Celery transcription and chunking → LLM scoring with a rubric and structured output → validation → persistence with evidence timestamps → UI notification → reviewer UI with evidence and overrides.</w:t>
+      </w:r>
+    </w:p>
+    <w:p>
+      <w:r>
+        <w:rPr/>
+      </w:r>
+      <w:r>
+        <w:rPr>
+          <w:b/>
+        </w:rPr>
+        <w:t>Explanation:</w:t>
+      </w:r>
+      <w:r>
+        <w:rPr/>
+        <w:t xml:space="preserve"> Track throughput, latency, cost per call and agreement with human QA; overrides feed prompt improvements.</w:t>
+      </w:r>
+    </w:p>
+    <w:p>
+      <w:r>
+        <w:rPr/>
+      </w:r>
+      <w:r>
+        <w:rPr>
+          <w:b/>
+        </w:rPr>
+        <w:t>Example:</w:t>
+      </w:r>
+      <w:r>
+        <w:rPr/>
+      </w:r>
+    </w:p>
+    <w:tbl>
+      <w:tblPr>
+        <w:tblW w:type="auto" w:w="0"/>
+        <w:jc w:val="center"/>
+        <w:tblCellMar>
+          <w:top w:w="141" w:type="dxa"/>
+          <w:left w:w="141" w:type="dxa"/>
+          <w:bottom w:w="141" w:type="dxa"/>
+          <w:right w:w="141" w:type="dxa"/>
+        </w:tblCellMar>
+        <w:tblLook w:firstColumn="1" w:firstRow="1" w:lastColumn="0" w:lastRow="0" w:noHBand="0" w:noVBand="1" w:val="04A0"/>
+      </w:tblPr>
+      <w:tblGrid>
+        <w:gridCol w:w="9972"/>
+      </w:tblGrid>
+      <w:tr>
+        <w:tc>
+          <w:tcPr>
+            <w:tcW w:type="dxa" w:w="9972"/>
+            <w:shd w:val="clear" w:color="auto" w:fill="F3F4F6"/>
+          </w:tcPr>
+          <w:p>
+            <w:pPr>
+              <w:spacing w:after="0" w:line="240" w:lineRule="auto"/>
+            </w:pPr>
+            <w:r>
+              <w:rPr>
+                <w:rFonts w:ascii="Arial" w:hAnsi="Arial"/>
+                <w:b/>
+                <w:color w:val="6B7280"/>
+                <w:sz w:val="16"/>
+              </w:rPr>
+              <w:t>TEXT</w:t>
+              <w:br/>
+            </w:r>
+            <w:r>
+              <w:rPr>
+                <w:rFonts w:ascii="Courier New" w:hAnsi="Courier New" w:eastAsia="Courier New"/>
+                <w:sz w:val="19"/>
+              </w:rPr>
+              <w:t>Twilio → webhook → queue → transcribe → chunk → LLM (rubric, JSON) → Zod/Pydantic validate → DB → SSE → reviewer UI</w:t>
+            </w:r>
+          </w:p>
+        </w:tc>
+      </w:tr>
+    </w:tbl>
+    <w:p>
+      <w:pPr>
+        <w:spacing w:after="40"/>
+      </w:pPr>
+    </w:p>
+    <w:p>
+      <w:r>
+        <w:rPr/>
+      </w:r>
+      <w:r>
+        <w:rPr>
+          <w:b/>
+        </w:rPr>
         <w:t>Say it like this:</w:t>
       </w:r>
       <w:r>
         <w:rPr/>
-        <w:t xml:space="preserve"> "A Twilio recording webhook puts a job on a queue. A Celery worker transcribes the call, splits it into chunks, and scores it with an LLM against a rubric, using structured output. The output is validated with a schema, and the scores are saved with evidence timestamps. The UI is notified through SSE or polling. In the reviewer UI, clicking a score jumps to the evidence in the transcript and audio, and reviewer overrides are stored to evaluate the model. We tracked throughput, latency, cost per call and agreement with human QA."</w:t>
+        <w:t xml:space="preserve"> "A deterministic pipeline with validated structured output, where every AI finding links to evidence a reviewer can check and override."</w:t>
       </w:r>
     </w:p>
     <w:p>
@@ -6840,11 +8581,56 @@
         <w:rPr>
           <w:b/>
         </w:rPr>
+        <w:t>Short answer:</w:t>
+      </w:r>
+      <w:r>
+        <w:rPr/>
+        <w:t xml:space="preserve"> Use Design 7 in a monorepo (or versioned package), with a token set per product, migrating the most duplicated components first, protected by visual regression tests.</w:t>
+      </w:r>
+    </w:p>
+    <w:p>
+      <w:r>
+        <w:rPr/>
+      </w:r>
+      <w:r>
+        <w:rPr>
+          <w:b/>
+        </w:rPr>
+        <w:t>Explanation:</w:t>
+      </w:r>
+      <w:r>
+        <w:rPr/>
+        <w:t xml:space="preserve"> Incremental migration avoids a risky rewrite and shows value early.</w:t>
+      </w:r>
+    </w:p>
+    <w:p>
+      <w:r>
+        <w:rPr/>
+      </w:r>
+      <w:r>
+        <w:rPr>
+          <w:b/>
+        </w:rPr>
+        <w:t>Example:</w:t>
+      </w:r>
+      <w:r>
+        <w:rPr/>
+        <w:t xml:space="preserve"> Migrate Button, Dialog and Table first, then forms; each step behind visual regression checks in both apps.</w:t>
+      </w:r>
+    </w:p>
+    <w:p>
+      <w:r>
+        <w:rPr/>
+      </w:r>
+      <w:r>
+        <w:rPr>
+          <w:b/>
+        </w:rPr>
         <w:t>Say it like this:</w:t>
       </w:r>
       <w:r>
         <w:rPr/>
-        <w:t xml:space="preserve"> "Use Design 7. I'd set up a monorepo, or a versioned package if the repos must stay separate, with a token set per product. I'd migrate component by component, starting with the most duplicated ones like Button, Dialog and Table, and use visual regression tests so the migration doesn't break either product."</w:t>
+        <w:t xml:space="preserve"> "Start with the components duplicated most, share tokens per product, and let visual tests guarantee neither app breaks."</w:t>
       </w:r>
     </w:p>
     <w:sectPr>
